--- a/Alves ER et al JMV 2026.docx
+++ b/Alves ER et al JMV 2026.docx
@@ -215,7 +215,7 @@
         <w:pStyle w:val="Corr"/>
       </w:pPr>
       <w:r>
-        <w:t xml:space="preserve">Word counts: abstract, 197; main text, 6,274. References: 70. Figures: 8 main and 7 supplementary. Tables: none.</w:t>
+        <w:t xml:space="preserve">Word counts: abstract, 182; main text, 6,792. References: 70. Figures: 8 main and 7 supplementary. Tables: none.</w:t>
       </w:r>
     </w:p>
     <w:p>
@@ -240,7 +240,7 @@
         <w:t xml:space="preserve">Aedes</w:t>
       </w:r>
       <w:r>
-        <w:t xml:space="preserve"> vectors and climatic determinants, yet their epidemiological trajectories in Brazil differ markedly. We compared their spatial, temporal, demographic, and climatic profiles in a nationwide ecological study of notified cases in the 27 federative units (January 2016 to September 2026), combined with population and station-based climate data. Dengue carried the highest burden and peaked in 2024 (6.56 million cases; 3,088 per 100,000); only dengue showed significant global spatial autocorrelation (Moran’s I = 0.516; p = 0.001), with high–high clusters in the Central-West, Southeast, and Paraná. Increasing trends were significant for dengue in two southern states and for chikungunya in three states of the Central-West and Southeast, and Zika declined in six states; none remained significant after false discovery rate correction. In pooled negative binomial models, temperature was positively associated with dengue (incidence rate ratio [IRR] 1.10 per °C; 95% CI 1.02–1.19) and Zika (1.09; 1.01–1.18) but not significantly with chikungunya (1.05; 0.99–1.12), and rainfall was positively associated with all three. State-level correlations with temperature were strongest at a two-month lag and differed in sign between regions. These patterns support regionalized, climate-informed surveillance based on population-adjusted burden.</w:t>
+        <w:t xml:space="preserve"> vectors and climatic determinants, yet their epidemiological trajectories in Brazil differ markedly. We compared their spatial, temporal, and climatic profiles in a nationwide ecological study of confirmed and probable cases (discarded notifications excluded) in the 27 federative units, from January 2016 to September 2026, with population and station-based climate data; 2026 is a partial year (January–September), annualized in the annual analyses. Dengue carried the highest burden and peaked in 2024 (6.56 million cases; 3,088 per 100,000). Global spatial autocorrelation was significant for dengue (Moran’s I = 0.516) and, more weakly, chikungunya (0.231), but not Zika. Dengue increased in two southern states and chikungunya in three states of the Central-West and Southeast (one robust to multiple testing), and Zika declined in 13 states. In pooled negative binomial models, temperature was positively associated with dengue (incidence rate ratio [IRR] 1.11 per °C; 95% CI 1.03–1.19) and Zika (1.11; 1.00–1.22) but not chikungunya, and the dengue association was concentrated at a two-month lag. These patterns support regionalized, climate-informed surveillance based on population-adjusted burden.</w:t>
       </w:r>
     </w:p>
     <w:p>
@@ -561,7 +561,7 @@
         <w:pStyle w:val="Body"/>
       </w:pPr>
       <w:r>
-        <w:t xml:space="preserve">This study therefore aimed to retrospectively characterize and compare the epidemiological, spatiotemporal, and climatic profiles of DENV, CHIKV, and ZIKV in Brazil from January 2016 to September 2026, combined with meteorological and geographical data. By applying the same analytical pipeline to the three arboviruses in parallel, we also aimed to provide directly comparable descriptions of their dynamics to inform regionalized and climate-sensitive surveillance in Brazil.</w:t>
+        <w:t xml:space="preserve">This study therefore aimed to retrospectively characterize and compare the epidemiological, spatiotemporal, and climatic profiles of DENV, CHIKV, and ZIKV in Brazil from January 2016 to September 2026 (2026 being a partial year, January–September), combined with meteorological and geographical data. By applying the same analytical pipeline to the three arboviruses in parallel, we also aimed to provide directly comparable descriptions of their dynamics to inform regionalized and climate-sensitive surveillance in Brazil.</w:t>
       </w:r>
     </w:p>
     <w:p>
@@ -603,12 +603,16 @@
         <w:t xml:space="preserve">th</w:t>
       </w:r>
       <w:r>
-        <w:t xml:space="preserve">, 2026 (129 months; </w:t>
+        <w:t xml:space="preserve">, 2026 (129 months). </w:t>
       </w:r>
       <w:commentRangeStart w:id="47"/>
-      <w:r>
-        <w:t xml:space="preserve">2026 covers January to September</w:t>
-      </w:r>
+      <w:commentRangeStart w:id="51"/>
+      <w:commentRangeStart w:id="69"/>
+      <w:r>
+        <w:t xml:space="preserve">2026 is a partial year: it covers January to September only (notifications dated up to September 30, 2026), and its annual values are annualized (Section 2.5)</w:t>
+      </w:r>
+      <w:commentRangeEnd w:id="51"/>
+      <w:commentRangeEnd w:id="69"/>
       <w:commentRangeEnd w:id="47"/>
       <w:r>
         <w:rPr>
@@ -617,7 +621,19 @@
         <w:commentReference w:id="47"/>
       </w:r>
       <w:r>
-        <w:t xml:space="preserve">, the period available in the SINAN release of October 6, 2026). We selected 2016 as the starting point as Zika became a nationally notifiable disease in February 2016 </w:t>
+        <w:rPr>
+          <w:rStyle w:val="Refdecomentrio"/>
+        </w:rPr>
+        <w:commentReference w:id="51"/>
+      </w:r>
+      <w:r>
+        <w:rPr>
+          <w:rStyle w:val="Refdecomentrio"/>
+        </w:rPr>
+        <w:commentReference w:id="69"/>
+      </w:r>
+      <w:r>
+        <w:t xml:space="preserve">. We selected 2016 as the starting point as Zika became a nationally notifiable disease in February 2016 </w:t>
       </w:r>
       <w:r>
         <w:rPr>
@@ -651,7 +667,7 @@
         <w:pStyle w:val="Body"/>
       </w:pPr>
       <w:r>
-        <w:t xml:space="preserve">Notified cases of dengue, chikungunya, and Zika were obtained from the open SINAN microdata published by the Brazilian Ministry of Health through OpenDataSUS (files DENGBR, CHIKBR, and ZIKABR for 2016–2026; the 2026 files are the release of October 6, 2026) </w:t>
+        <w:t xml:space="preserve">Notified cases of dengue, chikungunya, and Zika were obtained from the open SINAN microdata published by the Brazilian Ministry of Health through OpenDataSUS (files DENGBR, CHIKBR, and ZIKABR for 2016–2026), downloaded on October 22, 2026; the 2026 files are the release of October 20, 2026, and only notifications dated up to September 30, 2026 were kept, so that 2026 is a partial year (January–September) whose annual values are annualized </w:t>
       </w:r>
       <w:r>
         <w:rPr>
@@ -691,14 +707,18 @@
         <w:t xml:space="preserve">39</w:t>
       </w:r>
       <w:r>
-        <w:t xml:space="preserve">. The case definition follows the original series and differs by disease. </w:t>
+        <w:t xml:space="preserve">. </w:t>
       </w:r>
       <w:commentRangeStart w:id="18"/>
       <w:commentRangeStart w:id="38"/>
-      <w:r>
-        <w:t xml:space="preserve">Dengue counts probable cases, that is, all notifications except those classified as discarded.</w:t>
+      <w:commentRangeStart w:id="50"/>
+      <w:commentRangeStart w:id="65"/>
+      <w:r>
+        <w:t xml:space="preserve">For the three diseases, a case was any notification that was not classified as discarded, that is, confirmed and probable cases (inconclusive and under-investigation notifications were kept as probable).</w:t>
       </w:r>
       <w:commentRangeEnd w:id="38"/>
+      <w:commentRangeEnd w:id="50"/>
+      <w:commentRangeEnd w:id="65"/>
       <w:commentRangeEnd w:id="18"/>
       <w:r>
         <w:rPr>
@@ -711,16 +731,32 @@
           <w:rStyle w:val="Refdecomentrio"/>
         </w:rPr>
         <w:commentReference w:id="38"/>
+      </w:r>
+      <w:r>
+        <w:rPr>
+          <w:rStyle w:val="Refdecomentrio"/>
+        </w:rPr>
+        <w:commentReference w:id="50"/>
+      </w:r>
+      <w:r>
+        <w:rPr>
+          <w:rStyle w:val="Refdecomentrio"/>
+        </w:rPr>
+        <w:commentReference w:id="65"/>
       </w:r>
       <w:r>
         <w:t xml:space="preserve"> </w:t>
       </w:r>
       <w:commentRangeStart w:id="19"/>
       <w:commentRangeStart w:id="39"/>
-      <w:r>
-        <w:t xml:space="preserve">Chikungunya and Zika count all notifications, including discarded, inconclusive, and under-investigation records</w:t>
+      <w:commentRangeStart w:id="49"/>
+      <w:commentRangeStart w:id="66"/>
+      <w:r>
+        <w:t xml:space="preserve">Notifications classified as discarded were excluded: 3,002,212 of 19,804,831 dengue notifications (15.2%), 846,972 of 2,446,756 chikungunya notifications (34.6%), and 263,816 of 559,455 Zika notifications (47.2%)</w:t>
       </w:r>
       <w:commentRangeEnd w:id="39"/>
+      <w:commentRangeEnd w:id="49"/>
+      <w:commentRangeEnd w:id="66"/>
       <w:commentRangeEnd w:id="19"/>
       <w:r>
         <w:rPr>
@@ -735,7 +771,19 @@
         <w:commentReference w:id="39"/>
       </w:r>
       <w:r>
-        <w:t xml:space="preserve">: in the clinical tables, discarded records were 700,721 of 1,994,043 chikungunya notifications (35.1%; 2017–2025) and 252,266 of 545,864 Zika notifications (46.2%; 2016–2025). Cases were assigned to the FU of notification, to the year of the SINAN annual file, and to the month of the notification date, not to the FU of residence, and notifications without a valid FU or notification month were not counted </w:t>
+        <w:rPr>
+          <w:rStyle w:val="Refdecomentrio"/>
+        </w:rPr>
+        <w:commentReference w:id="49"/>
+      </w:r>
+      <w:r>
+        <w:rPr>
+          <w:rStyle w:val="Refdecomentrio"/>
+        </w:rPr>
+        <w:commentReference w:id="66"/>
+      </w:r>
+      <w:r>
+        <w:t xml:space="preserve">. The classification code of discarded notifications is 5 for dengue, 5 for chikungunya (2 in the form used in early 2016), and 2 for Zika, and the dengue files for 2022–2026 contain no discarded notifications. Cases were assigned to the FU of notification, to the year of the SINAN annual file, and to the month of the notification date, not to the FU of residence, and notifications without a valid FU or notification month were not counted </w:t>
       </w:r>
       <w:r>
         <w:rPr>
@@ -744,7 +792,7 @@
         <w:t xml:space="preserve">39</w:t>
       </w:r>
       <w:r>
-        <w:t xml:space="preserve">. The national SINAN files contain no chikungunya or Zika notification for Espírito Santo in 2021, so that state-year is missing, not zero. Notifications with missing values for other attributes such as sex, age, serotype, or laboratory results were used only for incidence and trend analyses (which is consistent with the BMoH reporting practice). In the descriptive analyses of proportions, records with ignored or blank values were excluded from numerators and denominators, and the number excluded is given in each figure legend. </w:t>
+        <w:t xml:space="preserve">. The national SINAN files contain no chikungunya and Zika notification for Espírito Santo in 2021, so these state-years are missing, not zero. Notifications with missing values for other attributes such as sex, age, serotype, or laboratory results were used only for incidence and trend analyses (which is consistent with the BMoH reporting practice). In the descriptive analyses of proportions, records with ignored or blank values were excluded from numerators and denominators, and the number excluded is given in each figure legend. </w:t>
       </w:r>
       <w:commentRangeStart w:id="20"/>
       <w:commentRangeStart w:id="40"/>
@@ -809,7 +857,7 @@
         <w:t xml:space="preserve">42</w:t>
       </w:r>
       <w:r>
-        <w:t xml:space="preserve">. For each station and month, mean air temperature (°C) was computed from the hourly readings and accumulated rainfall (mm) as the sum of the hourly values, keeping only station-months with at least 240 valid hourly temperature readings or at least 360 valid hourly rainfall readings, respectively. Sentinel values (−9999) and temperatures outside −50 to 60 °C were set to missing. The value for each FU and month is the unweighted mean across the stations of that FU. Climate data are available for 26 of the 27 FU in 2026 (none for Roraima). To account for the delay between climatic conditions, vector proliferation, viral incubation, and symptom onset and notification, we derived one- and two-month lagged versions of each variable (Temp_Lag1, Temp_Lag2, Rain_Lag1, and Rain_Lag2) </w:t>
+        <w:t xml:space="preserve">. For each station and month, mean air temperature (°C) was computed from the hourly readings and accumulated rainfall (mm) as the sum of the hourly values, keeping only station-months with at least 240 valid hourly temperature readings or at least 360 valid hourly rainfall readings, respectively. Sentinel values (−9999) and temperatures outside −50 to 60 °C were set to missing. The value for each FU and month is the unweighted mean across the stations of that FU. Climate data for 2026, a partial year (January–September), are available for 26 of the 27 FU (none for Roraima). To account for the delay between climatic conditions, vector proliferation, viral incubation, and symptom onset and notification, we derived one- and two-month lagged versions of each variable (Temp_Lag1, Temp_Lag2, Rain_Lag1, and Rain_Lag2) </w:t>
       </w:r>
       <w:r>
         <w:rPr>
@@ -838,10 +886,12 @@
       </w:r>
       <w:commentRangeStart w:id="21"/>
       <w:commentRangeStart w:id="41"/>
-      <w:r>
-        <w:t xml:space="preserve">the dengue NS1 antigen result (labeled “ELISA” in Figure 7A) and the IgM serology result</w:t>
+      <w:commentRangeStart w:id="67"/>
+      <w:r>
+        <w:t xml:space="preserve">the dengue NS1 antigen result and the IgM serology result</w:t>
       </w:r>
       <w:commentRangeEnd w:id="41"/>
+      <w:commentRangeEnd w:id="67"/>
       <w:commentRangeEnd w:id="21"/>
       <w:r>
         <w:rPr>
@@ -856,7 +906,13 @@
         <w:commentReference w:id="41"/>
       </w:r>
       <w:r>
-        <w:t xml:space="preserve"> (positive, negative, inconclusive, or not performed), final classification (confirmed, discarded, inconclusive, and under investigation), confirmation criterion (laboratory or clinical-epidemiological), clinical outcome, and hospitalization. Dengue cases were additionally stratified by serotype (DENV-1 to DENV-4), and Zika cases by pregnancy status and trimester. The clinical and demographic figures (Figures 5, 7, and 8) were built from tables that end in 2025, and therefore refer to 2016–2025 for dengue and Zika and to 2017–2025 for chikungunya.</w:t>
+        <w:rPr>
+          <w:rStyle w:val="Refdecomentrio"/>
+        </w:rPr>
+        <w:commentReference w:id="67"/>
+      </w:r>
+      <w:r>
+        <w:t xml:space="preserve"> (positive, negative, inconclusive, or not performed), final classification (confirmed, inconclusive, and under investigation), confirmation criterion (laboratory or clinical-epidemiological), clinical outcome, and hospitalization. Dengue cases were additionally stratified by serotype (DENV-1 to DENV-4), and Zika cases by pregnancy status and trimester. All clinical and demographic variables were tabulated for the cases defined above (discarded notifications excluded) for 2016–2026, where 2026 is the partial year January–September.</w:t>
       </w:r>
     </w:p>
     <w:p>
@@ -872,7 +928,7 @@
         <w:pStyle w:val="Body"/>
       </w:pPr>
       <w:r>
-        <w:t xml:space="preserve">Annual incidence per 100,000 inhabitants was calculated for each arbovirus and FU; incidence for 2026, which covers January to September, was annualized as the cases reported multiplied by 12 and divided by the number of months reported. National, regional, and monthly incidence were calculated as the ratio of aggregated cases to aggregated population, which is equivalent to a population-weighted mean of state-level rates. The mean annual incidence of each FU is the population-weighted mean of its annual values for 2016–2026. Demographic, clinical, and laboratory variables were described annually as absolute counts and proportions. Uncertainty around the mean monthly number of cases and mean monthly incidence was estimated using both the normal approximation and a non-parametric bootstrap. For each disease, 1,000 bootstrap samples (fixed seed) were drawn with replacement from the pooled state–month observations, and the 2.5th and 97.5th percentiles of the resampled means were taken as the 95% confidence interval (CI). The bootstrap interval was treated as the primary estimate because the case-count distributions were strongly right-skewed.</w:t>
+        <w:t xml:space="preserve">Annual incidence per 100,000 inhabitants was calculated for each arbovirus and FU. Incidence for 2026, a partial year that covers January to September, was annualized as the cases reported multiplied by 12 and divided by the number of months reported; because October to December carry a small share of the annual cases, this overstates the incidence of 2026 (see Limitations), which is nevertheless kept in the analyses. National, regional, and monthly incidence were calculated as the ratio of aggregated cases to aggregated population, which is equivalent to a population-weighted mean of state-level rates. The mean annual incidence of each FU is the population-weighted mean of its annual values for 2016–2026. Demographic, clinical, and laboratory variables were described annually as absolute counts and proportions. Uncertainty around the mean monthly number of cases and mean monthly incidence was estimated using both the normal approximation and a non-parametric bootstrap. For each disease, 1,000 bootstrap samples (fixed seed) were drawn with replacement from the pooled state–month observations, and the 2.5th and 97.5th percentiles of the resampled means were taken as the 95% confidence interval (CI). The bootstrap interval was treated as the primary estimate because the case-count distributions were strongly right-skewed.</w:t>
       </w:r>
     </w:p>
     <w:p>
@@ -897,7 +953,7 @@
         <w:t xml:space="preserve">43,44</w:t>
       </w:r>
       <w:r>
-        <w:t xml:space="preserve">, requiring a minimum of four annual observations (11 annual values for 2016–2026, with 2026 annualized). For each state and arbovirus, we report Kendall’s τ, the test statistic S, the p-value, and Sen’s slope estimator </w:t>
+        <w:t xml:space="preserve">, requiring a minimum of four annual observations (11 annual values for 2016–2026, the last one annualized from the partial year January–September). For each state and arbovirus, we report Kendall’s τ, the test statistic S, the p-value, and Sen’s slope estimator </w:t>
       </w:r>
       <w:r>
         <w:rPr>
@@ -938,7 +994,7 @@
         <w:pStyle w:val="Body"/>
       </w:pPr>
       <w:r>
-        <w:t xml:space="preserve">Spatial analyses were performed at the FU level using the population-weighted mean annual incidence over 2016–2026, with 2026 annualized. Spatial weights were defined as row-standardized k-nearest-neighbor weights (k = 5) computed from the centroids of the FU polygons (planar longitude–latitude coordinates). Global spatial autocorrelation was assessed using Moran’s I test </w:t>
+        <w:t xml:space="preserve">Spatial analyses were performed at the FU level using the population-weighted mean annual incidence over 2016–2026, in which the annual value of 2026 (a partial year, January–September) is annualized. Spatial weights were defined as row-standardized k-nearest-neighbor weights (k = 5) computed from the centroids of the FU polygons (planar longitude–latitude coordinates). Global spatial autocorrelation was assessed using Moran’s I test </w:t>
       </w:r>
       <w:r>
         <w:rPr>
@@ -1003,38 +1059,7 @@
         <w:commentReference w:id="42"/>
       </w:r>
       <w:r>
-        <w:t xml:space="preserve"> Inference is based on the NB2 models, which had the lowest AIC in all three series. Three specifications were fitted: (1) a pooled model including concurrent mean temperature and accumulated rainfall, with FU and calendar-month fixed effects and standard errors clustered by FU; (2) per-FU models fitting the same two covariates separately for each FU, with calendar-month fixed effects and heteroskedasticity- and autocorrelation-consistent (Newey–West, three lags) standard errors; and (3) per-FU lagged models, in which concurrent temperature and rainfall and their one- and two-month lags entered jointly, without a lag constraint. IRRs are reported per 1 °C increase in temperature and </w:t>
-      </w:r>
-      <w:commentRangeStart w:id="23"/>
-      <w:commentRangeStart w:id="43"/>
-      <w:r>
-        <w:t xml:space="preserve">per 100 mm increase in rainfall</w:t>
-      </w:r>
-      <w:commentRangeEnd w:id="43"/>
-      <w:commentRangeEnd w:id="23"/>
-      <w:r>
-        <w:rPr>
-          <w:rStyle w:val="Refdecomentrio"/>
-        </w:rPr>
-        <w:commentReference w:id="23"/>
-      </w:r>
-      <w:r>
-        <w:rPr>
-          <w:rStyle w:val="Refdecomentrio"/>
-        </w:rPr>
-        <w:commentReference w:id="43"/>
-      </w:r>
-      <w:r>
-        <w:t xml:space="preserve"> (about one standard deviation of monthly rainfall, 100 mm), with 95% Wald confidence intervals. Benjamini–Hochberg q-values were computed within each disease and model term across the 27 FU. A supplementary distributed-lag non-linear model (DLNM) </w:t>
-      </w:r>
-      <w:r>
-        <w:rPr>
-          <w:rStyle w:val="CitationRef"/>
-        </w:rPr>
-        <w:t xml:space="preserve">49</w:t>
-      </w:r>
-      <w:r>
-        <w:t xml:space="preserve"> was fitted as a pooled NB2 model with FU and calendar-month fixed effects, a natural-spline exposure–response function (four degrees of freedom for temperature and three for rainfall), and a linear lag–response over lags 0–2.</w:t>
+        <w:t xml:space="preserve"> Inference is based on the NB2 models, which had the lowest AIC in all three series. Four specifications were fitted: (1) a pooled model including concurrent mean temperature and accumulated rainfall, with FU and calendar-month fixed effects and standard errors clustered by FU; (2) per-FU models fitting the same two covariates separately for each FU, with calendar-month fixed effects and heteroskedasticity- and autocorrelation-consistent (Newey–West, three lags) standard errors; (3) per-FU lagged models, in which concurrent temperature and rainfall and their one- and two-month lags entered jointly, without a lag constraint (an unconstrained distributed-lag model, not a distributed lag non-linear model); and (4) a pooled lagged model with the same lagged terms, FU and calendar-month fixed effects, and standard errors clustered by FU, from which we report the IRR of each lag and the IRR of a change sustained over lags 0–2, obtained as the sum of the three lag coefficients with its variance taken from the clustered covariance matrix. IRRs are reported per 1 °C increase in temperature and per 100 mm increase in rainfall (about one standard deviation of monthly rainfall, 100 mm), with 95% Wald confidence intervals. Benjamini–Hochberg q-values were computed within each disease and model term across the 27 FU.</w:t>
       </w:r>
     </w:p>
     <w:p>
@@ -1050,7 +1075,7 @@
         <w:pStyle w:val="Body"/>
       </w:pPr>
       <w:r>
-        <w:t xml:space="preserve">All analyses were performed in R 4.6.1, using data.table and readxl (data handling), sf and spdep (geographical data, nearest-neighbor weights, and spatial statistics), classInt (Jenks classification), and ggplot2 and patchwork (visualization). The Mann–Kendall test, Sen’s slope, Spearman tests, and the GLM engine were implemented in the project code. The clinical and demographic panels (Figures 5, 7, and 8) were drawn in R from tables prepared in GraphPad Prism (version 8.0.1). All tests were two-sided with α = 0.05. Raw p-values are reported together with Benjamini–Hochberg q-values, and state-level results are interpreted as exploratory. Permutation tests and bootstrap resampling used fixed seeds. The code and derived datasets are available as described in the Data Availability Statement.</w:t>
+        <w:t xml:space="preserve">All analyses were performed in R 4.6.1, using data.table and readxl (data handling), sf and spdep (geographical data, nearest-neighbor weights, and spatial statistics), classInt (Jenks classification), and ggplot2 and patchwork (visualization). The Mann–Kendall test, Sen’s slope, Spearman tests, and the GLM engine were implemented in the project code. The clinical and demographic panels were drawn in R from the tabulated notifications. All tests were two-sided with α = 0.05. Raw p-values are reported together with Benjamini–Hochberg q-values, and state-level results are interpreted as exploratory. Permutation tests and bootstrap resampling used fixed seeds. The code and derived datasets are available as described in the Data Availability Statement.</w:t>
       </w:r>
     </w:p>
     <w:p>
@@ -1059,10 +1084,12 @@
       </w:pPr>
       <w:commentRangeStart w:id="3"/>
       <w:commentRangeStart w:id="24"/>
+      <w:commentRangeStart w:id="56"/>
       <w:r>
         <w:t xml:space="preserve">3 | RESULTS</w:t>
       </w:r>
       <w:commentRangeEnd w:id="24"/>
+      <w:commentRangeEnd w:id="56"/>
       <w:commentRangeEnd w:id="3"/>
       <w:r>
         <w:rPr>
@@ -1076,6 +1103,12 @@
         </w:rPr>
         <w:commentReference w:id="24"/>
       </w:r>
+      <w:r>
+        <w:rPr>
+          <w:rStyle w:val="Refdecomentrio"/>
+        </w:rPr>
+        <w:commentReference w:id="56"/>
+      </w:r>
     </w:p>
     <w:p>
       <w:pPr>
@@ -1090,14 +1123,16 @@
         <w:pStyle w:val="Body"/>
       </w:pPr>
       <w:r>
-        <w:t xml:space="preserve">Between January 2016 and September 2026, SINAN recorded 16,799,392 probable dengue cases, 2,445,247 chikungunya notifications, and 559,043 Zika notifications in the 27 FU. Dengue incidence peaked in 2024, with 6,564,924 cases (3,088 per 100,000 inhabitants), 4.0 times the incidence of 2023 (778 per 100,000); the annualized incidence for 2026 (January–September) was 290 per 100,000 (Figure 1A). </w:t>
+        <w:t xml:space="preserve">Between January 2016 and September 2026, SINAN recorded 16,802,619 dengue cases, 1,599,784 chikungunya cases, and 295,639 Zika cases in the 27 FU, counting confirmed and probable cases and excluding notifications classified as discarded; 2026 is a partial year (January–September). Dengue incidence peaked in 2024, with 6,564,924 cases (3,088 per 100,000 inhabitants), 4.0 times the incidence of 2023 (778 per 100,000); the annualized incidence of the partial year 2026 (January–September, annualized ×12/9) was 292 per 100,000 (Figure 1A). </w:t>
       </w:r>
       <w:commentRangeStart w:id="9"/>
       <w:commentRangeStart w:id="30"/>
-      <w:r>
-        <w:t xml:space="preserve">Chikungunya incidence was also highest in 2024 (200.5 per 100,000), followed by 2016 (155.3). At regional level, the highest annual value was reached by the Central-West in 2025 (702.5 per 100,000), driven by Mato Grosso do Sul (1,726) and Mato Grosso (1,709).</w:t>
+      <w:commentRangeStart w:id="60"/>
+      <w:r>
+        <w:t xml:space="preserve">Chikungunya incidence was also highest in 2024 (124.2 per 100,000), followed by 2016 (117.3). At regional level, the highest annual value was reached by the Northeast in 2016 (380.5 per 100,000).</w:t>
       </w:r>
       <w:commentRangeEnd w:id="30"/>
+      <w:commentRangeEnd w:id="60"/>
       <w:commentRangeEnd w:id="9"/>
       <w:r>
         <w:rPr>
@@ -1111,13 +1146,22 @@
         </w:rPr>
         <w:commentReference w:id="30"/>
       </w:r>
+      <w:r>
+        <w:rPr>
+          <w:rStyle w:val="Refdecomentrio"/>
+        </w:rPr>
+        <w:commentReference w:id="60"/>
+      </w:r>
+      <w:r>
+        <w:t xml:space="preserve"> Annual maps of incidence by FU are shown in Figure S1.</w:t>
+      </w:r>
     </w:p>
     <w:p>
       <w:pPr>
         <w:pStyle w:val="Body"/>
       </w:pPr>
       <w:r>
-        <w:t xml:space="preserve">The absolute burden of dengue was concentrated in the Southeast, where São Paulo recorded the largest number of cases (4,873,074), followed by Minas Gerais (3,545,139). In contrast, the North region reported substantially lower figures, ranging from 4,860 in Roraima to 95,597 in Pará, and the Northeast showed marked internal variation, from 25,323 in Sergipe to 635,912 in Bahia. Taken together, this spatial gradient mirrors the demographic hierarchy of the country. It is interesting to note that the ranking changed substantially when the population size was considered (Figure 6). The highest mean annual incidence was observed in Goiás (1,782.4 per 100,000 inhabitants), followed by the Federal District (1,693.7) and Minas Gerais (1,538.7). The absolute burden of chikungunya was concentrated in a few states of the Southeast and Northeast regions, where Minas Gerais recorded the largest number of cases (448,370), followed by Ceará (323,351), Bahia (244,512), Pernambuco (199,691), and Rio de Janeiro (198,626). On a per-capita basis, the highest mean annual incidence was observed in Mato Grosso do Sul (498.4), Central-West region, followed by Ceará (324.9) and Mato Grosso (294.5), while Minas Gerais (which had the largest absolute number of cases) ranked sixth (Figure 6). The absolute burden of Zika was highest in Rio de Janeiro (95,934) and Bahia (87,328), with counts in the South region ranging from 2,405 in Santa Catarina to 5,977 in Paraná. On a per-capita basis, the highest mean annual incidence was observed in Tocantins (136.9) and Mato Grosso (98.4), whereas Rio de Janeiro and Bahia ranked ninth and seventh, respectively (Figure 6).</w:t>
+        <w:t xml:space="preserve">The absolute burden of dengue was concentrated in the Southeast, where São Paulo recorded the largest number of cases (4,873,681), followed by Minas Gerais (3,545,693). In contrast, the North region reported substantially lower figures, ranging from 4,867 in Roraima to 95,753 in Pará, and the Northeast showed marked internal variation, from 25,362 in Sergipe to 636,339 in Bahia. Taken together, this spatial gradient mirrors the demographic hierarchy of the country. It is interesting to note that the ranking changed substantially when the population size was considered (Figure 2; mean of the annual incidence of 2016–2026, in which the value of 2026 is annualized from the partial year January–September). The highest mean annual incidence was observed in Goiás (1,783.7 per 100,000 inhabitants), followed by the Federal District (1,693.6) and Minas Gerais (1,539.0). The absolute burden of chikungunya was concentrated in a few states of the Southeast and Northeast regions, where Minas Gerais recorded the largest number of cases (356,101), followed by Ceará (215,187), Bahia (196,092), Rio de Janeiro (165,519), and Pernambuco (102,841). On a per-capita basis, the highest mean annual incidence was observed in Mato Grosso (227.8), followed by Ceará (215.0) and Rio Grande do Norte (202.5), whereas Minas Gerais (which had the largest absolute number of cases) ranked fourth. The absolute burden of Zika was highest in Rio de Janeiro (80,648) and Bahia (66,976), with counts in the South region ranging from 249 in Santa Catarina to 830 in Paraná. On a per-capita basis, the highest mean annual incidence was observed in Mato Grosso (72.7), Rio de Janeiro (42.7), and Bahia (41.3); Rio de Janeiro and Bahia, the states with the largest absolute numbers, ranked second and third, respectively (Figure 2).</w:t>
       </w:r>
     </w:p>
     <w:p>
@@ -1125,14 +1169,18 @@
         <w:pStyle w:val="Body"/>
       </w:pPr>
       <w:r>
-        <w:t xml:space="preserve">Spatial autocorrelation analysis identified dengue as the only arbovirus with significant global spatial structure (</w:t>
+        <w:t xml:space="preserve">Spatial autocorrelation analysis showed significant global spatial structure for dengue (</w:t>
       </w:r>
       <w:commentRangeStart w:id="4"/>
       <w:commentRangeStart w:id="25"/>
+      <w:commentRangeStart w:id="48"/>
+      <w:commentRangeStart w:id="57"/>
       <w:r>
         <w:t xml:space="preserve">Moran’s I = 0.516, p = 0.001</w:t>
       </w:r>
       <w:commentRangeEnd w:id="25"/>
+      <w:commentRangeEnd w:id="48"/>
+      <w:commentRangeEnd w:id="57"/>
       <w:commentRangeEnd w:id="4"/>
       <w:r>
         <w:rPr>
@@ -1147,14 +1195,30 @@
         <w:commentReference w:id="25"/>
       </w:r>
       <w:r>
-        <w:t xml:space="preserve">; chikungunya, I = 0.004, p = 0.285; Zika, I = −0.006, p = 0.326; </w:t>
+        <w:rPr>
+          <w:rStyle w:val="Refdecomentrio"/>
+        </w:rPr>
+        <w:commentReference w:id="48"/>
+      </w:r>
+      <w:r>
+        <w:rPr>
+          <w:rStyle w:val="Refdecomentrio"/>
+        </w:rPr>
+        <w:commentReference w:id="57"/>
+      </w:r>
+      <w:r>
+        <w:t xml:space="preserve">) and, more weakly, for chikungunya (I = 0.231, p = 0.017), but not for Zika (I = −0.105, p = 0.243; </w:t>
       </w:r>
       <w:commentRangeStart w:id="5"/>
       <w:commentRangeStart w:id="26"/>
-      <w:r>
-        <w:t xml:space="preserve">Figure 4</w:t>
+      <w:commentRangeStart w:id="52"/>
+      <w:commentRangeStart w:id="58"/>
+      <w:r>
+        <w:t xml:space="preserve">Figure 3</w:t>
       </w:r>
       <w:commentRangeEnd w:id="26"/>
+      <w:commentRangeEnd w:id="52"/>
+      <w:commentRangeEnd w:id="58"/>
       <w:commentRangeEnd w:id="5"/>
       <w:r>
         <w:rPr>
@@ -1169,14 +1233,30 @@
         <w:commentReference w:id="26"/>
       </w:r>
       <w:r>
-        <w:t xml:space="preserve">). For dengue, high–high clusters were observed across the Central-West and Southeast and in Paraná (the Federal District, Espírito Santo, Goiás, Mato Grosso, Mato Grosso do Sul, Minas Gerais, Paraná and São Paulo), and low–low clusters in Amapá, Maranhão, Rio Grande do Norte and Roraima; Acre appeared as a high–low outlier and Rio de Janeiro as a low–high outlier (</w:t>
+        <w:rPr>
+          <w:rStyle w:val="Refdecomentrio"/>
+        </w:rPr>
+        <w:commentReference w:id="52"/>
+      </w:r>
+      <w:r>
+        <w:rPr>
+          <w:rStyle w:val="Refdecomentrio"/>
+        </w:rPr>
+        <w:commentReference w:id="58"/>
+      </w:r>
+      <w:r>
+        <w:t xml:space="preserve">); these statistics use the mean annual incidence of 2016–2026, whose last year, 2026, is a partial year (January–September) annualized ×12/9. For dengue, high–high clusters were observed across the Central-West and Southeast and in Paraná (the Federal District, Espírito Santo, Goiás, Mato Grosso, Mato Grosso do Sul, Minas Gerais, Paraná and São Paulo), and low–low clusters in Amapá, Maranhão, Rio Grande do Norte and Roraima; Acre appeared as a high–low outlier and Rio de Janeiro as a low–high outlier (</w:t>
       </w:r>
       <w:commentRangeStart w:id="6"/>
       <w:commentRangeStart w:id="27"/>
+      <w:commentRangeStart w:id="53"/>
+      <w:commentRangeStart w:id="59"/>
       <w:r>
         <w:t xml:space="preserve">Figure S2A</w:t>
       </w:r>
       <w:commentRangeEnd w:id="27"/>
+      <w:commentRangeEnd w:id="53"/>
+      <w:commentRangeEnd w:id="59"/>
       <w:commentRangeEnd w:id="6"/>
       <w:r>
         <w:rPr>
@@ -1191,7 +1271,19 @@
         <w:commentReference w:id="27"/>
       </w:r>
       <w:r>
-        <w:t xml:space="preserve">). After Benjamini–Hochberg correction, only Goiás and Minas Gerais (high–high) and Rio de Janeiro (low–high) remained significant. Only isolated local clusters were detected for chikungunya (high–high, Paraíba; high–low, Roraima; low–high, Alagoas) and Zika (high–high, Mato Grosso; low–low, Paraná; low–high, Pará), and none remained significant after correction.</w:t>
+        <w:rPr>
+          <w:rStyle w:val="Refdecomentrio"/>
+        </w:rPr>
+        <w:commentReference w:id="53"/>
+      </w:r>
+      <w:r>
+        <w:rPr>
+          <w:rStyle w:val="Refdecomentrio"/>
+        </w:rPr>
+        <w:commentReference w:id="59"/>
+      </w:r>
+      <w:r>
+        <w:t xml:space="preserve">). For chikungunya, the high–high cluster was located in the Northeast (Alagoas, Ceará, Paraíba, Pernambuco, Rio Grande do Norte and Sergipe) and the low–low units were Paraná and Roraima. After Benjamini–Hochberg correction, only Goiás and Minas Gerais (high–high) and Rio de Janeiro (low–high) remained significant, for dengue; no local cluster of chikungunya or Zika remained significant.</w:t>
       </w:r>
     </w:p>
     <w:p>
@@ -1207,12 +1299,12 @@
         <w:pStyle w:val="Body"/>
       </w:pPr>
       <w:r>
-        <w:t xml:space="preserve">Statistically significant increasing trends in dengue incidence were observed in Rio Grande do Sul (τ = 0.600; Sen’s slope ≈ 54 cases per 100,000 per year) and Santa Catarina (τ = 0.491; ≈52) (</w:t>
+        <w:t xml:space="preserve">Trends are based on 11 annual values of 2016–2026, the last of which (2026) is a partial year (January–September) annualized ×12/9 and therefore overstated (see Limitations). Statistically significant increasing trends in dengue incidence were observed in Rio Grande do Sul (τ = 0.600; Sen’s slope ≈ 54 cases per 100,000 per year) and Santa Catarina (τ = 0.491; ≈52) (</w:t>
       </w:r>
       <w:commentRangeStart w:id="7"/>
       <w:commentRangeStart w:id="28"/>
       <w:r>
-        <w:t xml:space="preserve">Figure 2</w:t>
+        <w:t xml:space="preserve">Figure 4</w:t>
       </w:r>
       <w:commentRangeEnd w:id="28"/>
       <w:commentRangeEnd w:id="7"/>
@@ -1229,12 +1321,12 @@
         <w:commentReference w:id="28"/>
       </w:r>
       <w:r>
-        <w:t xml:space="preserve">). Three states displayed statistically significant increasing trends for chikungunya: Mato Grosso do Sul (τ = 0.673; ≈158 cases per 100,000 per year, the largest Sen’s slope), Minas Gerais (τ = 0.564; ≈13), and Goiás (τ = 0.527; ≈12). Zika was the only arbovirus with significant decreasing trends, observed in six states (the Federal District, Piauí, Minas Gerais, Rio de Janeiro, Alagoas and Paraná; τ from −0.636 to −0.527) (</w:t>
+        <w:t xml:space="preserve">). Three states displayed statistically significant increasing trends for chikungunya: Mato Grosso do Sul (τ = 0.782; ≈16 cases per 100,000 per year, the largest Sen’s slope), Goiás (τ = 0.600; ≈9), and Minas Gerais (τ = 0.564; ≈10), and the trend was decreasing in Ceará (τ = −0.564). Zika was the only arbovirus with a predominance of decreasing trends: they were significant in 13 states (τ from −0.945 to −0.491) and no state showed an increase (</w:t>
       </w:r>
       <w:commentRangeStart w:id="8"/>
       <w:commentRangeStart w:id="29"/>
       <w:r>
-        <w:t xml:space="preserve">Figures S2B and 2</w:t>
+        <w:t xml:space="preserve">Figures 4 and S2B</w:t>
       </w:r>
       <w:commentRangeEnd w:id="29"/>
       <w:commentRangeEnd w:id="8"/>
@@ -1251,7 +1343,7 @@
         <w:commentReference w:id="29"/>
       </w:r>
       <w:r>
-        <w:t xml:space="preserve">). None of these trends remained significant after Benjamini–Hochberg correction (smallest q-values: dengue 0.344, chikungunya 0.137, Zika 0.110).</w:t>
+        <w:t xml:space="preserve">). After Benjamini–Hochberg correction, the increase of chikungunya in Mato Grosso do Sul (q = 0.029) and the decrease of Zika in twelve states remained significant, whereas none of the dengue trends did (smallest q = 0.344).</w:t>
       </w:r>
     </w:p>
     <w:p>
@@ -1267,7 +1359,7 @@
         <w:pStyle w:val="Body"/>
       </w:pPr>
       <w:r>
-        <w:t xml:space="preserve">Summed across the ten complete study years (2016–2025), dengue cases rose from 1,066,320 in January to 2,246,788 in February, peaked in March–April (mean of 3,678,888 per month), and fell to 1,075,374 in June; from July to December, monthly totals ranged from 187,670 to 460,755. Interannual variability was dominated by the 2024 epidemic, an extreme outlier in the series (Figure 1A). Chikungunya also showed a seasonal pattern, with monthly totals rising from 154,677 in January to a peak of 389,863 in May and falling to 243,725 in June, and ranging from 53,192 to 159,484 from July to December. The seasonal profile of ZIKV was similar to those of dengue and chikungunya: monthly totals rose from 56,176 in January to a peak of 116,101 in March, fell to 62,434 in May and 37,573 in June, and ranged from 10,943 to 25,371 per month in the second half of the year. The annual series of ZIKV was dominated by the 2016 epidemic (Figure 1A), with 281,464 cases nationally (138 per 100,000), between 6.8 and 14.9 times the incidence of each later complete year.</w:t>
+        <w:t xml:space="preserve">Summed across the ten complete study years (2016–2025), dengue cases rose from 1,066,320 in January to 2,246,788 in February, peaked in March–April (mean of 3,678,888 per month), and fell to 1,075,374 in June; from July to December, monthly totals ranged from 187,670 to 460,755. Interannual variability was dominated by the 2024 epidemic, an extreme outlier in the series (Figure 1A). Chikungunya also showed a seasonal pattern, with monthly totals rising from 100,946 in January to a peak of 271,538 in May and falling to 170,494 in June, and ranging from 28,639 to 109,102 from July to December. The seasonal profile of ZIKV was similar to those of dengue and chikungunya: monthly totals rose from 34,312 in January to a peak of 70,710 in March, fell to 29,333 in May and 15,804 in June, and ranged from 4,016 to 10,110 per month in the second half of the year. The annual series of ZIKV was dominated by the 2016 epidemic, with 219,266 cases nationally (108 per 100,000), between 12.2 and 62.6 times the incidence of each later complete year.</w:t>
       </w:r>
     </w:p>
     <w:p>
@@ -1288,7 +1380,7 @@
       <w:commentRangeStart w:id="11"/>
       <w:commentRangeStart w:id="31"/>
       <w:r>
-        <w:t xml:space="preserve">Figure 3</w:t>
+        <w:t xml:space="preserve">Figure 5</w:t>
       </w:r>
       <w:commentRangeEnd w:id="31"/>
       <w:commentRangeEnd w:id="11"/>
@@ -1305,7 +1397,7 @@
         <w:commentReference w:id="31"/>
       </w:r>
       <w:r>
-        <w:t xml:space="preserve">). For dengue, the mean Spearman correlation across the 27 FU was negative at lag 0 (ρ = −0.147), close to zero at lag 1 (−0.018), and positive at lag 2 (0.137); at lag 2, 18 of 27 FU (67%) had p &lt; 0.05, of which 13 were positive and 5 negative. The strongest lag-2 correlations were observed for Minas Gerais (ρ = 0.607), Rio de Janeiro (0.589), São Paulo (0.556), and Paraná (0.539). Chikungunya showed the same pattern (mean ρ = −0.121, −0.033, and 0.077 at lags 0, 1, and 2; 18 FU significant at lag 2), with the strongest lag-2 correlations in Santa Catarina (ρ = 0.660) and Rio Grande do Sul (0.601). For Zika, the mean correlation with temperature was weak (ρ = −0.105, −0.024, and 0.079 at lags 0, 1, and 2), but some states showed strong correlations at lag 2, particularly São Paulo (ρ = 0.589) and Santa Catarina (0.554). The national mean concealed a regional contrast: for all three diseases, the mean lag-2 correlation with temperature was positive in the Southeast, South, and Central-West (dengue, 0.545, 0.465, and 0.306) and negative in the Northeast (dengue, −0.126; chikungunya, −0.120; Zika, −0.101).</w:t>
+        <w:t xml:space="preserve">). For dengue, the mean Spearman correlation across the 27 FU was negative at lag 0 (ρ = −0.146), close to zero at lag 1 (−0.016), and positive at lag 2 (0.137); at lag 2, 18 of 27 FU (67%) had p &lt; 0.05, of which 13 were positive and 5 negative. The strongest lag-2 correlations were observed for Minas Gerais (ρ = 0.607), Rio de Janeiro (0.591), São Paulo (0.555), and Paraná (0.538). Chikungunya showed the same pattern (mean ρ = −0.128, −0.044, and 0.058 at lags 0, 1, and 2; 17 FU significant at lag 2), with the strongest lag-2 correlations in Paraná (ρ = 0.531) and Santa Catarina (0.528). For Zika, the mean correlation with temperature was weak (ρ = −0.117, −0.074, and −0.016 at lags 0, 1, and 2), but some states showed moderate positive correlations at lag 2, particularly Espírito Santo (ρ = 0.303) and Minas Gerais (0.295). The national mean concealed a regional contrast: for all three diseases, the mean lag-2 correlation with temperature was positive in the Southeast (dengue, 0.546; chikungunya, 0.360; Zika, 0.191) and negative in the Northeast (dengue, −0.126; chikungunya, −0.149; Zika, −0.151).</w:t>
       </w:r>
     </w:p>
     <w:p>
@@ -1313,7 +1405,7 @@
         <w:pStyle w:val="Body"/>
       </w:pPr>
       <w:r>
-        <w:t xml:space="preserve">Rainfall was positively correlated with incidence for all three arboviruses, and the correlation increased with lag (mean ρ at lags 0, 1, and 2: dengue, 0.218, 0.376, and 0.433; chikungunya, 0.145, 0.288, and 0.355; Zika, 0.161, 0.296, and 0.347). At lag 2, 85%, 96%, and 81% of the FU had p &lt; 0.05 for dengue, chikungunya, and Zika, respectively, and all significant correlations were positive. Lag 2 was the lag with the largest absolute correlation with temperature in 12, 12, and 15 of the 27 FU, and with rainfall in 19, 23, and 23 FU (dengue, chikungunya, and Zika); lags longer than two months were not examined.</w:t>
+        <w:t xml:space="preserve">Rainfall was positively correlated with incidence for all three arboviruses, and the correlation increased with lag (mean ρ at lags 0, 1, and 2: dengue, 0.218, 0.376, and 0.432; chikungunya, 0.094, 0.226, and 0.295; Zika, 0.120, 0.206, and 0.243). At lag 2, 85%, 85%, and 67% of the FU had p &lt; 0.05 for dengue, chikungunya, and Zika, respectively, and all significant correlations were positive. Lag 2 was the lag with the largest absolute correlation with temperature in 12, 12, and 10 of the 27 FU, and with rainfall in 19, 23, and 19 FU (dengue, chikungunya, and Zika); lags longer than two months were not examined.</w:t>
       </w:r>
     </w:p>
     <w:p>
@@ -1329,14 +1421,16 @@
         <w:pStyle w:val="Body"/>
       </w:pPr>
       <w:r>
-        <w:t xml:space="preserve">The demographic and clinical results refer to 2016–2025 for dengue and Zika and to 2017–2025 for chikungunya. Dengue cases were concentrated among adults aged 20–59 years (10,190,286 of 16,299,054 cases with known age, 62.5%), with lower frequencies among children and older adults (Figure 5A). Most cases were recorded in women (8,930,141) when compared to men (7,366,070), corresponding to a female-to-male ratio of 1.21 (Figure 5B). The most affected age groups for chikungunya were 20–39 years (690,798 cases) and 40–59 years (599,167 cases) (Figure 5A). Women accounted for 1,191,567 cases, compared with </w:t>
+        <w:t xml:space="preserve">The demographic and clinical results refer to the cases of 2016–2026 defined in the Methods, with 2026 a partial year (January–September). Dengue cases were concentrated among adults aged 20–59 years (10,477,652 of 16,773,732 cases with known age, 62.5%), with lower frequencies among children and older adults (Figure 6A). Most cases were recorded in women (9,191,414) when compared to men (7,589,052), corresponding to a female-to-male ratio of 1.21 (Figure 6B). The most affected age groups for chikungunya were 20–39 years (536,330 cases) and 40–59 years (496,275 cases) (Figure 6A). Women accounted for 973,344 cases, compared with </w:t>
       </w:r>
       <w:commentRangeStart w:id="12"/>
       <w:commentRangeStart w:id="32"/>
-      <w:r>
-        <w:t xml:space="preserve">800,258</w:t>
+      <w:commentRangeStart w:id="61"/>
+      <w:r>
+        <w:t xml:space="preserve">624,457</w:t>
       </w:r>
       <w:commentRangeEnd w:id="32"/>
+      <w:commentRangeEnd w:id="61"/>
       <w:commentRangeEnd w:id="12"/>
       <w:r>
         <w:rPr>
@@ -1351,7 +1445,13 @@
         <w:commentReference w:id="32"/>
       </w:r>
       <w:r>
-        <w:t xml:space="preserve"> cases in men, a ratio of 1.5:1 (Figure 5B). For Zika, the most affected age groups were also 20–39 years (227,790 cases) and 40–59 years (125,131 cases), with progressively fewer cases among adolescents, children, and older adults (Figure 5A). Women accounted for 357,840 cases when compared to men (188,209), a ratio of 1.9:1. A total of 55,501 cases occurred in pregnant women, distributed across the first (14,583), second (20,976), and third (19,942) trimesters.</w:t>
+        <w:rPr>
+          <w:rStyle w:val="Refdecomentrio"/>
+        </w:rPr>
+        <w:commentReference w:id="61"/>
+      </w:r>
+      <w:r>
+        <w:t xml:space="preserve"> cases in men, a ratio of 1.6:1 (Figure 6B). For Zika, the most affected age groups were also 20–39 years (121,604 cases) and 40–59 years (70,910 cases), with progressively fewer cases among adolescents, children, and older adults (Figure 6A). Women accounted for 195,779 cases when compared to men (99,473), a ratio of 2.0:1. A total of 22,773 cases occurred in pregnant women, distributed across the first (5,794), second (9,014), and third (7,965) trimesters.</w:t>
       </w:r>
     </w:p>
     <w:p>
@@ -1360,10 +1460,12 @@
       </w:pPr>
       <w:commentRangeStart w:id="13"/>
       <w:commentRangeStart w:id="33"/>
-      <w:r>
-        <w:t xml:space="preserve">Hospitalization status was recorded for 11,172,011 of the 16,317,995 dengue notifications: 529,203 patients (4.7% of those with known status) were admitted for inpatient care and 10,642,808 were not, whereas the information was ignored or blank in 5,145,984 notifications (31.5%) (Figure 7C).</w:t>
+      <w:commentRangeStart w:id="62"/>
+      <w:r>
+        <w:t xml:space="preserve">Hospitalization status was recorded for 11,539,388 of the 16,802,619 dengue cases: 559,539 patients (4.8% of those with known status) were admitted for inpatient care and 10,979,849 were not, whereas the information was ignored or blank in 5,263,231 cases (31.3%) (Figure 7C).</w:t>
       </w:r>
       <w:commentRangeEnd w:id="33"/>
+      <w:commentRangeEnd w:id="62"/>
       <w:commentRangeEnd w:id="13"/>
       <w:r>
         <w:rPr>
@@ -1378,14 +1480,36 @@
         <w:commentReference w:id="33"/>
       </w:r>
       <w:r>
-        <w:t xml:space="preserve"> Serotype was recorded for only 335,923 notifications (2.1%): </w:t>
+        <w:rPr>
+          <w:rStyle w:val="Refdecomentrio"/>
+        </w:rPr>
+        <w:commentReference w:id="62"/>
+      </w:r>
+      <w:r>
+        <w:t xml:space="preserve"> </w:t>
+      </w:r>
+      <w:commentRangeStart w:id="44"/>
+      <w:r>
+        <w:t xml:space="preserve">Serotype was recorded for only 369,695 cases (2.2%)</w:t>
+      </w:r>
+      <w:commentRangeEnd w:id="44"/>
+      <w:r>
+        <w:rPr>
+          <w:rStyle w:val="Refdecomentrio"/>
+        </w:rPr>
+        <w:commentReference w:id="44"/>
+      </w:r>
+      <w:r>
+        <w:t xml:space="preserve">: </w:t>
       </w:r>
       <w:commentRangeStart w:id="14"/>
       <w:commentRangeStart w:id="34"/>
-      <w:r>
-        <w:t xml:space="preserve">DENV-1 was detected in 208,452 cases, followed by DENV-2 (117,958), DENV-3 (8,766), and DENV-4 (747)</w:t>
+      <w:commentRangeStart w:id="63"/>
+      <w:r>
+        <w:t xml:space="preserve">DENV-1 was detected in 210,427 cases, followed by DENV-2 (139,603), DENV-3 (18,805), and DENV-4 (860)</w:t>
       </w:r>
       <w:commentRangeEnd w:id="34"/>
+      <w:commentRangeEnd w:id="63"/>
       <w:commentRangeEnd w:id="14"/>
       <w:r>
         <w:rPr>
@@ -1400,21 +1524,13 @@
         <w:commentReference w:id="34"/>
       </w:r>
       <w:r>
-        <w:t xml:space="preserve"> (Figure 7D). 97.9% of the records lacked serotype information, and DENV-2 and DENV-3 began to reappear visibly in 2024–2025: among typed records, DENV-2 rose from 12.8% in 2023 to 30.5% in 2024 and 73.8% in 2025, and DENV-3 from 0.2% to 0.9% and 13.9%. In the SINAN records through September 2026, which Figure 7 does not include, </w:t>
-      </w:r>
-      <w:commentRangeStart w:id="44"/>
-      <w:r>
-        <w:t xml:space="preserve">7.1% of notifications were typed</w:t>
-      </w:r>
-      <w:commentRangeEnd w:id="44"/>
-      <w:r>
-        <w:rPr>
-          <w:rStyle w:val="Refdecomentrio"/>
-        </w:rPr>
-        <w:commentReference w:id="44"/>
-      </w:r>
-      <w:r>
-        <w:t xml:space="preserve">, and DENV-3 accounted for 29.9% and DENV-2 for 64.2% of the typed records. Of the 1,994,043 chikungunya notifications, 1,078,333 were classified as confirmed and 700,721 as discarded, and the classification was ignored or blank in 214,989 (Figure 8A); cases under investigation remained rare (29,962 notifications by confirmation criterion). The outcome of chikungunya was overwhelmingly cure (1,553,880 patients), and 1,106 deaths from chikungunya were recorded. Of the 545,864 Zika notifications, 178,938 were confirmed, 102,483 remained inconclusive, and 252,266 were discarded (Figure 8B).</w:t>
+        <w:rPr>
+          <w:rStyle w:val="Refdecomentrio"/>
+        </w:rPr>
+        <w:commentReference w:id="63"/>
+      </w:r>
+      <w:r>
+        <w:t xml:space="preserve"> (Figure 7D). 97.8% of the records lacked serotype information, and DENV-2 and DENV-3 began to reappear visibly in 2024–2025: among typed records, DENV-2 rose from 12.8% in 2023 to 30.5% in 2024 and 73.8% in 2025, and DENV-3 from 0.2% to 0.9% and 14.0%; in the partial year 2026 (January–September), 29.8% of the typed records were DENV-3 and 64.2% DENV-2. Of the 1,599,784 chikungunya cases, 1,295,927 were classified as confirmed, 37,493 as inconclusive, and 265,810 had no classification yet (probable cases) (Figure 8A); cases under investigation by confirmation criterion numbered 34,298. The outcome of chikungunya was overwhelmingly cure (1,187,793 patients), and 1,492 deaths from chikungunya were recorded. Of the 295,639 Zika cases, 179,642 were confirmed, 103,094 remained inconclusive, and 12,728 had no classification yet (Figure 8B).</w:t>
       </w:r>
     </w:p>
     <w:p>
@@ -1430,7 +1546,7 @@
         <w:pStyle w:val="Body"/>
       </w:pPr>
       <w:r>
-        <w:t xml:space="preserve">All three series showed substantial overdispersion (Pearson dispersion of the Poisson models 9,884, 1,794, and 762 for dengue, chikungunya, and Zika; NB2 dispersion parameter α = 1.23, 1.20, and 1.21), and the NB2 models had far lower AIC values than the Poisson models (for dengue, 55,643 versus 22,299,664; Figure S6). In the pooled NB2 models with FU and calendar-month fixed effects (Figure S3), each 1 °C increase in monthly mean temperature was associated with higher dengue incidence (IRR 1.10; 95% CI 1.02–1.19; p = 0.009) and higher Zika incidence (IRR 1.09; 95% CI 1.01–1.18; p = 0.035), whereas the association with chikungunya incidence was not significant (IRR 1.05; 95% CI 0.99–1.12; p = 0.103). Rainfall was positively associated with incidence for all three diseases: each 100 mm increase was associated with an IRR of 1.30 (95% CI 1.13–1.48) for dengue, 1.18 (1.06–1.33) for chikungunya, and 1.16 (1.04–1.30) for Zika. Poisson models with the same specification gave larger temperature IRRs (dengue, 1.48; chikungunya, 1.20; Zika, 1.33), which shows that these estimates depend on how overdispersion is handled.</w:t>
+        <w:t xml:space="preserve">All three series showed substantial overdispersion (Pearson dispersion of the Poisson models 9,873, 1,597, and 635 for dengue, chikungunya, and Zika; NB2 dispersion parameter α = 1.25, 1.71, and 2.21), and the NB2 models had far lower AIC values than the Poisson models (for dengue, 55,747 versus 22,341,710; Figure S3). In the pooled NB2 models with FU and calendar-month fixed effects (Figure S4), each 1 °C increase in monthly mean temperature was associated with higher dengue incidence (IRR 1.11; 95% CI 1.03–1.19; p = 0.008) and higher Zika incidence (IRR 1.11; 95% CI 1.00–1.22; p = 0.047), whereas the association with chikungunya incidence was not significant (IRR 1.03; 95% CI 0.95–1.12; p = 0.493). Each 100 mm increase in monthly rainfall was associated with higher dengue incidence (IRR 1.30; 95% CI 1.13–1.48), but not significantly with chikungunya (1.16; 0.97–1.37) or Zika (1.11; 0.97–1.26). Poisson models with the same specification gave larger temperature IRRs (dengue, 1.48; chikungunya, 1.21; Zika, 1.50), which shows that these estimates depend on how overdispersion is handled.</w:t>
       </w:r>
     </w:p>
     <w:p>
@@ -1443,7 +1559,7 @@
       <w:commentRangeStart w:id="15"/>
       <w:commentRangeStart w:id="35"/>
       <w:r>
-        <w:t xml:space="preserve">Figures S4 and S7</w:t>
+        <w:t xml:space="preserve">Figures S5 and S6</w:t>
       </w:r>
       <w:commentRangeEnd w:id="35"/>
       <w:commentRangeEnd w:id="15"/>
@@ -1460,7 +1576,7 @@
         <w:commentReference w:id="35"/>
       </w:r>
       <w:r>
-        <w:t xml:space="preserve">). Temperature was significantly associated with dengue incidence in 14 of 27 FU (12 positive and 2 negative), with chikungunya incidence in 9 (6 positive), and with Zika incidence in 7 (5 positive); after Benjamini–Hochberg correction, 12, 6, and 0 FU remained significant. Among the FU with a significant positive association, the median IRR per °C was 1.79 for dengue, 1.55 for chikungunya, and 1.51 for Zika. Rainfall was significantly associated with dengue incidence in 10 FU (10 positive), with chikungunya incidence in 6 (4 positive), and with Zika incidence in 3 (3 negative).</w:t>
+        <w:t xml:space="preserve">). Temperature was significantly associated with dengue incidence in 14 of 27 FU (12 positive and 2 negative), with chikungunya incidence in 11 (7 positive), and with Zika incidence in 5 (3 positive); after Benjamini–Hochberg correction, 13, 8, and 2 FU remained significant. Among the FU with a significant positive association, the median IRR per °C was 1.82 for dengue, 1.65 for chikungunya, and 2.50 for Zika. Rainfall was significantly associated with dengue incidence in 10 FU (10 positive), with chikungunya incidence in 5 (3 positive), and with Zika incidence in 6 (4 negative).</w:t>
       </w:r>
     </w:p>
     <w:p>
@@ -1469,10 +1585,14 @@
       </w:pPr>
       <w:commentRangeStart w:id="16"/>
       <w:commentRangeStart w:id="36"/>
-      <w:r>
-        <w:t xml:space="preserve">In the per-FU lagged models (concurrent temperature and rainfall and their one- and two-month lags entered jointly, without a lag constraint; Figure S5)</w:t>
+      <w:commentRangeStart w:id="54"/>
+      <w:commentRangeStart w:id="64"/>
+      <w:r>
+        <w:t xml:space="preserve">In the per-FU lagged models (concurrent temperature and rainfall and their one- and two-month lags entered jointly, without a lag constraint)</w:t>
       </w:r>
       <w:commentRangeEnd w:id="36"/>
+      <w:commentRangeEnd w:id="54"/>
+      <w:commentRangeEnd w:id="64"/>
       <w:commentRangeEnd w:id="16"/>
       <w:r>
         <w:rPr>
@@ -1487,12 +1607,28 @@
         <w:commentReference w:id="36"/>
       </w:r>
       <w:r>
-        <w:t xml:space="preserve">, the two-month temperature lag (Temp_Lag2) had the largest number of significant FU for all three diseases. The lag-2 coefficient was significant in 11 FU for dengue (9 positive; 10 after Benjamini–Hochberg correction), 7 for chikungunya (4 positive), and 8 for Zika (6 positive), compared with 10, 3, and 3 FU at lag 0 and 9, 4, and 1 FU at lag 1; for dengue, the margin over lags 0 and 1 was small. Among the FU with a significant positive lag-2 coefficient, the median IRR per °C was 1.62 for dengue, 1.52 for chikungunya, and 1.30 for Zika. The lag-2 rainfall coefficient was significant in 13, 7, and 10 FU, respectively. In the supplementary DLNM, </w:t>
+        <w:rPr>
+          <w:rStyle w:val="Refdecomentrio"/>
+        </w:rPr>
+        <w:commentReference w:id="54"/>
+      </w:r>
+      <w:r>
+        <w:rPr>
+          <w:rStyle w:val="Refdecomentrio"/>
+        </w:rPr>
+        <w:commentReference w:id="64"/>
+      </w:r>
+      <w:r>
+        <w:t xml:space="preserve">, the two-month temperature lag (Temp_Lag2) had the largest number of significant FU for the three diseases: dengue (11; 9 positive; 11 after Benjamini–Hochberg correction, compared with 9 at lag 0 and 9 at lag 1), chikungunya (8, 5 positive, against 7 at lag 0 and 3 at lag 1), and Zika (8 at lag 2, 3 at lag 0, and 0 at lag 1). The lag-2 rainfall coefficient was significant in 13, 7, and 6 FU, respectively. </w:t>
       </w:r>
       <w:commentRangeStart w:id="45"/>
-      <w:r>
-        <w:t xml:space="preserve">the temperature optimum for dengue was 27.2 °C (cumulative IRR 1.18 relative to 25.4 °C)</w:t>
-      </w:r>
+      <w:commentRangeStart w:id="55"/>
+      <w:commentRangeStart w:id="68"/>
+      <w:r>
+        <w:t xml:space="preserve">In the pooled lagged model (Figure S7), the IRR per °C of dengue incidence was 1.37 (95% CI 1.26–1.48) at lag 2, against 0.95 at lag 0 and 1.02 at lag 1</w:t>
+      </w:r>
+      <w:commentRangeEnd w:id="55"/>
+      <w:commentRangeEnd w:id="68"/>
       <w:commentRangeEnd w:id="45"/>
       <w:r>
         <w:rPr>
@@ -1501,7 +1637,19 @@
         <w:commentReference w:id="45"/>
       </w:r>
       <w:r>
-        <w:t xml:space="preserve">; the Zika curve increased up to the upper end of the observed range (29.6 °C; IRR 1.34), and the chikungunya curve rose up to about 25.6 °C with no further increase at higher temperatures.</w:t>
+        <w:rPr>
+          <w:rStyle w:val="Refdecomentrio"/>
+        </w:rPr>
+        <w:commentReference w:id="55"/>
+      </w:r>
+      <w:r>
+        <w:rPr>
+          <w:rStyle w:val="Refdecomentrio"/>
+        </w:rPr>
+        <w:commentReference w:id="68"/>
+      </w:r>
+      <w:r>
+        <w:t xml:space="preserve">, and a temperature increase sustained over lags 0–2 was associated with an IRR of 1.33 (1.23–1.44). For chikungunya the lag-2 IRR was borderline (1.09; 1.00–1.20; p = 0.056), as was the sustained 0–2 month IRR (1.10; 1.00–1.22; p = 0.053). For Zika the largest coefficient was at lag 1 (IRR 1.09; 1.04–1.15) and the sustained 0–2 month IRR was not significant (1.04; 0.96–1.12). Rainfall sustained over lags 0–2 was associated with higher incidence of the three diseases (IRR per 100 mm: dengue, 1.80; chikungunya, 1.53; Zika, 1.29), with the largest single-lag coefficients at lag 2.</w:t>
       </w:r>
     </w:p>
     <w:p>
@@ -1517,7 +1665,7 @@
         <w:pStyle w:val="Body"/>
       </w:pPr>
       <w:r>
-        <w:t xml:space="preserve">In this nationwide ecological study, we observed that dengue had by far the highest burden and was the only arbovirus with significant global spatial clustering, concentrated in a high-incidence corridor across the Central-West, Southeast, and South. The spatial clustering of dengue in the Central-West and Southeast is consistent with the climatic suitability, urbanization, and dense road and air connectivity of these regions, which previous studies have identified as major drivers of dengue expansion in Brazil </w:t>
+        <w:t xml:space="preserve">In this nationwide ecological study, we observed that dengue had by far the highest burden and showed the strongest global spatial clustering, concentrated in a high-incidence corridor across the Central-West, Southeast, and South; chikungunya showed significant but weaker clustering (Moran’s I = 0.231), with a group of high-incidence states in the Northeast, and Zika showed none. The spatial clustering of dengue in the Central-West and Southeast is consistent with the climatic suitability, urbanization, and dense road and air connectivity of these regions, which previous studies have identified as major drivers of dengue expansion in Brazil </w:t>
       </w:r>
       <w:r>
         <w:rPr>
@@ -1526,7 +1674,7 @@
         <w:t xml:space="preserve">20,21</w:t>
       </w:r>
       <w:r>
-        <w:t xml:space="preserve">. The divergence between absolute and per-capita rankings, with São Paulo leading in absolute numbers but Goiás and the Federal District leading in incidence, has practical implications: allocating resources according to absolute counts alone would underweight smaller populations that experience the highest transmission intensity. Only Goiás and Minas Gerais (high–high) and Rio de Janeiro (low–high) remained significant local clusters after correction for multiple testing, so the local cluster map should be read as exploratory.</w:t>
+        <w:t xml:space="preserve">. The divergence between absolute and per-capita rankings, with São Paulo leading in absolute numbers but Goiás and the Federal District leading in incidence, has practical implications: allocating resources according to absolute counts alone would underweight smaller populations that experience the highest transmission intensity. Only Goiás and Minas Gerais (high–high) and Rio de Janeiro (low–high) remained significant local clusters after correction for multiple testing, so the local cluster map should be read as exploratory. These spatial statistics use the mean annual incidence of 2016–2026, whose last year is a partial year (January–September 2026) annualized and therefore overstated.</w:t>
       </w:r>
     </w:p>
     <w:p>
@@ -1549,16 +1697,16 @@
         <w:rPr>
           <w:rStyle w:val="CitationRef"/>
         </w:rPr>
-        <w:t xml:space="preserve">50,51</w:t>
-      </w:r>
-      <w:r>
-        <w:t xml:space="preserve"> likely encountered large cohorts without serotype-specific immunity. In the national SINAN records, DENV-3 rose from 0.9% of typed records in 2024 to 14.0% in 2025 and 29.9% in January–September 2026, in line with its detection in Ceará in July 2025 after no local detection since 2015 </w:t>
-      </w:r>
-      <w:r>
-        <w:rPr>
-          <w:rStyle w:val="CitationRef"/>
-        </w:rPr>
-        <w:t xml:space="preserve">52</w:t>
+        <w:t xml:space="preserve">49,50</w:t>
+      </w:r>
+      <w:r>
+        <w:t xml:space="preserve"> likely encountered large cohorts without serotype-specific immunity. In the national SINAN records, DENV-3 rose from 0.9% of typed records in 2024 to 14.0% in 2025 and 29.8% in the partial year January–September 2026, in line with its detection in Ceará in July 2025 after no local detection since 2015 </w:t>
+      </w:r>
+      <w:r>
+        <w:rPr>
+          <w:rStyle w:val="CitationRef"/>
+        </w:rPr>
+        <w:t xml:space="preserve">51</w:t>
       </w:r>
       <w:r>
         <w:t xml:space="preserve">. The significant increasing trends in Rio Grande do Sul and Santa Catarina are consistent with the documented southward expansion of dengue and of </w:t>
@@ -1576,10 +1724,10 @@
         <w:rPr>
           <w:rStyle w:val="CitationRef"/>
         </w:rPr>
-        <w:t xml:space="preserve">22,53</w:t>
-      </w:r>
-      <w:r>
-        <w:t xml:space="preserve">, but they rest on 11 annual values (2026 annualized from nine months) and did not remain significant after correction for multiple testing.</w:t>
+        <w:t xml:space="preserve">22,52</w:t>
+      </w:r>
+      <w:r>
+        <w:t xml:space="preserve">, but they rest on 11 annual values whose last one is the partial year January–September 2026, annualized, and they did not remain significant after correction for multiple testing.</w:t>
       </w:r>
     </w:p>
     <w:p>
@@ -1593,7 +1741,7 @@
         <w:rPr>
           <w:rStyle w:val="CitationRef"/>
         </w:rPr>
-        <w:t xml:space="preserve">6,54</w:t>
+        <w:t xml:space="preserve">6,53</w:t>
       </w:r>
       <w:r>
         <w:t xml:space="preserve">. These patterns may reflect exposure during daily movement between home, work, and other urban environments </w:t>
@@ -1620,7 +1768,7 @@
         <w:rPr>
           <w:rStyle w:val="CitationRef"/>
         </w:rPr>
-        <w:t xml:space="preserve">55</w:t>
+        <w:t xml:space="preserve">54</w:t>
       </w:r>
       <w:r>
         <w:t xml:space="preserve">.</w:t>
@@ -1631,13 +1779,13 @@
         <w:pStyle w:val="Body"/>
       </w:pPr>
       <w:r>
-        <w:t xml:space="preserve">The very low proportion of serotyped cases (more than 97% of records lacked this information in 2016–2025) is a major limitation of surveillance. Serotype replacement has historically preceded large epidemics in Brazil </w:t>
-      </w:r>
-      <w:r>
-        <w:rPr>
-          <w:rStyle w:val="CitationRef"/>
-        </w:rPr>
-        <w:t xml:space="preserve">50,51</w:t>
+        <w:t xml:space="preserve">The very low proportion of serotyped cases (97.8% of the records lacked this information over the study period) is a major limitation of surveillance. Serotype replacement has historically preceded large epidemics in Brazil </w:t>
+      </w:r>
+      <w:r>
+        <w:rPr>
+          <w:rStyle w:val="CitationRef"/>
+        </w:rPr>
+        <w:t xml:space="preserve">49,50</w:t>
       </w:r>
       <w:r>
         <w:t xml:space="preserve">, and secondary infection with a heterologous serotype is a well-established risk factor for severe dengue </w:t>
@@ -1646,7 +1794,7 @@
         <w:rPr>
           <w:rStyle w:val="CitationRef"/>
         </w:rPr>
-        <w:t xml:space="preserve">30,56,57</w:t>
+        <w:t xml:space="preserve">30,55,56</w:t>
       </w:r>
       <w:r>
         <w:t xml:space="preserve">. Without systematic, timely serotyping, the ability to anticipate such epidemics is limited. Similarly, the high proportion of missing hospitalization data prevents a reliable assessment of severity.</w:t>
@@ -1657,16 +1805,16 @@
         <w:pStyle w:val="Body"/>
       </w:pPr>
       <w:r>
-        <w:t xml:space="preserve">Chikungunya shared the seasonal profile of dengue but showed no significant spatial clustering. This pattern is consistent with the recurrent, spatially discontinuous epidemic waves described for CHIKV in Brazil, in which large outbreaks occur where susceptible populations remain after earlier waves, rather than spreading along a contiguous corridor </w:t>
-      </w:r>
-      <w:r>
-        <w:rPr>
-          <w:rStyle w:val="CitationRef"/>
-        </w:rPr>
-        <w:t xml:space="preserve">24,58</w:t>
-      </w:r>
-      <w:r>
-        <w:t xml:space="preserve">. The highest per-capita incidence was observed in Mato Grosso do Sul, Ceará, Mato Grosso, Rio Grande do Norte, and Tocantins, and the increasing trends in Mato Grosso do Sul, Minas Gerais and Goiás, together with the steep rise in the Central-West in 2025, suggest that chikungunya may be expanding beyond its initial Northeastern foci into areas with largely susceptible populations, although none of these trends remained significant after correction for multiple testing.</w:t>
+        <w:t xml:space="preserve">Chikungunya shared the seasonal profile of dengue. Its spatial structure was weaker, with a group of high-incidence states in the Northeast (Alagoas, Ceará, Paraíba, Pernambuco, Rio Grande do Norte and Sergipe) but no local cluster surviving correction for multiple testing, which is consistent with the recurrent, spatially discontinuous epidemic waves described for CHIKV in Brazil, in which large outbreaks occur where susceptible populations remain after earlier waves, rather than spreading along a contiguous corridor </w:t>
+      </w:r>
+      <w:r>
+        <w:rPr>
+          <w:rStyle w:val="CitationRef"/>
+        </w:rPr>
+        <w:t xml:space="preserve">24,57</w:t>
+      </w:r>
+      <w:r>
+        <w:t xml:space="preserve">. The highest per-capita incidence was observed in Mato Grosso, Ceará, Rio Grande do Norte, Minas Gerais, and Paraíba. The highest regional annual value was reached by the Northeast in 2016, in the early epidemic. The increasing trends in Mato Grosso do Sul, Goiás and Minas Gerais, together with the decrease in Ceará, suggest that the burden has expanded beyond the initial Northeastern foci into areas with largely susceptible populations; only the increase in Mato Grosso do Sul was robust to correction for multiple testing, and the last annual value of these trends is the partial year January–September 2026, annualized.</w:t>
       </w:r>
     </w:p>
     <w:p>
@@ -1674,13 +1822,13 @@
         <w:pStyle w:val="Body"/>
       </w:pPr>
       <w:r>
-        <w:t xml:space="preserve">A relatively few deaths from Chikungunya were recorded, suggesting a major driver of morbidity rather than a high-fatality threat </w:t>
-      </w:r>
-      <w:r>
-        <w:rPr>
-          <w:rStyle w:val="CitationRef"/>
-        </w:rPr>
-        <w:t xml:space="preserve">3,58</w:t>
+        <w:t xml:space="preserve">A relatively few deaths from chikungunya were recorded (1,492 deaths among 1,599,784 cases), suggesting a major driver of morbidity rather than a high-fatality threat </w:t>
+      </w:r>
+      <w:r>
+        <w:rPr>
+          <w:rStyle w:val="CitationRef"/>
+        </w:rPr>
+        <w:t xml:space="preserve">3,57</w:t>
       </w:r>
       <w:r>
         <w:t xml:space="preserve">. Indeed, CHIKV infection frequently causes persistent arthralgia lasting months to years, with considerable losses in quality of life and productivity </w:t>
@@ -1689,7 +1837,7 @@
         <w:rPr>
           <w:rStyle w:val="CitationRef"/>
         </w:rPr>
-        <w:t xml:space="preserve">4,59,60</w:t>
+        <w:t xml:space="preserve">4,58,59</w:t>
       </w:r>
       <w:r>
         <w:t xml:space="preserve">, and lethality is higher among older adults and people with comorbidities </w:t>
@@ -1698,18 +1846,62 @@
         <w:rPr>
           <w:rStyle w:val="CitationRef"/>
         </w:rPr>
+        <w:t xml:space="preserve">60</w:t>
+      </w:r>
+      <w:r>
+        <w:t xml:space="preserve">. The female predominance and the concentration among working-age adults are consistent with those observed for dengue and Zika and likely reflect similar mechanisms of exposure and health-care-seeking behavior </w:t>
+      </w:r>
+      <w:r>
+        <w:rPr>
+          <w:rStyle w:val="CitationRef"/>
+        </w:rPr>
+        <w:t xml:space="preserve">53,54</w:t>
+      </w:r>
+      <w:r>
+        <w:t xml:space="preserve">.</w:t>
+      </w:r>
+    </w:p>
+    <w:p>
+      <w:pPr>
+        <w:pStyle w:val="Body"/>
+      </w:pPr>
+      <w:r>
+        <w:t xml:space="preserve">The Zika time series was dominated by the 2016 epidemic, followed by a sharp and sustained decline, which was significant in 13 states. This pattern is consistent with the rapid accumulation of population immunity during the 2015–2016 epidemic, which serosurveys estimated to exceed 60% in some Northeastern cities and which was predicted to limit further transmission for years </w:t>
+      </w:r>
+      <w:r>
+        <w:rPr>
+          <w:rStyle w:val="CitationRef"/>
+        </w:rPr>
+        <w:t xml:space="preserve">27,28</w:t>
+      </w:r>
+      <w:r>
+        <w:t xml:space="preserve">. Pre-existing dengue immunity may also have contributed to the decline of ZIKV transmission </w:t>
+      </w:r>
+      <w:r>
+        <w:rPr>
+          <w:rStyle w:val="CitationRef"/>
+        </w:rPr>
+        <w:t xml:space="preserve">29</w:t>
+      </w:r>
+      <w:r>
+        <w:t xml:space="preserve">. However, the post-2016 surveillance data must be interpreted with caution. Nearly half of the Zika notifications were discarded (263,816 of 559,455, 47%), and the cases kept include 103,094 inconclusive ones and 12,728 not yet classified; the clinical-epidemiological criterion was recorded for 151,662 cases and the laboratory criterion for 28,731, and the overlap in clinical presentation and serological cross-reactivity with DENV makes misclassification likely in both directions </w:t>
+      </w:r>
+      <w:r>
+        <w:rPr>
+          <w:rStyle w:val="CitationRef"/>
+        </w:rPr>
+        <w:t xml:space="preserve">31,32</w:t>
+      </w:r>
+      <w:r>
+        <w:t xml:space="preserve">. Many ZIKV infections are also asymptomatic or mild and therefore never notified </w:t>
+      </w:r>
+      <w:r>
+        <w:rPr>
+          <w:rStyle w:val="CitationRef"/>
+        </w:rPr>
         <w:t xml:space="preserve">61</w:t>
       </w:r>
       <w:r>
-        <w:t xml:space="preserve">. The female predominance and the concentration among working-age adults are consistent with those observed for dengue and Zika and likely reflect similar mechanisms of exposure and health-care-seeking behavior </w:t>
-      </w:r>
-      <w:r>
-        <w:rPr>
-          <w:rStyle w:val="CitationRef"/>
-        </w:rPr>
-        <w:t xml:space="preserve">54,55</w:t>
-      </w:r>
-      <w:r>
         <w:t xml:space="preserve">.</w:t>
       </w:r>
     </w:p>
@@ -1718,40 +1910,66 @@
         <w:pStyle w:val="Body"/>
       </w:pPr>
       <w:r>
-        <w:t xml:space="preserve">The Zika time series was dominated by the 2016 epidemic, followed by a sharp and sustained decline. This pattern is consistent with the rapid accumulation of population immunity during the 2015–2016 epidemic, which serosurveys estimated to exceed 60% in some Northeastern cities and which was predicted to limit further transmission for years </w:t>
-      </w:r>
-      <w:r>
-        <w:rPr>
-          <w:rStyle w:val="CitationRef"/>
-        </w:rPr>
-        <w:t xml:space="preserve">27,28</w:t>
-      </w:r>
-      <w:r>
-        <w:t xml:space="preserve">. Pre-existing dengue immunity may also have contributed to the decline of ZIKV transmission </w:t>
-      </w:r>
-      <w:r>
-        <w:rPr>
-          <w:rStyle w:val="CitationRef"/>
-        </w:rPr>
-        <w:t xml:space="preserve">29</w:t>
-      </w:r>
-      <w:r>
-        <w:t xml:space="preserve">. However, the post-2016 surveillance data must be interpreted with caution. More notifications were discarded than confirmed (252,266 versus 178,938), the clinical-epidemiological criterion predominated, and the overlap in clinical presentation and serological cross-reactivity with DENV makes misclassification likely in both directions </w:t>
-      </w:r>
-      <w:r>
-        <w:rPr>
-          <w:rStyle w:val="CitationRef"/>
-        </w:rPr>
-        <w:t xml:space="preserve">31,32</w:t>
-      </w:r>
-      <w:r>
-        <w:t xml:space="preserve">. Many ZIKV infections are also asymptomatic or mild and therefore never notified </w:t>
-      </w:r>
-      <w:r>
-        <w:rPr>
-          <w:rStyle w:val="CitationRef"/>
-        </w:rPr>
-        <w:t xml:space="preserve">62</w:t>
+        <w:t xml:space="preserve">The pronounced female predominance in Zika notifications (2.0:1) is likely influenced by the intensified surveillance of women of reproductive age, and particularly of pregnant women, after the association between ZIKV and microcephaly, Guillain–Barré syndrome, and other neurological complications was recognized </w:t>
+      </w:r>
+      <w:r>
+        <w:rPr>
+          <w:rStyle w:val="CitationRef"/>
+        </w:rPr>
+        <w:t xml:space="preserve">5,9,62,63</w:t>
+      </w:r>
+      <w:r>
+        <w:t xml:space="preserve">. The gradual increase in the proportion of cases in men, from 32% in 2017 to 42% in 2026 (2026 being a partial year, January–September), is consistent with a reduction in this targeted surveillance over time. The 22,773 cases in pregnant women across all trimesters highlight the continued need for prenatal surveillance and laboratory confirmation.</w:t>
+      </w:r>
+    </w:p>
+    <w:p>
+      <w:pPr>
+        <w:pStyle w:val="Body"/>
+      </w:pPr>
+      <w:r>
+        <w:t xml:space="preserve">The positive associations of temperature with dengue and Zika incidence in the pooled models are biologically plausible. Higher temperatures shorten larval development and the extrinsic incubation period and increase biting rates up to a thermal optimum </w:t>
+      </w:r>
+      <w:r>
+        <w:rPr>
+          <w:rStyle w:val="CitationRef"/>
+        </w:rPr>
+        <w:t xml:space="preserve">12–14</w:t>
+      </w:r>
+      <w:r>
+        <w:t xml:space="preserve">, and the time required for vector population growth, viral amplification, and case notification is consistent with a lag of one to two months </w:t>
+      </w:r>
+      <w:r>
+        <w:rPr>
+          <w:rStyle w:val="CitationRef"/>
+        </w:rPr>
+        <w:t xml:space="preserve">16–18</w:t>
+      </w:r>
+      <w:r>
+        <w:t xml:space="preserve">. In the pooled lagged model the dengue association was concentrated at a two-month lag, in line with the two-month lag reported as the best predictor of dengue cases in one study of the temperature–dengue relationship </w:t>
+      </w:r>
+      <w:r>
+        <w:rPr>
+          <w:rStyle w:val="CitationRef"/>
+        </w:rPr>
+        <w:t xml:space="preserve">64</w:t>
+      </w:r>
+      <w:r>
+        <w:t xml:space="preserve">; for chikungunya the lag-2 estimate was borderline, and for Zika the pooled estimate peaked at one month whereas the per-FU models pointed to two months. The lag window of the present analysis ends at two months, so the strongest association may lie at longer lags. The temperature used here is the monthly mean of hourly readings averaged over the stations of each FU, so these results cannot be compared with thresholds based on daily minimum or maximum temperature, such as the minimum of 14.8 °C and the optimum maximum of 32–33 °C reported in a review </w:t>
+      </w:r>
+      <w:r>
+        <w:rPr>
+          <w:rStyle w:val="CitationRef"/>
+        </w:rPr>
+        <w:t xml:space="preserve">64</w:t>
+      </w:r>
+      <w:r>
+        <w:t xml:space="preserve">. The heterogeneity across states is also expected: the lag-2 correlations with temperature were positive in the Southeast and negative in the Northeast. In the North and parts of the Northeast, temperatures are already close to or above the optimum for transmission, so additional warming may have little effect or even reduce transmission, whereas in the South and Southeast warming moves temperatures towards the optimum </w:t>
+      </w:r>
+      <w:r>
+        <w:rPr>
+          <w:rStyle w:val="CitationRef"/>
+        </w:rPr>
+        <w:t xml:space="preserve">14,23</w:t>
       </w:r>
       <w:r>
         <w:t xml:space="preserve">.</w:t>
@@ -1762,16 +1980,25 @@
         <w:pStyle w:val="Body"/>
       </w:pPr>
       <w:r>
-        <w:t xml:space="preserve">The pronounced female predominance in Zika notifications (1.9:1) is likely influenced by the intensified surveillance of women of reproductive age, and particularly of pregnant women, after the association between ZIKV and microcephaly, Guillain–Barré syndrome, and other neurological complications was recognized </w:t>
-      </w:r>
-      <w:r>
-        <w:rPr>
-          <w:rStyle w:val="CitationRef"/>
-        </w:rPr>
-        <w:t xml:space="preserve">5,9,63,64</w:t>
-      </w:r>
-      <w:r>
-        <w:t xml:space="preserve">. The gradual increase in the proportion of cases in men, from 30% in 2017 to 41% in 2023, is consistent with a reduction in this targeted surveillance over time. The 55,501 notifications in pregnant women across all trimesters highlight the continued need for prenatal surveillance and laboratory confirmation.</w:t>
+        <w:t xml:space="preserve">The pooled estimates should be interpreted with caution. They depended on how overdispersion was handled (the Poisson model gave a dengue IRR of 1.48 against 1.11 for the NB2 model), and the Zika association was small and imprecise (IRR 1.11; lower confidence limit 1.00), with 2 FU remaining significant in the per-FU models after Benjamini–Hochberg correction. The Zika series is dominated by a single epidemic in 2016, after which incidence collapsed largely because of population immunity, so that the pooled coefficient may reflect the timing of this epidemic relative to temperature rather than a causal relationship. Rainfall was positively associated with dengue incidence in the pooled model but not with chikungunya or Zika, whereas the correlation analysis and the cumulative effect in the pooled lagged model were positive for the three diseases; the per-FU rainfall coefficients were positive for dengue (10 of 10 significant FU) and mostly negative for Zika (4 of 6). Rainfall–dengue relationships are known to be non-linear, with both excess rainfall and drought increasing risk </w:t>
+      </w:r>
+      <w:r>
+        <w:rPr>
+          <w:rStyle w:val="CitationRef"/>
+        </w:rPr>
+        <w:t xml:space="preserve">15</w:t>
+      </w:r>
+      <w:r>
+        <w:t xml:space="preserve">. Distributed lag non-linear models with longer lag windows and explicit control of seasonality and long-term trends </w:t>
+      </w:r>
+      <w:r>
+        <w:rPr>
+          <w:rStyle w:val="CitationRef"/>
+        </w:rPr>
+        <w:t xml:space="preserve">65</w:t>
+      </w:r>
+      <w:r>
+        <w:t xml:space="preserve"> would provide more robust estimates of the exposure–lag–response relationships.</w:t>
       </w:r>
     </w:p>
     <w:p>
@@ -1779,58 +2006,31 @@
         <w:pStyle w:val="Body"/>
       </w:pPr>
       <w:r>
-        <w:t xml:space="preserve">The positive associations of temperature with dengue and Zika incidence in the pooled models, and the larger correlations at a two-month lag, are biologically plausible. Higher temperatures shorten larval development and the extrinsic incubation period and increase biting rates up to a thermal optimum </w:t>
-      </w:r>
-      <w:r>
-        <w:rPr>
-          <w:rStyle w:val="CitationRef"/>
-        </w:rPr>
-        <w:t xml:space="preserve">12–14</w:t>
-      </w:r>
-      <w:r>
-        <w:t xml:space="preserve">, and the time required for vector population growth, viral amplification, and case notification is consistent with a lag of one to two months </w:t>
-      </w:r>
-      <w:r>
-        <w:rPr>
-          <w:rStyle w:val="CitationRef"/>
-        </w:rPr>
-        <w:t xml:space="preserve">16–18</w:t>
-      </w:r>
-      <w:r>
-        <w:t xml:space="preserve">; a two-month lag has also been reported as the best predictor of dengue cases in one study of the temperature–dengue relationship </w:t>
-      </w:r>
-      <w:r>
-        <w:rPr>
-          <w:rStyle w:val="CitationRef"/>
-        </w:rPr>
-        <w:t xml:space="preserve">65</w:t>
-      </w:r>
-      <w:r>
-        <w:t xml:space="preserve">. The lag window of the present analysis ends at two months, so the strongest association may lie at longer lags. The supplementary DLNM placed the dengue temperature optimum at 27.2 °C, within the 26–29 °C range estimated by mechanistic models </w:t>
-      </w:r>
-      <w:r>
-        <w:rPr>
-          <w:rStyle w:val="CitationRef"/>
-        </w:rPr>
-        <w:t xml:space="preserve">14</w:t>
-      </w:r>
-      <w:r>
-        <w:t xml:space="preserve">; this value is not comparable with thresholds based on daily minimum or maximum temperature, such as the minimum of 14.8 °C and the optimum maximum of 32–33 °C reported in a review </w:t>
-      </w:r>
-      <w:r>
-        <w:rPr>
-          <w:rStyle w:val="CitationRef"/>
-        </w:rPr>
-        <w:t xml:space="preserve">65</w:t>
-      </w:r>
-      <w:r>
-        <w:t xml:space="preserve">, because the temperature used here is the monthly mean of hourly readings averaged over the stations of each FU. The heterogeneity across states is also expected: the lag-2 correlations with temperature were positive in the Southeast, South, and Central-West and negative in the Northeast. In the North and parts of the Northeast, temperatures are already close to or above the optimum for transmission, so additional warming may have little effect or even reduce transmission, whereas in the South and Southeast warming moves temperatures towards the optimum </w:t>
-      </w:r>
-      <w:r>
-        <w:rPr>
-          <w:rStyle w:val="CitationRef"/>
-        </w:rPr>
-        <w:t xml:space="preserve">14,23</w:t>
+        <w:t xml:space="preserve">Our findings support three practical recommendations. First, prioritization should be based on population-adjusted incidence and trends rather than on absolute counts alone, which would draw attention to Goiás and the Federal District for dengue, to the Southern states where dengue is increasing, to the Northeastern states with the highest chikungunya incidence, and to Mato Grosso do Sul, where chikungunya increased significantly even after correction for multiple testing. Second, the lagged association between temperature and incidence, which was concentrated at the longest lag tested for dengue and differed in direction between regions, supports the integration of climate data into early warning systems, as proposed for dengue in Brazil </w:t>
+      </w:r>
+      <w:r>
+        <w:rPr>
+          <w:rStyle w:val="CitationRef"/>
+        </w:rPr>
+        <w:t xml:space="preserve">16</w:t>
+      </w:r>
+      <w:r>
+        <w:t xml:space="preserve"> and within the integrated management strategy for arboviral diseases in the Americas </w:t>
+      </w:r>
+      <w:r>
+        <w:rPr>
+          <w:rStyle w:val="CitationRef"/>
+        </w:rPr>
+        <w:t xml:space="preserve">66</w:t>
+      </w:r>
+      <w:r>
+        <w:t xml:space="preserve">. Third, strengthening laboratory confirmation and serotyping, and reducing missing data in SINAN, are essential for differentiating the three arboviruses, anticipating serotype-driven epidemics, and assessing severity </w:t>
+      </w:r>
+      <w:r>
+        <w:rPr>
+          <w:rStyle w:val="CitationRef"/>
+        </w:rPr>
+        <w:t xml:space="preserve">39,67</w:t>
       </w:r>
       <w:r>
         <w:t xml:space="preserve">.</w:t>
@@ -1841,25 +2041,51 @@
         <w:pStyle w:val="Body"/>
       </w:pPr>
       <w:r>
-        <w:t xml:space="preserve">The pooled estimates should be interpreted with caution. They depended on how overdispersion was handled (the Poisson model gave a dengue IRR of 1.48 against 1.10 for the NB2 model), and the Zika association was small and imprecise (IRR 1.09; lower confidence limit 1.01), with no FU remaining significant in the per-FU models after Benjamini–Hochberg correction. The Zika series is dominated by a single epidemic in early 2016, after which incidence collapsed largely because of population immunity, so that the pooled coefficient may reflect the timing of this epidemic relative to temperature rather than a causal relationship. Rainfall was positively associated with incidence in the pooled models and in the correlation analysis, whereas the per-FU rainfall coefficients were positive for dengue (10 of 10 significant FU) and negative for Zika (3 of 3); rainfall–dengue relationships are known to be non-linear, with both excess rainfall and drought increasing risk </w:t>
-      </w:r>
-      <w:r>
-        <w:rPr>
-          <w:rStyle w:val="CitationRef"/>
-        </w:rPr>
-        <w:t xml:space="preserve">15</w:t>
-      </w:r>
-      <w:r>
-        <w:t xml:space="preserve">. The supplementary DLNM is a first step towards modelling these relationships </w:t>
-      </w:r>
-      <w:r>
-        <w:rPr>
-          <w:rStyle w:val="CitationRef"/>
-        </w:rPr>
-        <w:t xml:space="preserve">49</w:t>
-      </w:r>
-      <w:r>
-        <w:t xml:space="preserve">, but it is limited to lags of 0–2 months and to a linear lag–response. Distributed lag non-linear models with longer lag windows and explicit control of seasonality and long-term trends would provide more robust estimates of the exposure–lag–response relationships.</w:t>
+        <w:t xml:space="preserve">Our study has several limitations. First, SINAN data are subject to under-reporting, heterogeneous application of case-confirmation criteria across FU, misclassification among the three diseases, and substantial missing information </w:t>
+      </w:r>
+      <w:r>
+        <w:rPr>
+          <w:rStyle w:val="CitationRef"/>
+        </w:rPr>
+        <w:t xml:space="preserve">31,39</w:t>
+      </w:r>
+      <w:r>
+        <w:t xml:space="preserve">. Notifications are not incidence: reporting and diagnosis vary between FU and between diseases, and surveillance capability is higher in richer and more accessible places </w:t>
+      </w:r>
+      <w:r>
+        <w:rPr>
+          <w:rStyle w:val="CitationRef"/>
+        </w:rPr>
+        <w:t xml:space="preserve">68</w:t>
+      </w:r>
+      <w:r>
+        <w:t xml:space="preserve">, so differences between FU in Figure 2 and Figure S2A may partly reflect who is tested and reported. Second, a case was any notification not classified as discarded (confirmed and probable cases); the share of discarded notifications differs between diseases (15%, 35%, and 47% of the dengue, chikungunya, and Zika notifications) and the dengue files for 2022–2026 contain none, which points to different practices of classification and publication, and published laboratory-confirmed dengue series count different cases and are not comparable in absolute numbers or incidence </w:t>
+      </w:r>
+      <w:r>
+        <w:rPr>
+          <w:rStyle w:val="CitationRef"/>
+        </w:rPr>
+        <w:t xml:space="preserve">51</w:t>
+      </w:r>
+      <w:r>
+        <w:t xml:space="preserve">. Third, 2026 is a partial year (January–September) that was annualized from the months reported; because October to December accounted for only 4.8%, 6.4%, and 4.2% of the dengue, chikungunya, and Zika cases of 2016–2025, this overstates the incidence of 2026, which was nevertheless kept in the trends, the mean incidence, and the spatial statistics; the trends, in particular, rest on a last annual value that is partial. Fourth, the national SINAN files contain no chikungunya or Zika notification for Espírito Santo in 2021, although the state reported cases of both diseases that year through its own notification system </w:t>
+      </w:r>
+      <w:commentRangeStart w:id="46"/>
+      <w:r>
+        <w:rPr>
+          <w:rStyle w:val="CitationRef"/>
+        </w:rPr>
+        <w:t xml:space="preserve">69</w:t>
+      </w:r>
+      <w:commentRangeEnd w:id="46"/>
+      <w:r>
+        <w:rPr>
+          <w:rStyle w:val="Refdecomentrio"/>
+        </w:rPr>
+        <w:commentReference w:id="46"/>
+      </w:r>
+      <w:r>
+        <w:t xml:space="preserve">; that state-year is therefore missing, not zero.</w:t>
       </w:r>
     </w:p>
     <w:p>
@@ -1867,34 +2093,33 @@
         <w:pStyle w:val="Body"/>
       </w:pPr>
       <w:r>
-        <w:t xml:space="preserve">Our findings support three practical recommendations. First, prioritization should be based on population-adjusted incidence and trends rather than on absolute counts alone, which would draw attention to Goás and the Federal District, to the Southern states where dengue is increasing, and to the Central-West and Southeast where chikungunya is increasing. Second, the lagged association between temperature and incidence, which was strongest at the longest lag tested and differed in direction between regions, supports the integration of climate data into early warning systems, as proposed for dengue in Brazil </w:t>
-      </w:r>
-      <w:r>
-        <w:rPr>
-          <w:rStyle w:val="CitationRef"/>
-        </w:rPr>
-        <w:t xml:space="preserve">16</w:t>
-      </w:r>
-      <w:r>
-        <w:t xml:space="preserve"> and within the integrated management strategy for arboviral diseases in the Americas </w:t>
-      </w:r>
-      <w:r>
-        <w:rPr>
-          <w:rStyle w:val="CitationRef"/>
-        </w:rPr>
-        <w:t xml:space="preserve">66</w:t>
-      </w:r>
-      <w:r>
-        <w:t xml:space="preserve">. Third, strengthening laboratory confirmation and serotyping, and reducing missing data in SINAN, are essential for differentiating the three arboviruses, anticipating serotype-driven epidemics, and assessing severity </w:t>
-      </w:r>
-      <w:r>
-        <w:rPr>
-          <w:rStyle w:val="CitationRef"/>
-        </w:rPr>
-        <w:t xml:space="preserve">39,67</w:t>
-      </w:r>
-      <w:r>
-        <w:t xml:space="preserve">.</w:t>
+        <w:t xml:space="preserve">Fifth, climate is the monthly mean of hourly INMET readings averaged over the stations of each FU, with lags of zero to two months and without humidity, minimum, maximum, or daily-range variables; the lag window ends where a two-month optimum has been reported </w:t>
+      </w:r>
+      <w:r>
+        <w:rPr>
+          <w:rStyle w:val="CitationRef"/>
+        </w:rPr>
+        <w:t xml:space="preserve">64</w:t>
+      </w:r>
+      <w:r>
+        <w:t xml:space="preserve">. Sixth, the ecological design precludes individual-level inference, and state-level results do not describe vector abundance or transmission within cities, where oviposition is spatially concentrated and only weakly related to temperature and humidity </w:t>
+      </w:r>
+      <w:r>
+        <w:rPr>
+          <w:rStyle w:val="CitationRef"/>
+        </w:rPr>
+        <w:t xml:space="preserve">70</w:t>
+      </w:r>
+      <w:r>
+        <w:t xml:space="preserve">. Seventh, the regression models included FU and calendar-month fixed effects but no socioeconomic, entomological, or long-term trend terms, so the climatic associations should be interpreted as exploratory rather than causal. Eighth, we have no data on dengue vaccination (Qdenga/TAK-003 and Butantan-DV) for 2024–2026 or on viral lineages, and serotype was recorded for 0.2%–3.0% of the dengue cases per year in 2016–2025 and 7.1% in the partial year January–September 2026. Finally, 98% of the dengue NS1 results and 98% of the IgM results of 2025 were ignored or blank, compared with 35–53% (NS1) and 33–49% (IgM) in 2016–2024, which suggests a change in how test results were recorded.</w:t>
+      </w:r>
+    </w:p>
+    <w:p>
+      <w:pPr>
+        <w:pStyle w:val="Ttulo1"/>
+      </w:pPr>
+      <w:r>
+        <w:t xml:space="preserve">5 | CONCLUSION</w:t>
       </w:r>
     </w:p>
     <w:p>
@@ -1902,77 +2127,16 @@
         <w:pStyle w:val="Body"/>
       </w:pPr>
       <w:r>
-        <w:t xml:space="preserve">Our study has several limitations. First, SINAN data are subject to under-reporting, heterogeneous application of case-confirmation criteria across FU, misclassification among the three diseases, and substantial missing information </w:t>
-      </w:r>
-      <w:r>
-        <w:rPr>
-          <w:rStyle w:val="CitationRef"/>
-        </w:rPr>
-        <w:t xml:space="preserve">31,39</w:t>
-      </w:r>
-      <w:r>
-        <w:t xml:space="preserve">. Notifications are not incidence: reporting and diagnosis vary between FU and between diseases, and surveillance capability is higher in richer and more accessible places </w:t>
-      </w:r>
-      <w:r>
-        <w:rPr>
-          <w:rStyle w:val="CitationRef"/>
-        </w:rPr>
-        <w:t xml:space="preserve">68</w:t>
-      </w:r>
-      <w:r>
-        <w:t xml:space="preserve">, so differences between FU in Figure 6 and Figure S2A may partly reflect who is tested and reported. Second, the case definition differs by disease (dengue, probable cases; chikungunya and Zika, all notifications, including discarded ones), and cases are assigned to the FU of notification; published laboratory-confirmed dengue series count different cases and are not comparable in absolute numbers or incidence </w:t>
-      </w:r>
-      <w:r>
-        <w:rPr>
-          <w:rStyle w:val="CitationRef"/>
-        </w:rPr>
-        <w:t xml:space="preserve">52</w:t>
-      </w:r>
-      <w:r>
-        <w:t xml:space="preserve">. Third, 2026 covers January to September and was annualized from the months reported; because October to December accounted for only 4.8%, 7.4%, and 6.3% of the dengue, chikungunya, and Zika cases of 2016–2025, this overstates the incidence of 2026, which enters the trends, the mean incidence, and the spatial statistics. Fourth, the national SINAN files contain no chikungunya or Zika record for Espírito Santo in 2021, although the state reported cases of both diseases that year through its own notification system </w:t>
-      </w:r>
-      <w:commentRangeStart w:id="46"/>
-      <w:r>
-        <w:rPr>
-          <w:rStyle w:val="CitationRef"/>
-        </w:rPr>
-        <w:t xml:space="preserve">69</w:t>
-      </w:r>
-      <w:commentRangeEnd w:id="46"/>
-      <w:r>
-        <w:rPr>
-          <w:rStyle w:val="Refdecomentrio"/>
-        </w:rPr>
-        <w:commentReference w:id="46"/>
-      </w:r>
-      <w:r>
-        <w:t xml:space="preserve">; that state-year is therefore missing, not zero.</w:t>
-      </w:r>
-    </w:p>
-    <w:p>
-      <w:pPr>
-        <w:pStyle w:val="Body"/>
-      </w:pPr>
-      <w:r>
-        <w:t xml:space="preserve">Fifth, climate is the monthly mean of hourly INMET readings averaged over the stations of each FU, with lags of zero to two months and without humidity, minimum, maximum, or daily-range variables; the lag window ends where a two-month optimum has been reported </w:t>
-      </w:r>
-      <w:r>
-        <w:rPr>
-          <w:rStyle w:val="CitationRef"/>
-        </w:rPr>
-        <w:t xml:space="preserve">65</w:t>
-      </w:r>
-      <w:r>
-        <w:t xml:space="preserve">. Sixth, the ecological design precludes individual-level inference, and state-level results do not describe vector abundance or transmission within cities, where oviposition is spatially concentrated and only weakly related to temperature and humidity </w:t>
-      </w:r>
-      <w:r>
-        <w:rPr>
-          <w:rStyle w:val="CitationRef"/>
-        </w:rPr>
-        <w:t xml:space="preserve">70</w:t>
-      </w:r>
-      <w:r>
-        <w:t xml:space="preserve">. Seventh, the regression models included FU and calendar-month fixed effects but no socioeconomic, entomological, or long-term trend terms, so the climatic associations should be interpreted as exploratory rather than causal. Eighth, we have no data on dengue vaccination (Qdenga/TAK-003 and Butantan-DV) for 2024–2026 or on viral lineages, and serotype was recorded for 0.2%–3.0% of the dengue notifications per year in 2016–2025 and 7.1% in 2026. Finally, the clinical and demographic figures end in 2025, and in 2025 98% of the dengue NS1 and IgM results were ignored or blank, compared with 35–53% (NS1) and 34–49% (IgM) in 2016–2024, which suggests a change in how test results were recorded.</w:t>
+        <w:t xml:space="preserve">In conclusion, our findings suggest that, despite sharing </w:t>
+      </w:r>
+      <w:r>
+        <w:rPr>
+          <w:i/>
+        </w:rPr>
+        <w:t xml:space="preserve">Aedes</w:t>
+      </w:r>
+      <w:r>
+        <w:t xml:space="preserve"> vectors and ecological determinants, dengue, chikungunya, and Zika follow distinct spatial, temporal, and climatic dynamics that should not be addressed by uniform surveillance strategies. Dengue showed the strongest global spatial clustering and chikungunya a weaker one centred on the Northeast, whereas Zika showed none; temperature was positively associated with dengue incidence, with the association concentrated at a two-month lag, and state-level correlations differed in direction between regions. The heterogeneous per-capita rankings, together with the decline of Zika, the increase of chikungunya in Mato Grosso do Sul, and the increase of dengue in the South (not robust to correction for multiple testing), argue for regionalized prioritization that goes beyond absolute case counts; all trends rest on a last annual value that is a partial year (January–September 2026) annualized. Strengthening laboratory capacity, reducing missing information in surveillance records, and integrating climatic, demographic, and entomological data at finer spatial scales remain priorities for refining the public-health response to the arboviral burden to human health.</w:t>
       </w:r>
     </w:p>
     <w:p>
@@ -1980,15 +2144,1222 @@
         <w:pStyle w:val="Ttulo1"/>
       </w:pPr>
       <w:r>
-        <w:t xml:space="preserve">5 | CONCLUSION</w:t>
-      </w:r>
-    </w:p>
-    <w:p>
-      <w:pPr>
-        <w:pStyle w:val="Body"/>
-      </w:pPr>
-      <w:r>
-        <w:t xml:space="preserve">In conclusion, our findings suggest that, despite sharing </w:t>
+        <w:t xml:space="preserve">AUTHOR CONTRIBUTIONS</w:t>
+      </w:r>
+    </w:p>
+    <w:p>
+      <w:pPr>
+        <w:pStyle w:val="BackBody"/>
+      </w:pPr>
+      <w:r>
+        <w:rPr>
+          <w:highlight w:val="yellow"/>
+        </w:rPr>
+        <w:t xml:space="preserve">To be completed by the authors (contributor roles).</w:t>
+      </w:r>
+    </w:p>
+    <w:p>
+      <w:pPr>
+        <w:pStyle w:val="Ttulo1"/>
+      </w:pPr>
+      <w:r>
+        <w:t xml:space="preserve">ACKNOWLEDGMENTS</w:t>
+      </w:r>
+    </w:p>
+    <w:p>
+      <w:pPr>
+        <w:pStyle w:val="BackBody"/>
+      </w:pPr>
+      <w:r>
+        <w:rPr>
+          <w:highlight w:val="yellow"/>
+        </w:rPr>
+        <w:t xml:space="preserve">To be completed by the authors.</w:t>
+      </w:r>
+    </w:p>
+    <w:p>
+      <w:pPr>
+        <w:pStyle w:val="Ttulo1"/>
+      </w:pPr>
+      <w:r>
+        <w:t xml:space="preserve">FUNDING</w:t>
+      </w:r>
+    </w:p>
+    <w:p>
+      <w:pPr>
+        <w:pStyle w:val="BackBody"/>
+      </w:pPr>
+      <w:r>
+        <w:rPr>
+          <w:highlight w:val="yellow"/>
+        </w:rPr>
+        <w:t xml:space="preserve">To be completed by the authors.</w:t>
+      </w:r>
+    </w:p>
+    <w:p>
+      <w:pPr>
+        <w:pStyle w:val="Ttulo1"/>
+      </w:pPr>
+      <w:r>
+        <w:t xml:space="preserve">CONFLICT OF INTEREST STATEMENT</w:t>
+      </w:r>
+    </w:p>
+    <w:p>
+      <w:pPr>
+        <w:pStyle w:val="BackBody"/>
+      </w:pPr>
+      <w:r>
+        <w:rPr>
+          <w:highlight w:val="yellow"/>
+        </w:rPr>
+        <w:t xml:space="preserve">To be completed by the authors.</w:t>
+      </w:r>
+    </w:p>
+    <w:p>
+      <w:pPr>
+        <w:pStyle w:val="Ttulo1"/>
+      </w:pPr>
+      <w:r>
+        <w:t xml:space="preserve">DATA AVAILABILITY STATEMENT</w:t>
+      </w:r>
+    </w:p>
+    <w:p>
+      <w:pPr>
+        <w:pStyle w:val="BackBody"/>
+      </w:pPr>
+      <w:r>
+        <w:t xml:space="preserve">The surveillance notifications (SINAN), meteorological records (INMET), and population estimates (IBGE) analyzed in this study are publicly available from the Brazilian federal open-data sources cited in the Methods. The SINAN files were downloaded from OpenDataSUS on October 22, 2026; the 2026 files are the release of October 20, 2026, from which only notifications dated up to September 30, 2026 were used. The analysis code (R), the cleaned analysis tables, the generated results, and the source data behind each figure are available at https://github.com/eduramosalves/arbovirus-surveillance-brazil-r (MIT license). The raw files (about 1.7 GB) are not stored in the repository; a manifest with the size and SHA-256 checksum of each file used is provided. </w:t>
+      </w:r>
+      <w:r>
+        <w:rPr>
+          <w:highlight w:val="yellow"/>
+        </w:rPr>
+        <w:t xml:space="preserve">A persistent identifier (DOI) for the repository has not been issued yet.</w:t>
+      </w:r>
+    </w:p>
+    <w:p>
+      <w:pPr>
+        <w:pStyle w:val="Ttulo1"/>
+      </w:pPr>
+      <w:r>
+        <w:t xml:space="preserve">ETHICS STATEMENT</w:t>
+      </w:r>
+    </w:p>
+    <w:p>
+      <w:pPr>
+        <w:pStyle w:val="BackBody"/>
+      </w:pPr>
+      <w:r>
+        <w:t xml:space="preserve">This study used only secondary, publicly available, de-identified surveillance records, which were aggregated by FU and month, and no individual identifiers were accessed. In accordance with Resolutions No. 466/2012 and No. 510/2016 of the Brazilian National Health Council, research based exclusively on publicly available, non-identifiable data is exempt from review by a Research Ethics Committee and from the requirement for informed consent. The study was conducted in accordance with the Declaration of Helsinki and the Brazilian General Data Protection Law (Law No. 13,709/2018).</w:t>
+      </w:r>
+    </w:p>
+    <w:p>
+      <w:pPr>
+        <w:pStyle w:val="Ttulo1"/>
+      </w:pPr>
+      <w:r>
+        <w:t xml:space="preserve">SUPPORTING INFORMATION</w:t>
+      </w:r>
+    </w:p>
+    <w:p>
+      <w:pPr>
+        <w:pStyle w:val="BackBody"/>
+      </w:pPr>
+      <w:r>
+        <w:t xml:space="preserve">Supplementary Figures S1–S7 and the RECORD checklist are provided as supporting information. </w:t>
+      </w:r>
+      <w:r>
+        <w:rPr>
+          <w:highlight w:val="yellow"/>
+        </w:rPr>
+        <w:t xml:space="preserve">Wording to be adjusted to the journal’s submission system.</w:t>
+      </w:r>
+    </w:p>
+    <w:p>
+      <w:pPr>
+        <w:pStyle w:val="Ttulo1"/>
+      </w:pPr>
+      <w:r>
+        <w:t xml:space="preserve">REFERENCES</w:t>
+      </w:r>
+    </w:p>
+    <w:p>
+      <w:pPr>
+        <w:pStyle w:val="Reference"/>
+      </w:pPr>
+      <w:r>
+        <w:t xml:space="preserve">1. Kraemer MUG, Sinka ME, Duda KA, et al. The global distribution of the arbovirus vectors Aedes aegypti and Ae. albopictus. </w:t>
+      </w:r>
+      <w:r>
+        <w:rPr>
+          <w:i/>
+        </w:rPr>
+        <w:t xml:space="preserve">eLife</w:t>
+      </w:r>
+      <w:r>
+        <w:t xml:space="preserve">. 2015;4:e08347.</w:t>
+      </w:r>
+    </w:p>
+    <w:p>
+      <w:pPr>
+        <w:pStyle w:val="Reference"/>
+      </w:pPr>
+      <w:r>
+        <w:t xml:space="preserve">2. Brady OJ, Hay SI. The global expansion of dengue: how Aedes aegypti mosquitoes enabled the first pandemic arbovirus. </w:t>
+      </w:r>
+      <w:r>
+        <w:rPr>
+          <w:i/>
+        </w:rPr>
+        <w:t xml:space="preserve">Annu Rev Entomol</w:t>
+      </w:r>
+      <w:r>
+        <w:t xml:space="preserve">. 2020;65:191–208.</w:t>
+      </w:r>
+    </w:p>
+    <w:p>
+      <w:pPr>
+        <w:pStyle w:val="Reference"/>
+      </w:pPr>
+      <w:r>
+        <w:t xml:space="preserve">3. Pescarini JM, Rodrigues M, Paixão ES, et al. Dengue, Zika, and chikungunya viral circulation and hospitalization rates in Brazil from 2014 to 2019: an ecological study. </w:t>
+      </w:r>
+      <w:r>
+        <w:rPr>
+          <w:i/>
+        </w:rPr>
+        <w:t xml:space="preserve">PLoS Negl Trop Dis</w:t>
+      </w:r>
+      <w:r>
+        <w:t xml:space="preserve">. 2022;16(7):e0010602.</w:t>
+      </w:r>
+    </w:p>
+    <w:p>
+      <w:pPr>
+        <w:pStyle w:val="Reference"/>
+      </w:pPr>
+      <w:r>
+        <w:t xml:space="preserve">4. Schilte C, Staikowsky F, Couderc T, et al. Chikungunya virus-associated long-term arthralgia: a 36-month prospective longitudinal study. </w:t>
+      </w:r>
+      <w:r>
+        <w:rPr>
+          <w:i/>
+        </w:rPr>
+        <w:t xml:space="preserve">PLoS Negl Trop Dis</w:t>
+      </w:r>
+      <w:r>
+        <w:t xml:space="preserve">. 2013;7(3):e2137.</w:t>
+      </w:r>
+    </w:p>
+    <w:p>
+      <w:pPr>
+        <w:pStyle w:val="Reference"/>
+      </w:pPr>
+      <w:r>
+        <w:t xml:space="preserve">5. Brasil P, Pereira JP Jr, Moreira ME, et al. Zika virus infection in pregnant women in Rio de Janeiro. </w:t>
+      </w:r>
+      <w:r>
+        <w:rPr>
+          <w:i/>
+        </w:rPr>
+        <w:t xml:space="preserve">N Engl J Med</w:t>
+      </w:r>
+      <w:r>
+        <w:t xml:space="preserve">. 2016;375(24):2321–2334.</w:t>
+      </w:r>
+    </w:p>
+    <w:p>
+      <w:pPr>
+        <w:pStyle w:val="Reference"/>
+      </w:pPr>
+      <w:r>
+        <w:t xml:space="preserve">6. Teixeira MG, Siqueira JB Jr, Ferreira GLC, Bricks L, Joint G. Epidemiological trends of dengue disease in Brazil (2000–2010): a systematic literature search and analysis. </w:t>
+      </w:r>
+      <w:r>
+        <w:rPr>
+          <w:i/>
+        </w:rPr>
+        <w:t xml:space="preserve">PLoS Negl Trop Dis</w:t>
+      </w:r>
+      <w:r>
+        <w:t xml:space="preserve">. 2013;7(12):e2520.</w:t>
+      </w:r>
+    </w:p>
+    <w:p>
+      <w:pPr>
+        <w:pStyle w:val="Reference"/>
+      </w:pPr>
+      <w:r>
+        <w:t xml:space="preserve">7. Nunes MRT, Faria NR, de Vasconcelos JM, et al. Emergence and potential for spread of Chikungunya virus in Brazil. </w:t>
+      </w:r>
+      <w:r>
+        <w:rPr>
+          <w:i/>
+        </w:rPr>
+        <w:t xml:space="preserve">BMC Med</w:t>
+      </w:r>
+      <w:r>
+        <w:t xml:space="preserve">. 2015;13:102.</w:t>
+      </w:r>
+    </w:p>
+    <w:p>
+      <w:pPr>
+        <w:pStyle w:val="Reference"/>
+      </w:pPr>
+      <w:r>
+        <w:t xml:space="preserve">8. Faria NR, Azevedo RSS, Kraemer MUG, et al. Zika virus in the Americas: early epidemiological and genetic findings. </w:t>
+      </w:r>
+      <w:r>
+        <w:rPr>
+          <w:i/>
+        </w:rPr>
+        <w:t xml:space="preserve">Science</w:t>
+      </w:r>
+      <w:r>
+        <w:t xml:space="preserve">. 2016;352(6283):345–349.</w:t>
+      </w:r>
+    </w:p>
+    <w:p>
+      <w:pPr>
+        <w:pStyle w:val="Reference"/>
+      </w:pPr>
+      <w:r>
+        <w:t xml:space="preserve">9. Schuler-Faccini L, Ribeiro EM, Feitosa IM, et al; Brazilian Medical Genetics Society–Zika Embryopathy Task Force. Possible association between Zika virus infection and microcephaly — Brazil, 2015. </w:t>
+      </w:r>
+      <w:r>
+        <w:rPr>
+          <w:i/>
+        </w:rPr>
+        <w:t xml:space="preserve">MMWR Morb Mortal Wkly Rep</w:t>
+      </w:r>
+      <w:r>
+        <w:t xml:space="preserve">. 2016;65(3):59–62.</w:t>
+      </w:r>
+    </w:p>
+    <w:p>
+      <w:pPr>
+        <w:pStyle w:val="Reference"/>
+      </w:pPr>
+      <w:r>
+        <w:t xml:space="preserve">10. Skalinski LM, Dalvi APR, Natividade M, et al. The triple epidemics of arboviruses in Feira de Santana, Brazilian Northeast: epidemiological characteristics and diffusion patterns. </w:t>
+      </w:r>
+      <w:r>
+        <w:rPr>
+          <w:i/>
+        </w:rPr>
+        <w:t xml:space="preserve">Epidemics</w:t>
+      </w:r>
+      <w:r>
+        <w:t xml:space="preserve">. 2022;38:100541.</w:t>
+      </w:r>
+    </w:p>
+    <w:p>
+      <w:pPr>
+        <w:pStyle w:val="Reference"/>
+      </w:pPr>
+      <w:r>
+        <w:t xml:space="preserve">11. Brasil. Ministério da Saúde, Secretaria de Vigilância em Saúde e Ambiente. Monitoramento das arboviroses urbanas: dengue, chikungunya e Zika — 2024. </w:t>
+      </w:r>
+      <w:r>
+        <w:rPr>
+          <w:i/>
+        </w:rPr>
+        <w:t xml:space="preserve">Bol Epidemiol</w:t>
+      </w:r>
+      <w:r>
+        <w:t xml:space="preserve">. 2024;55(11):1–28.</w:t>
+      </w:r>
+    </w:p>
+    <w:p>
+      <w:pPr>
+        <w:pStyle w:val="Reference"/>
+      </w:pPr>
+      <w:r>
+        <w:t xml:space="preserve">12. Watts DM, Burke DS, Harrison BA, Whitmire RE, Nisalak A. Effect of temperature on the vector efficiency of Aedes aegypti for dengue 2 virus. </w:t>
+      </w:r>
+      <w:r>
+        <w:rPr>
+          <w:i/>
+        </w:rPr>
+        <w:t xml:space="preserve">Am J Trop Med Hyg</w:t>
+      </w:r>
+      <w:r>
+        <w:t xml:space="preserve">. 1987;36(1):143–152.</w:t>
+      </w:r>
+    </w:p>
+    <w:p>
+      <w:pPr>
+        <w:pStyle w:val="Reference"/>
+      </w:pPr>
+      <w:r>
+        <w:t xml:space="preserve">13. Chan M, Johansson MA. The incubation periods of dengue viruses. </w:t>
+      </w:r>
+      <w:r>
+        <w:rPr>
+          <w:i/>
+        </w:rPr>
+        <w:t xml:space="preserve">PLoS One</w:t>
+      </w:r>
+      <w:r>
+        <w:t xml:space="preserve">. 2012;7(11):e50972.</w:t>
+      </w:r>
+    </w:p>
+    <w:p>
+      <w:pPr>
+        <w:pStyle w:val="Reference"/>
+      </w:pPr>
+      <w:r>
+        <w:t xml:space="preserve">14. Mordecai EA, Cohen JM, Evans MV, et al. Detecting the impact of temperature on transmission of Zika, dengue, and chikungunya using mechanistic models. </w:t>
+      </w:r>
+      <w:r>
+        <w:rPr>
+          <w:i/>
+        </w:rPr>
+        <w:t xml:space="preserve">PLoS Negl Trop Dis</w:t>
+      </w:r>
+      <w:r>
+        <w:t xml:space="preserve">. 2017;11(4):e0005568.</w:t>
+      </w:r>
+    </w:p>
+    <w:p>
+      <w:pPr>
+        <w:pStyle w:val="Reference"/>
+      </w:pPr>
+      <w:r>
+        <w:t xml:space="preserve">15. Lowe R, Lee SA, O’Reilly KM, et al. Combined effects of hydrometeorological hazards and urbanisation on dengue risk in Brazil: a spatiotemporal modelling study. </w:t>
+      </w:r>
+      <w:r>
+        <w:rPr>
+          <w:i/>
+        </w:rPr>
+        <w:t xml:space="preserve">Lancet Planet Health</w:t>
+      </w:r>
+      <w:r>
+        <w:t xml:space="preserve">. 2021;5(4):e209–e219.</w:t>
+      </w:r>
+    </w:p>
+    <w:p>
+      <w:pPr>
+        <w:pStyle w:val="Reference"/>
+      </w:pPr>
+      <w:r>
+        <w:t xml:space="preserve">16. Lowe R, Barcellos C, Coelho CAS, et al. Dengue outlook for the World Cup in Brazil: an early warning model framework driven by real-time seasonal climate forecasts. </w:t>
+      </w:r>
+      <w:r>
+        <w:rPr>
+          <w:i/>
+        </w:rPr>
+        <w:t xml:space="preserve">Lancet Infect Dis</w:t>
+      </w:r>
+      <w:r>
+        <w:t xml:space="preserve">. 2014;14(7):619–626.</w:t>
+      </w:r>
+    </w:p>
+    <w:p>
+      <w:pPr>
+        <w:pStyle w:val="Reference"/>
+      </w:pPr>
+      <w:r>
+        <w:t xml:space="preserve">17. Figueredo MB, Monteiro RLS, Silva AN, Fontoura JRA, Silva AR, Alves CAP. Analysis of the correlation between climatic variables and dengue cases in the city of Alagoinhas/BA. </w:t>
+      </w:r>
+      <w:r>
+        <w:rPr>
+          <w:i/>
+        </w:rPr>
+        <w:t xml:space="preserve">Sci Rep</w:t>
+      </w:r>
+      <w:r>
+        <w:t xml:space="preserve">. 2023;13(1):7512.</w:t>
+      </w:r>
+    </w:p>
+    <w:p>
+      <w:pPr>
+        <w:pStyle w:val="Reference"/>
+      </w:pPr>
+      <w:r>
+        <w:t xml:space="preserve">18. Lorenz C, Ynoue RY, Gioda A, Nogueira T. Influence of climate and heatwaves on dengue transmission in São Paulo and Natal, Brazil. </w:t>
+      </w:r>
+      <w:r>
+        <w:rPr>
+          <w:i/>
+        </w:rPr>
+        <w:t xml:space="preserve">PLoS One</w:t>
+      </w:r>
+      <w:r>
+        <w:t xml:space="preserve">. 2025;20(10):e0334838.</w:t>
+      </w:r>
+    </w:p>
+    <w:p>
+      <w:pPr>
+        <w:pStyle w:val="Reference"/>
+      </w:pPr>
+      <w:r>
+        <w:t xml:space="preserve">19. Stoddard ST, Forshey BM, Morrison AC, et al. House-to-house human movement drives dengue virus transmission. </w:t>
+      </w:r>
+      <w:r>
+        <w:rPr>
+          <w:i/>
+        </w:rPr>
+        <w:t xml:space="preserve">Proc Natl Acad Sci U S A</w:t>
+      </w:r>
+      <w:r>
+        <w:t xml:space="preserve">. 2013;110(3):994–999.</w:t>
+      </w:r>
+    </w:p>
+    <w:p>
+      <w:pPr>
+        <w:pStyle w:val="Reference"/>
+      </w:pPr>
+      <w:r>
+        <w:t xml:space="preserve">20. Lee SA, Economou T, de Castro Catão R, Barcellos C, Lowe R. The impact of climate suitability, urbanisation, and connectivity on the expansion of dengue in 21st century Brazil. </w:t>
+      </w:r>
+      <w:r>
+        <w:rPr>
+          <w:i/>
+        </w:rPr>
+        <w:t xml:space="preserve">PLoS Negl Trop Dis</w:t>
+      </w:r>
+      <w:r>
+        <w:t xml:space="preserve">. 2021;15(12):e0009773.</w:t>
+      </w:r>
+    </w:p>
+    <w:p>
+      <w:pPr>
+        <w:pStyle w:val="Reference"/>
+      </w:pPr>
+      <w:r>
+        <w:t xml:space="preserve">21. Codeco CT, Oliveira SS, Ferreira DAC, et al. Fast expansion of dengue in Brazil. </w:t>
+      </w:r>
+      <w:r>
+        <w:rPr>
+          <w:i/>
+        </w:rPr>
+        <w:t xml:space="preserve">Lancet Reg Health Am</w:t>
+      </w:r>
+      <w:r>
+        <w:t xml:space="preserve">. 2022;12:100274.</w:t>
+      </w:r>
+    </w:p>
+    <w:p>
+      <w:pPr>
+        <w:pStyle w:val="Reference"/>
+      </w:pPr>
+      <w:r>
+        <w:t xml:space="preserve">22. Barcellos C, Matos V, Lana RM, Lowe R. Climate change, thermal anomalies, and the recent progression of dengue in Brazil. </w:t>
+      </w:r>
+      <w:r>
+        <w:rPr>
+          <w:i/>
+        </w:rPr>
+        <w:t xml:space="preserve">Sci Rep</w:t>
+      </w:r>
+      <w:r>
+        <w:t xml:space="preserve">. 2024;14:5948.</w:t>
+      </w:r>
+    </w:p>
+    <w:p>
+      <w:pPr>
+        <w:pStyle w:val="Reference"/>
+      </w:pPr>
+      <w:r>
+        <w:t xml:space="preserve">23. de Abreu RC, Fernandez IP, Mishra S, et al. The role of climate change in the expansion of dengue. </w:t>
+      </w:r>
+      <w:r>
+        <w:rPr>
+          <w:i/>
+        </w:rPr>
+        <w:t xml:space="preserve">medRxiv</w:t>
+      </w:r>
+      <w:r>
+        <w:t xml:space="preserve">. Preprint. 2025. doi:10.1101/2025.10.06.25337235</w:t>
+      </w:r>
+    </w:p>
+    <w:p>
+      <w:pPr>
+        <w:pStyle w:val="Reference"/>
+      </w:pPr>
+      <w:r>
+        <w:t xml:space="preserve">24. de Souza WM, de Lima STS, Simões Mello LM, et al. Spatiotemporal dynamics and recurrence of chikungunya virus in Brazil: an epidemiological study. </w:t>
+      </w:r>
+      <w:r>
+        <w:rPr>
+          <w:i/>
+        </w:rPr>
+        <w:t xml:space="preserve">Lancet Microbe</w:t>
+      </w:r>
+      <w:r>
+        <w:t xml:space="preserve">. 2023;4(5):e319–e329.</w:t>
+      </w:r>
+    </w:p>
+    <w:p>
+      <w:pPr>
+        <w:pStyle w:val="Reference"/>
+      </w:pPr>
+      <w:r>
+        <w:t xml:space="preserve">25. Ryan SJ, Carlson CJ, Mordecai EA, Johnson LR. Global expansion and redistribution of Aedes-borne virus transmission risk with climate change. </w:t>
+      </w:r>
+      <w:r>
+        <w:rPr>
+          <w:i/>
+        </w:rPr>
+        <w:t xml:space="preserve">PLoS Negl Trop Dis</w:t>
+      </w:r>
+      <w:r>
+        <w:t xml:space="preserve">. 2019;13(3):e0007213.</w:t>
+      </w:r>
+    </w:p>
+    <w:p>
+      <w:pPr>
+        <w:pStyle w:val="Reference"/>
+      </w:pPr>
+      <w:r>
+        <w:t xml:space="preserve">26. Kraemer MUG, Reiner RC Jr, Brady OJ, et al. Past and future spread of the arbovirus vectors Aedes aegypti and Aedes albopictus. </w:t>
+      </w:r>
+      <w:r>
+        <w:rPr>
+          <w:i/>
+        </w:rPr>
+        <w:t xml:space="preserve">Nat Microbiol</w:t>
+      </w:r>
+      <w:r>
+        <w:t xml:space="preserve">. 2019;4(5):854–863.</w:t>
+      </w:r>
+    </w:p>
+    <w:p>
+      <w:pPr>
+        <w:pStyle w:val="Reference"/>
+      </w:pPr>
+      <w:r>
+        <w:t xml:space="preserve">27. Ferguson NM, Cucunubá ZM, Dorigatti I, et al. Countering the Zika epidemic in Latin America. </w:t>
+      </w:r>
+      <w:r>
+        <w:rPr>
+          <w:i/>
+        </w:rPr>
+        <w:t xml:space="preserve">Science</w:t>
+      </w:r>
+      <w:r>
+        <w:t xml:space="preserve">. 2016;353(6297):353–354.</w:t>
+      </w:r>
+    </w:p>
+    <w:p>
+      <w:pPr>
+        <w:pStyle w:val="Reference"/>
+      </w:pPr>
+      <w:r>
+        <w:t xml:space="preserve">28. Netto EM, Moreira-Soto A, Pedroso C, et al. High Zika virus seroprevalence in Salvador, northeastern Brazil limits the potential for further outbreaks. </w:t>
+      </w:r>
+      <w:r>
+        <w:rPr>
+          <w:i/>
+        </w:rPr>
+        <w:t xml:space="preserve">mBio</w:t>
+      </w:r>
+      <w:r>
+        <w:t xml:space="preserve">. 2017;8(6):e01390-17.</w:t>
+      </w:r>
+    </w:p>
+    <w:p>
+      <w:pPr>
+        <w:pStyle w:val="Reference"/>
+      </w:pPr>
+      <w:r>
+        <w:t xml:space="preserve">29. Rodriguez-Barraquer I, Costa F, Nascimento EJM, et al. Impact of preexisting dengue immunity on Zika virus emergence in a dengue endemic region. </w:t>
+      </w:r>
+      <w:r>
+        <w:rPr>
+          <w:i/>
+        </w:rPr>
+        <w:t xml:space="preserve">Science</w:t>
+      </w:r>
+      <w:r>
+        <w:t xml:space="preserve">. 2019;363(6427):607–610.</w:t>
+      </w:r>
+    </w:p>
+    <w:p>
+      <w:pPr>
+        <w:pStyle w:val="Reference"/>
+      </w:pPr>
+      <w:r>
+        <w:t xml:space="preserve">30. Katzelnick LC, Gresh L, Halloran ME, et al. Antibody-dependent enhancement of severe dengue disease in humans. </w:t>
+      </w:r>
+      <w:r>
+        <w:rPr>
+          <w:i/>
+        </w:rPr>
+        <w:t xml:space="preserve">Science</w:t>
+      </w:r>
+      <w:r>
+        <w:t xml:space="preserve">. 2017;358(6365):929–932.</w:t>
+      </w:r>
+    </w:p>
+    <w:p>
+      <w:pPr>
+        <w:pStyle w:val="Reference"/>
+      </w:pPr>
+      <w:r>
+        <w:t xml:space="preserve">31. Silva MM, Rodrigues MS, Paploski IA, et al. Accuracy of dengue reporting by the National Surveillance System, Brazil. </w:t>
+      </w:r>
+      <w:r>
+        <w:rPr>
+          <w:i/>
+        </w:rPr>
+        <w:t xml:space="preserve">Emerg Infect Dis</w:t>
+      </w:r>
+      <w:r>
+        <w:t xml:space="preserve">. 2016;22(2):336–339.</w:t>
+      </w:r>
+    </w:p>
+    <w:p>
+      <w:pPr>
+        <w:pStyle w:val="Reference"/>
+      </w:pPr>
+      <w:r>
+        <w:t xml:space="preserve">32. Musso D, Ko AI, Baud D. Zika virus infection — after the pandemic. </w:t>
+      </w:r>
+      <w:r>
+        <w:rPr>
+          <w:i/>
+        </w:rPr>
+        <w:t xml:space="preserve">N Engl J Med</w:t>
+      </w:r>
+      <w:r>
+        <w:t xml:space="preserve">. 2019;381(15):1444–1457.</w:t>
+      </w:r>
+    </w:p>
+    <w:p>
+      <w:pPr>
+        <w:pStyle w:val="Reference"/>
+      </w:pPr>
+      <w:r>
+        <w:t xml:space="preserve">33. Souza JHM, Barros TB, Almeida PP, et al. Dynamics of transmission of urban arbovirus dengue, Zika and chikungunya in southwestern region of Bahia, Brazil. </w:t>
+      </w:r>
+      <w:r>
+        <w:rPr>
+          <w:i/>
+        </w:rPr>
+        <w:t xml:space="preserve">An Acad Bras Cienc</w:t>
+      </w:r>
+      <w:r>
+        <w:t xml:space="preserve">. 2021;93(3):e20200670.</w:t>
+      </w:r>
+    </w:p>
+    <w:p>
+      <w:pPr>
+        <w:pStyle w:val="Reference"/>
+      </w:pPr>
+      <w:r>
+        <w:t xml:space="preserve">34. Farias PCS, Pastor AF, Gonçales JP, et al. Epidemiological profile of arboviruses in two different scenarios: dengue circulation vs. dengue, chikungunya and Zika co-circulation. </w:t>
+      </w:r>
+      <w:r>
+        <w:rPr>
+          <w:i/>
+        </w:rPr>
+        <w:t xml:space="preserve">BMC Infect Dis</w:t>
+      </w:r>
+      <w:r>
+        <w:t xml:space="preserve">. 2023;23(1):177.</w:t>
+      </w:r>
+    </w:p>
+    <w:p>
+      <w:pPr>
+        <w:pStyle w:val="Reference"/>
+      </w:pPr>
+      <w:r>
+        <w:t xml:space="preserve">35. de Jesus Santos T, de Araújo KCGM, Góes MAO, et al. Spatial and temporal dynamics of chikungunya incidence in Brazil and the impact of social vulnerability: a population-based and ecological study. </w:t>
+      </w:r>
+      <w:r>
+        <w:rPr>
+          <w:i/>
+        </w:rPr>
+        <w:t xml:space="preserve">Diseases</w:t>
+      </w:r>
+      <w:r>
+        <w:t xml:space="preserve">. 2024;12(7):135.</w:t>
+      </w:r>
+    </w:p>
+    <w:p>
+      <w:pPr>
+        <w:pStyle w:val="Reference"/>
+      </w:pPr>
+      <w:r>
+        <w:t xml:space="preserve">36. Brasil. Ministério da Saúde. Portaria nº 204, de 17 de fevereiro de 2016. Define a Lista Nacional de Notificação Compulsória de doenças, agravos e eventos de saúde pública nos serviços de saúde públicos e privados em todo o território nacional. </w:t>
+      </w:r>
+      <w:r>
+        <w:rPr>
+          <w:i/>
+        </w:rPr>
+        <w:t xml:space="preserve">Diário Oficial da União</w:t>
+      </w:r>
+      <w:r>
+        <w:t xml:space="preserve">. 2016.</w:t>
+      </w:r>
+    </w:p>
+    <w:p>
+      <w:pPr>
+        <w:pStyle w:val="Reference"/>
+      </w:pPr>
+      <w:r>
+        <w:t xml:space="preserve">37. Benchimol EI, Smeeth L, Guttmann A, et al. The REporting of studies Conducted using Observational Routinely-collected health Data (RECORD) statement. </w:t>
+      </w:r>
+      <w:r>
+        <w:rPr>
+          <w:i/>
+        </w:rPr>
+        <w:t xml:space="preserve">PLoS Med</w:t>
+      </w:r>
+      <w:r>
+        <w:t xml:space="preserve">. 2015;12(10):e1001885.</w:t>
+      </w:r>
+    </w:p>
+    <w:p>
+      <w:pPr>
+        <w:pStyle w:val="Reference"/>
+      </w:pPr>
+      <w:r>
+        <w:t xml:space="preserve">38. da Silva Neto SR, Tabosa de Oliveira T, Teixeira IV, et al. Arboviral disease record data — Dengue and Chikungunya, Brazil, 2013–2020. </w:t>
+      </w:r>
+      <w:r>
+        <w:rPr>
+          <w:i/>
+        </w:rPr>
+        <w:t xml:space="preserve">Sci Data</w:t>
+      </w:r>
+      <w:r>
+        <w:t xml:space="preserve">. 2022;9(1):198.</w:t>
+      </w:r>
+    </w:p>
+    <w:p>
+      <w:pPr>
+        <w:pStyle w:val="Reference"/>
+      </w:pPr>
+      <w:r>
+        <w:t xml:space="preserve">39. Brasil. Ministério da Saúde, Secretaria de Vigilância em Saúde e Ambiente. </w:t>
+      </w:r>
+      <w:r>
+        <w:rPr>
+          <w:i/>
+        </w:rPr>
+        <w:t xml:space="preserve">Guia de Vigilância em Saúde</w:t>
+      </w:r>
+      <w:r>
+        <w:t xml:space="preserve">. 6th ed, rev. Ministério da Saúde; 2024.</w:t>
+      </w:r>
+    </w:p>
+    <w:p>
+      <w:pPr>
+        <w:pStyle w:val="Reference"/>
+      </w:pPr>
+      <w:r>
+        <w:t xml:space="preserve">40. Instituto Brasileiro de Geografia e Estatística (IBGE). </w:t>
+      </w:r>
+      <w:r>
+        <w:rPr>
+          <w:i/>
+        </w:rPr>
+        <w:t xml:space="preserve">Projeções da População, Revisão 2024</w:t>
+      </w:r>
+      <w:r>
+        <w:t xml:space="preserve">. IBGE; 2024. https://ftp.ibge.gov.br/Projecao_da_Populacao/Projecao_da_Populacao_2024/</w:t>
+      </w:r>
+    </w:p>
+    <w:p>
+      <w:pPr>
+        <w:pStyle w:val="Reference"/>
+      </w:pPr>
+      <w:r>
+        <w:t xml:space="preserve">41. Instituto Brasileiro de Geografia e Estatística (IBGE). </w:t>
+      </w:r>
+      <w:r>
+        <w:rPr>
+          <w:i/>
+        </w:rPr>
+        <w:t xml:space="preserve">Estimativas da População</w:t>
+      </w:r>
+      <w:r>
+        <w:t xml:space="preserve"> (1 July, 2024–2026; published in the Diário Oficial da União). IBGE. https://ftp.ibge.gov.br/Estimativas_de_Populacao/</w:t>
+      </w:r>
+    </w:p>
+    <w:p>
+      <w:pPr>
+        <w:pStyle w:val="Reference"/>
+      </w:pPr>
+      <w:r>
+        <w:t xml:space="preserve">42. Instituto Nacional de Meteorologia (INMET). </w:t>
+      </w:r>
+      <w:r>
+        <w:rPr>
+          <w:i/>
+        </w:rPr>
+        <w:t xml:space="preserve">Banco de Dados Históricos: dados horários das estações automáticas, 2016–2026</w:t>
+      </w:r>
+      <w:r>
+        <w:t xml:space="preserve">. INMET. https://portal.inmet.gov.br/uploads/dadoshistoricos/</w:t>
+      </w:r>
+    </w:p>
+    <w:p>
+      <w:pPr>
+        <w:pStyle w:val="Reference"/>
+      </w:pPr>
+      <w:r>
+        <w:t xml:space="preserve">43. Mann HB. Nonparametric tests against trend. </w:t>
+      </w:r>
+      <w:r>
+        <w:rPr>
+          <w:i/>
+        </w:rPr>
+        <w:t xml:space="preserve">Econometrica</w:t>
+      </w:r>
+      <w:r>
+        <w:t xml:space="preserve">. 1945;13(3):245–259.</w:t>
+      </w:r>
+    </w:p>
+    <w:p>
+      <w:pPr>
+        <w:pStyle w:val="Reference"/>
+      </w:pPr>
+      <w:r>
+        <w:t xml:space="preserve">44. Kendall MG. </w:t>
+      </w:r>
+      <w:r>
+        <w:rPr>
+          <w:i/>
+        </w:rPr>
+        <w:t xml:space="preserve">Rank Correlation Methods</w:t>
+      </w:r>
+      <w:r>
+        <w:t xml:space="preserve">. 4th ed. Charles Griffin; 1975.</w:t>
+      </w:r>
+    </w:p>
+    <w:p>
+      <w:pPr>
+        <w:pStyle w:val="Reference"/>
+      </w:pPr>
+      <w:r>
+        <w:t xml:space="preserve">45. Sen PK. Estimates of the regression coefficient based on Kendall’s tau. </w:t>
+      </w:r>
+      <w:r>
+        <w:rPr>
+          <w:i/>
+        </w:rPr>
+        <w:t xml:space="preserve">J Am Stat Assoc</w:t>
+      </w:r>
+      <w:r>
+        <w:t xml:space="preserve">. 1968;63(324):1379–1389.</w:t>
+      </w:r>
+    </w:p>
+    <w:p>
+      <w:pPr>
+        <w:pStyle w:val="Reference"/>
+      </w:pPr>
+      <w:r>
+        <w:t xml:space="preserve">46. Moran PAP. Notes on continuous stochastic phenomena. </w:t>
+      </w:r>
+      <w:r>
+        <w:rPr>
+          <w:i/>
+        </w:rPr>
+        <w:t xml:space="preserve">Biometrika</w:t>
+      </w:r>
+      <w:r>
+        <w:t xml:space="preserve">. 1950;37(1–2):17–23.</w:t>
+      </w:r>
+    </w:p>
+    <w:p>
+      <w:pPr>
+        <w:pStyle w:val="Reference"/>
+      </w:pPr>
+      <w:r>
+        <w:t xml:space="preserve">47. Anselin L. Local indicators of spatial association — LISA. </w:t>
+      </w:r>
+      <w:r>
+        <w:rPr>
+          <w:i/>
+        </w:rPr>
+        <w:t xml:space="preserve">Geogr Anal</w:t>
+      </w:r>
+      <w:r>
+        <w:t xml:space="preserve">. 1995;27(2):93–115.</w:t>
+      </w:r>
+    </w:p>
+    <w:p>
+      <w:pPr>
+        <w:pStyle w:val="Reference"/>
+      </w:pPr>
+      <w:r>
+        <w:t xml:space="preserve">48. Hilbe JM. </w:t>
+      </w:r>
+      <w:r>
+        <w:rPr>
+          <w:i/>
+        </w:rPr>
+        <w:t xml:space="preserve">Negative Binomial Regression</w:t>
+      </w:r>
+      <w:r>
+        <w:t xml:space="preserve">. 2nd ed. Cambridge University Press; 2011.</w:t>
+      </w:r>
+    </w:p>
+    <w:p>
+      <w:pPr>
+        <w:pStyle w:val="Reference"/>
+      </w:pPr>
+      <w:r>
+        <w:t xml:space="preserve">49. Nogueira RM, Schatzmayr HG, de Filippis AM, et al. Dengue virus type 3, Brazil, 2002. </w:t>
+      </w:r>
+      <w:r>
+        <w:rPr>
+          <w:i/>
+        </w:rPr>
+        <w:t xml:space="preserve">Emerg Infect Dis</w:t>
+      </w:r>
+      <w:r>
+        <w:t xml:space="preserve">. 2005;11(9):1376–1381.</w:t>
+      </w:r>
+    </w:p>
+    <w:p>
+      <w:pPr>
+        <w:pStyle w:val="Reference"/>
+      </w:pPr>
+      <w:r>
+        <w:t xml:space="preserve">50. Pereira JS, Slavov SN, Brcko IC, et al. Unravelling dengue serotype 3 transmission in Brazil: evidence for multiple introductions of the 3III_B.3.2 lineage. </w:t>
+      </w:r>
+      <w:r>
+        <w:rPr>
+          <w:i/>
+        </w:rPr>
+        <w:t xml:space="preserve">Virus Evol</w:t>
+      </w:r>
+      <w:r>
+        <w:t xml:space="preserve">. 2025;11(1):veaf034.</w:t>
+      </w:r>
+    </w:p>
+    <w:p>
+      <w:pPr>
+        <w:pStyle w:val="Reference"/>
+      </w:pPr>
+      <w:r>
+        <w:t xml:space="preserve">51. de Lima STS, Claro IM, Hua X, et al. Transmission dynamics of dengue virus, Ceará State, Brazil, 2010–2025. </w:t>
+      </w:r>
+      <w:r>
+        <w:rPr>
+          <w:i/>
+        </w:rPr>
+        <w:t xml:space="preserve">Emerg Infect Dis</w:t>
+      </w:r>
+      <w:r>
+        <w:t xml:space="preserve">. 2026;32(11). Early release October 15, 2026. doi:10.3201/eid3211.260609</w:t>
+      </w:r>
+    </w:p>
+    <w:p>
+      <w:pPr>
+        <w:pStyle w:val="Reference"/>
+      </w:pPr>
+      <w:r>
+        <w:t xml:space="preserve">52. Acero-Sandoval MA, Palacio-Cortés AM, Navarro-Silva MA. Aedes aegypti in southern Brazil: spatiotemporal distribution dynamics and association with climate and environmental factors. </w:t>
+      </w:r>
+      <w:r>
+        <w:rPr>
+          <w:i/>
+        </w:rPr>
+        <w:t xml:space="preserve">Trop Med Infect Dis</w:t>
+      </w:r>
+      <w:r>
+        <w:t xml:space="preserve">. 2023;8(2):77.</w:t>
+      </w:r>
+    </w:p>
+    <w:p>
+      <w:pPr>
+        <w:pStyle w:val="Reference"/>
+      </w:pPr>
+      <w:r>
+        <w:t xml:space="preserve">53. Sena BF, Martins DBG, Diniz CSG, Lima Filho JL. Sex-specific public health data: analyzing the arboviral impact on women in Brazil. </w:t>
+      </w:r>
+      <w:r>
+        <w:rPr>
+          <w:i/>
+        </w:rPr>
+        <w:t xml:space="preserve">Rev Saude Publica</w:t>
+      </w:r>
+      <w:r>
+        <w:t xml:space="preserve">. 2025;59:e17.</w:t>
+      </w:r>
+    </w:p>
+    <w:p>
+      <w:pPr>
+        <w:pStyle w:val="Reference"/>
+      </w:pPr>
+      <w:r>
+        <w:t xml:space="preserve">54. Ng RJ, Chong ZL, Abdul Mutalip MH, Ng CW. Factors influencing healthcare seeking in patients with dengue: a systematic review. </w:t>
+      </w:r>
+      <w:r>
+        <w:rPr>
+          <w:i/>
+        </w:rPr>
+        <w:t xml:space="preserve">Trop Med Int Health</w:t>
+      </w:r>
+      <w:r>
+        <w:t xml:space="preserve">. 2022;27(1):13–21.</w:t>
+      </w:r>
+    </w:p>
+    <w:p>
+      <w:pPr>
+        <w:pStyle w:val="Reference"/>
+      </w:pPr>
+      <w:r>
+        <w:t xml:space="preserve">55. Halstead SB. Dengue antibody-dependent enhancement: knowns and unknowns. </w:t>
+      </w:r>
+      <w:r>
+        <w:rPr>
+          <w:i/>
+        </w:rPr>
+        <w:t xml:space="preserve">Microbiol Spectr</w:t>
+      </w:r>
+      <w:r>
+        <w:t xml:space="preserve">. 2014;2(6):AID-0022-2014.</w:t>
+      </w:r>
+    </w:p>
+    <w:p>
+      <w:pPr>
+        <w:pStyle w:val="Reference"/>
+      </w:pPr>
+      <w:r>
+        <w:t xml:space="preserve">56. Guzman MG, Alvarez M, Halstead SB. Secondary infection as a risk factor for dengue hemorrhagic fever/dengue shock syndrome: an historical perspective and role of antibody-dependent enhancement of infection. </w:t>
+      </w:r>
+      <w:r>
+        <w:rPr>
+          <w:i/>
+        </w:rPr>
+        <w:t xml:space="preserve">Arch Virol</w:t>
+      </w:r>
+      <w:r>
+        <w:t xml:space="preserve">. 2013;158(7):1445–1459.</w:t>
+      </w:r>
+    </w:p>
+    <w:p>
+      <w:pPr>
+        <w:pStyle w:val="Reference"/>
+      </w:pPr>
+      <w:r>
+        <w:t xml:space="preserve">57. Bettis AA, L’Azou Jackson M, Yoon IK, et al. The global epidemiology of chikungunya from 1999 to 2020: a systematic literature review. </w:t>
+      </w:r>
+      <w:r>
+        <w:rPr>
+          <w:i/>
+        </w:rPr>
+        <w:t xml:space="preserve">PLoS Negl Trop Dis</w:t>
+      </w:r>
+      <w:r>
+        <w:t xml:space="preserve">. 2022;16(1):e0010069.</w:t>
+      </w:r>
+    </w:p>
+    <w:p>
+      <w:pPr>
+        <w:pStyle w:val="Reference"/>
+      </w:pPr>
+      <w:r>
+        <w:t xml:space="preserve">58. van Aalst M, Nelen CM, Goorhuis A, Stijnis C, Grobusch MP. Long-term sequelae of chikungunya virus disease: a systematic review. </w:t>
+      </w:r>
+      <w:r>
+        <w:rPr>
+          <w:i/>
+        </w:rPr>
+        <w:t xml:space="preserve">Travel Med Infect Dis</w:t>
+      </w:r>
+      <w:r>
+        <w:t xml:space="preserve">. 2017;15:8–22.</w:t>
+      </w:r>
+    </w:p>
+    <w:p>
+      <w:pPr>
+        <w:pStyle w:val="Reference"/>
+      </w:pPr>
+      <w:r>
+        <w:t xml:space="preserve">59. Marques CDL, Duarte ALBP, Ranzolin A, et al. Recommendations of the Brazilian Society of Rheumatology for diagnosis and treatment of chikungunya fever. Part 1 — Diagnosis and special situations. </w:t>
+      </w:r>
+      <w:r>
+        <w:rPr>
+          <w:i/>
+        </w:rPr>
+        <w:t xml:space="preserve">Rev Bras Reumatol Engl</w:t>
+      </w:r>
+      <w:r>
+        <w:t xml:space="preserve">. 2017;57(Suppl 2):421–437.</w:t>
+      </w:r>
+    </w:p>
+    <w:p>
+      <w:pPr>
+        <w:pStyle w:val="Reference"/>
+      </w:pPr>
+      <w:r>
+        <w:t xml:space="preserve">60. Donalisio MR, Freitas ARR, Zuben APBV. Arboviruses emerging in Brazil: challenges for clinic and implications for public health. </w:t>
+      </w:r>
+      <w:r>
+        <w:rPr>
+          <w:i/>
+        </w:rPr>
+        <w:t xml:space="preserve">Rev Saude Publica</w:t>
+      </w:r>
+      <w:r>
+        <w:t xml:space="preserve">. 2017;51:30.</w:t>
+      </w:r>
+    </w:p>
+    <w:p>
+      <w:pPr>
+        <w:pStyle w:val="Reference"/>
+      </w:pPr>
+      <w:r>
+        <w:t xml:space="preserve">61. Duffy MR, Chen TH, Hancock WT, et al. Zika virus outbreak on Yap Island, Federated States of Micronesia. </w:t>
+      </w:r>
+      <w:r>
+        <w:rPr>
+          <w:i/>
+        </w:rPr>
+        <w:t xml:space="preserve">N Engl J Med</w:t>
+      </w:r>
+      <w:r>
+        <w:t xml:space="preserve">. 2009;360(24):2536–2543.</w:t>
+      </w:r>
+    </w:p>
+    <w:p>
+      <w:pPr>
+        <w:pStyle w:val="Reference"/>
+      </w:pPr>
+      <w:r>
+        <w:t xml:space="preserve">62. Mlakar J, Korva M, Tul N, et al. Zika virus associated with microcephaly. </w:t>
+      </w:r>
+      <w:r>
+        <w:rPr>
+          <w:i/>
+        </w:rPr>
+        <w:t xml:space="preserve">N Engl J Med</w:t>
+      </w:r>
+      <w:r>
+        <w:t xml:space="preserve">. 2016;374(10):951–958.</w:t>
+      </w:r>
+    </w:p>
+    <w:p>
+      <w:pPr>
+        <w:pStyle w:val="Reference"/>
+      </w:pPr>
+      <w:r>
+        <w:t xml:space="preserve">63. Cao-Lormeau VM, Blake A, Mons S, et al. Guillain-Barré syndrome outbreak associated with Zika virus infection in French Polynesia: a case-control study. </w:t>
+      </w:r>
+      <w:r>
+        <w:rPr>
+          <w:i/>
+        </w:rPr>
+        <w:t xml:space="preserve">Lancet</w:t>
+      </w:r>
+      <w:r>
+        <w:t xml:space="preserve">. 2016;387(10027):1531–1539.</w:t>
+      </w:r>
+    </w:p>
+    <w:p>
+      <w:pPr>
+        <w:pStyle w:val="Reference"/>
+      </w:pPr>
+      <w:r>
+        <w:t xml:space="preserve">64. Liu Z, Zhang Q, Li L, et al. The effect of temperature on dengue virus transmission by </w:t>
       </w:r>
       <w:r>
         <w:rPr>
@@ -1997,7 +3368,127 @@
         <w:t xml:space="preserve">Aedes</w:t>
       </w:r>
       <w:r>
-        <w:t xml:space="preserve"> vectors and ecological determinants, dengue, chikungunya, and Zika follow distinct spatial, temporal, and climatic dynamics that should not be addressed by uniform surveillance strategies. Dengue alone showed significant global spatial clustering, and temperature was positively associated with dengue incidence, with state-level correlations strongest at the longest lag tested and opposite in direction between regions. The heterogeneous per-capita rankings, together with the increasing trends of dengue in the South and of chikungunya in the Central-West and Southeast (which were not robust to correction for multiple testing), argue for regionalized prioritization that goes beyond absolute case counts. Strengthening laboratory capacity, reducing missing information in surveillance records, and integrating climatic, demographic, and entomological data at finer spatial scales remain priorities for refining the public-health response to the arboviral burden to human health.</w:t>
+        <w:t xml:space="preserve"> mosquitoes. </w:t>
+      </w:r>
+      <w:r>
+        <w:rPr>
+          <w:i/>
+        </w:rPr>
+        <w:t xml:space="preserve">Front Cell Infect Microbiol</w:t>
+      </w:r>
+      <w:r>
+        <w:t xml:space="preserve">. 2023;13:1242173. doi:10.3389/fcimb.2023.1242173</w:t>
+      </w:r>
+    </w:p>
+    <w:p>
+      <w:pPr>
+        <w:pStyle w:val="Reference"/>
+      </w:pPr>
+      <w:r>
+        <w:t xml:space="preserve">65. Gasparrini A, Armstrong B, Kenward MG. Distributed lag non-linear models. </w:t>
+      </w:r>
+      <w:r>
+        <w:rPr>
+          <w:i/>
+        </w:rPr>
+        <w:t xml:space="preserve">Stat Med</w:t>
+      </w:r>
+      <w:r>
+        <w:t xml:space="preserve">. 2010;29(21):2224–2234.</w:t>
+      </w:r>
+    </w:p>
+    <w:p>
+      <w:pPr>
+        <w:pStyle w:val="Reference"/>
+      </w:pPr>
+      <w:r>
+        <w:t xml:space="preserve">66. Pan American Health Organization. </w:t>
+      </w:r>
+      <w:r>
+        <w:rPr>
+          <w:i/>
+        </w:rPr>
+        <w:t xml:space="preserve">Integrated Management Strategy for Arboviral Disease Prevention and Control in the Americas</w:t>
+      </w:r>
+      <w:r>
+        <w:t xml:space="preserve">. PAHO; 2019. https://iris.paho.org/handle/10665.2/52492</w:t>
+      </w:r>
+    </w:p>
+    <w:p>
+      <w:pPr>
+        <w:pStyle w:val="Reference"/>
+      </w:pPr>
+      <w:r>
+        <w:t xml:space="preserve">67. Pan American Health Organization. </w:t>
+      </w:r>
+      <w:r>
+        <w:rPr>
+          <w:i/>
+        </w:rPr>
+        <w:t xml:space="preserve">Guidelines for the Clinical Diagnosis and Treatment of Dengue, Chikungunya, and Zika</w:t>
+      </w:r>
+      <w:r>
+        <w:t xml:space="preserve">. PAHO; 2022. doi:10.37774/9789275124871</w:t>
+      </w:r>
+    </w:p>
+    <w:p>
+      <w:pPr>
+        <w:pStyle w:val="Reference"/>
+      </w:pPr>
+      <w:r>
+        <w:t xml:space="preserve">68. Lim A, Shearer FM, Sewalk K, et al. The overlapping global distribution of dengue, chikungunya, Zika and yellow fever. </w:t>
+      </w:r>
+      <w:r>
+        <w:rPr>
+          <w:i/>
+        </w:rPr>
+        <w:t xml:space="preserve">Nat Commun</w:t>
+      </w:r>
+      <w:r>
+        <w:t xml:space="preserve">. 2025;16(1):3418. doi:10.1038/s41467-025-58609-5</w:t>
+      </w:r>
+    </w:p>
+    <w:p>
+      <w:pPr>
+        <w:pStyle w:val="Reference"/>
+      </w:pPr>
+      <w:r>
+        <w:t xml:space="preserve">69. Governo do Espírito Santo. Espírito Santo registra mais de 2 mil casos de chikungunya em 2021. 2021. https://www.es.gov.br/Noticia/espirito-santo-registra-mais-de-2-mil-casos-de-chikungunya-em-2021</w:t>
+      </w:r>
+    </w:p>
+    <w:p>
+      <w:pPr>
+        <w:pStyle w:val="Reference"/>
+      </w:pPr>
+      <w:r>
+        <w:t xml:space="preserve">70. Moura MCBM, de Oliveira JV, Pedreira RM, et al. Spatio-temporal dynamics of </w:t>
+      </w:r>
+      <w:r>
+        <w:rPr>
+          <w:i/>
+        </w:rPr>
+        <w:t xml:space="preserve">Aedes aegypti</w:t>
+      </w:r>
+      <w:r>
+        <w:t xml:space="preserve"> and </w:t>
+      </w:r>
+      <w:r>
+        <w:rPr>
+          <w:i/>
+        </w:rPr>
+        <w:t xml:space="preserve">Aedes albopictus</w:t>
+      </w:r>
+      <w:r>
+        <w:t xml:space="preserve"> oviposition in an urban area of northeastern Brazil. </w:t>
+      </w:r>
+      <w:r>
+        <w:rPr>
+          <w:i/>
+        </w:rPr>
+        <w:t xml:space="preserve">Trop Med Int Health</w:t>
+      </w:r>
+      <w:r>
+        <w:t xml:space="preserve">. 2020;25(12):1510–1521. doi:10.1111/tmi.13491</w:t>
       </w:r>
     </w:p>
     <w:p>
@@ -2005,1358 +3496,6 @@
         <w:pStyle w:val="Ttulo1"/>
       </w:pPr>
       <w:r>
-        <w:t xml:space="preserve">AUTHOR CONTRIBUTIONS</w:t>
-      </w:r>
-    </w:p>
-    <w:p>
-      <w:pPr>
-        <w:pStyle w:val="BackBody"/>
-      </w:pPr>
-      <w:r>
-        <w:rPr>
-          <w:highlight w:val="yellow"/>
-        </w:rPr>
-        <w:t xml:space="preserve">To be completed by the authors (contributor roles).</w:t>
-      </w:r>
-    </w:p>
-    <w:p>
-      <w:pPr>
-        <w:pStyle w:val="Ttulo1"/>
-      </w:pPr>
-      <w:r>
-        <w:t xml:space="preserve">ACKNOWLEDGMENTS</w:t>
-      </w:r>
-    </w:p>
-    <w:p>
-      <w:pPr>
-        <w:pStyle w:val="BackBody"/>
-      </w:pPr>
-      <w:r>
-        <w:rPr>
-          <w:highlight w:val="yellow"/>
-        </w:rPr>
-        <w:t xml:space="preserve">To be completed by the authors.</w:t>
-      </w:r>
-    </w:p>
-    <w:p>
-      <w:pPr>
-        <w:pStyle w:val="Ttulo1"/>
-      </w:pPr>
-      <w:r>
-        <w:t xml:space="preserve">FUNDING</w:t>
-      </w:r>
-    </w:p>
-    <w:p>
-      <w:pPr>
-        <w:pStyle w:val="BackBody"/>
-      </w:pPr>
-      <w:r>
-        <w:rPr>
-          <w:highlight w:val="yellow"/>
-        </w:rPr>
-        <w:t xml:space="preserve">To be completed by the authors.</w:t>
-      </w:r>
-    </w:p>
-    <w:p>
-      <w:pPr>
-        <w:pStyle w:val="Ttulo1"/>
-      </w:pPr>
-      <w:r>
-        <w:t xml:space="preserve">CONFLICT OF INTEREST STATEMENT</w:t>
-      </w:r>
-    </w:p>
-    <w:p>
-      <w:pPr>
-        <w:pStyle w:val="BackBody"/>
-      </w:pPr>
-      <w:r>
-        <w:rPr>
-          <w:highlight w:val="yellow"/>
-        </w:rPr>
-        <w:t xml:space="preserve">To be completed by the authors.</w:t>
-      </w:r>
-    </w:p>
-    <w:p>
-      <w:pPr>
-        <w:pStyle w:val="Ttulo1"/>
-      </w:pPr>
-      <w:r>
-        <w:t xml:space="preserve">DATA AVAILABILITY STATEMENT</w:t>
-      </w:r>
-    </w:p>
-    <w:p>
-      <w:pPr>
-        <w:pStyle w:val="BackBody"/>
-      </w:pPr>
-      <w:r>
-        <w:t xml:space="preserve">The surveillance notifications (SINAN), meteorological records (INMET), and population estimates (IBGE) analyzed in this study are publicly available from the Brazilian federal open-data sources cited in the Methods; the SINAN 2026 files are the release of October 6, 2026, and all raw files were downloaded and checked on October 8, 2026. The analysis code (R), the cleaned analysis tables, the generated results, and the source data behind each figure are available at https://github.com/eduramosalves/arbovirus-surveillance-brazil-r (MIT license; version 1.0.0). The raw files (about 1.7 GB) are not stored in the repository; a manifest with the size and SHA-256 checksum of each file used is provided. </w:t>
-      </w:r>
-      <w:r>
-        <w:rPr>
-          <w:highlight w:val="yellow"/>
-        </w:rPr>
-        <w:t xml:space="preserve">A persistent identifier (DOI) for the repository has not been issued yet.</w:t>
-      </w:r>
-    </w:p>
-    <w:p>
-      <w:pPr>
-        <w:pStyle w:val="Ttulo1"/>
-      </w:pPr>
-      <w:r>
-        <w:t xml:space="preserve">ETHICS STATEMENT</w:t>
-      </w:r>
-    </w:p>
-    <w:p>
-      <w:pPr>
-        <w:pStyle w:val="BackBody"/>
-      </w:pPr>
-      <w:r>
-        <w:t xml:space="preserve">This study used only secondary, publicly available, de-identified surveillance records, which were aggregated by FU and month, and no individual identifiers were accessed. In accordance with Resolutions No. 466/2012 and No. 510/2016 of the Brazilian National Health Council, research based exclusively on publicly available, non-identifiable data is exempt from review by a Research Ethics Committee and from the requirement for informed consent. The study was conducted in accordance with the Declaration of Helsinki and the Brazilian General Data Protection Law (Law No. 13,709/2018).</w:t>
-      </w:r>
-    </w:p>
-    <w:p>
-      <w:pPr>
-        <w:pStyle w:val="Ttulo1"/>
-      </w:pPr>
-      <w:r>
-        <w:t xml:space="preserve">SUPPORTING INFORMATION</w:t>
-      </w:r>
-    </w:p>
-    <w:p>
-      <w:pPr>
-        <w:pStyle w:val="BackBody"/>
-      </w:pPr>
-      <w:r>
-        <w:t xml:space="preserve">Supplementary Figures S1–S7 and the RECORD checklist are provided as supporting information. </w:t>
-      </w:r>
-      <w:r>
-        <w:rPr>
-          <w:highlight w:val="yellow"/>
-        </w:rPr>
-        <w:t xml:space="preserve">Wording to be adjusted to the journal’s submission system.</w:t>
-      </w:r>
-    </w:p>
-    <w:p>
-      <w:pPr>
-        <w:pStyle w:val="Ttulo1"/>
-      </w:pPr>
-      <w:r>
-        <w:t xml:space="preserve">REFERENCES</w:t>
-      </w:r>
-    </w:p>
-    <w:p>
-      <w:pPr>
-        <w:pStyle w:val="Reference"/>
-      </w:pPr>
-      <w:r>
-        <w:t xml:space="preserve">1. Kraemer MUG, Sinka ME, Duda KA, et al. The global distribution of the arbovirus vectors Aedes aegypti and Ae. albopictus. </w:t>
-      </w:r>
-      <w:r>
-        <w:rPr>
-          <w:i/>
-        </w:rPr>
-        <w:t xml:space="preserve">eLife</w:t>
-      </w:r>
-      <w:r>
-        <w:t xml:space="preserve">. 2015;4:e08347.</w:t>
-      </w:r>
-    </w:p>
-    <w:p>
-      <w:pPr>
-        <w:pStyle w:val="Reference"/>
-      </w:pPr>
-      <w:r>
-        <w:t xml:space="preserve">2. Brady OJ, Hay SI. The global expansion of dengue: how Aedes aegypti mosquitoes enabled the first pandemic arbovirus. </w:t>
-      </w:r>
-      <w:r>
-        <w:rPr>
-          <w:i/>
-        </w:rPr>
-        <w:t xml:space="preserve">Annu Rev Entomol</w:t>
-      </w:r>
-      <w:r>
-        <w:t xml:space="preserve">. 2020;65:191–208.</w:t>
-      </w:r>
-    </w:p>
-    <w:p>
-      <w:pPr>
-        <w:pStyle w:val="Reference"/>
-      </w:pPr>
-      <w:r>
-        <w:t xml:space="preserve">3. Pescarini JM, Rodrigues M, Paixão ES, et al. Dengue, Zika, and chikungunya viral circulation and hospitalization rates in Brazil from 2014 to 2019: an ecological study. </w:t>
-      </w:r>
-      <w:r>
-        <w:rPr>
-          <w:i/>
-        </w:rPr>
-        <w:t xml:space="preserve">PLoS Negl Trop Dis</w:t>
-      </w:r>
-      <w:r>
-        <w:t xml:space="preserve">. 2022;16(7):e0010602.</w:t>
-      </w:r>
-    </w:p>
-    <w:p>
-      <w:pPr>
-        <w:pStyle w:val="Reference"/>
-      </w:pPr>
-      <w:r>
-        <w:t xml:space="preserve">4. Schilte C, Staikowsky F, Couderc T, et al. Chikungunya virus-associated long-term arthralgia: a 36-month prospective longitudinal study. </w:t>
-      </w:r>
-      <w:r>
-        <w:rPr>
-          <w:i/>
-        </w:rPr>
-        <w:t xml:space="preserve">PLoS Negl Trop Dis</w:t>
-      </w:r>
-      <w:r>
-        <w:t xml:space="preserve">. 2013;7(3):e2137.</w:t>
-      </w:r>
-    </w:p>
-    <w:p>
-      <w:pPr>
-        <w:pStyle w:val="Reference"/>
-      </w:pPr>
-      <w:r>
-        <w:t xml:space="preserve">5. Brasil P, Pereira JP Jr, Moreira ME, et al. Zika virus infection in pregnant women in Rio de Janeiro. </w:t>
-      </w:r>
-      <w:r>
-        <w:rPr>
-          <w:i/>
-        </w:rPr>
-        <w:t xml:space="preserve">N Engl J Med</w:t>
-      </w:r>
-      <w:r>
-        <w:t xml:space="preserve">. 2016;375(24):2321–2334.</w:t>
-      </w:r>
-    </w:p>
-    <w:p>
-      <w:pPr>
-        <w:pStyle w:val="Reference"/>
-      </w:pPr>
-      <w:r>
-        <w:t xml:space="preserve">6. Teixeira MG, Siqueira JB Jr, Ferreira GLC, Bricks L, Joint G. Epidemiological trends of dengue disease in Brazil (2000–2010): a systematic literature search and analysis. </w:t>
-      </w:r>
-      <w:r>
-        <w:rPr>
-          <w:i/>
-        </w:rPr>
-        <w:t xml:space="preserve">PLoS Negl Trop Dis</w:t>
-      </w:r>
-      <w:r>
-        <w:t xml:space="preserve">. 2013;7(12):e2520.</w:t>
-      </w:r>
-    </w:p>
-    <w:p>
-      <w:pPr>
-        <w:pStyle w:val="Reference"/>
-      </w:pPr>
-      <w:r>
-        <w:t xml:space="preserve">7. Nunes MRT, Faria NR, de Vasconcelos JM, et al. Emergence and potential for spread of Chikungunya virus in Brazil. </w:t>
-      </w:r>
-      <w:r>
-        <w:rPr>
-          <w:i/>
-        </w:rPr>
-        <w:t xml:space="preserve">BMC Med</w:t>
-      </w:r>
-      <w:r>
-        <w:t xml:space="preserve">. 2015;13:102.</w:t>
-      </w:r>
-    </w:p>
-    <w:p>
-      <w:pPr>
-        <w:pStyle w:val="Reference"/>
-      </w:pPr>
-      <w:r>
-        <w:t xml:space="preserve">8. Faria NR, Azevedo RSS, Kraemer MUG, et al. Zika virus in the Americas: early epidemiological and genetic findings. </w:t>
-      </w:r>
-      <w:r>
-        <w:rPr>
-          <w:i/>
-        </w:rPr>
-        <w:t xml:space="preserve">Science</w:t>
-      </w:r>
-      <w:r>
-        <w:t xml:space="preserve">. 2016;352(6283):345–349.</w:t>
-      </w:r>
-    </w:p>
-    <w:p>
-      <w:pPr>
-        <w:pStyle w:val="Reference"/>
-      </w:pPr>
-      <w:r>
-        <w:t xml:space="preserve">9. Schuler-Faccini L, Ribeiro EM, Feitosa IM, et al; Brazilian Medical Genetics Society–Zika Embryopathy Task Force. Possible association between Zika virus infection and microcephaly — Brazil, 2015. </w:t>
-      </w:r>
-      <w:r>
-        <w:rPr>
-          <w:i/>
-        </w:rPr>
-        <w:t xml:space="preserve">MMWR Morb Mortal Wkly Rep</w:t>
-      </w:r>
-      <w:r>
-        <w:t xml:space="preserve">. 2016;65(3):59–62.</w:t>
-      </w:r>
-    </w:p>
-    <w:p>
-      <w:pPr>
-        <w:pStyle w:val="Reference"/>
-      </w:pPr>
-      <w:r>
-        <w:t xml:space="preserve">10. Skalinski LM, Dalvi APR, Natividade M, et al. The triple epidemics of arboviruses in Feira de Santana, Brazilian Northeast: epidemiological characteristics and diffusion patterns. </w:t>
-      </w:r>
-      <w:r>
-        <w:rPr>
-          <w:i/>
-        </w:rPr>
-        <w:t xml:space="preserve">Epidemics</w:t>
-      </w:r>
-      <w:r>
-        <w:t xml:space="preserve">. 2022;38:100541.</w:t>
-      </w:r>
-    </w:p>
-    <w:p>
-      <w:pPr>
-        <w:pStyle w:val="Reference"/>
-      </w:pPr>
-      <w:r>
-        <w:t xml:space="preserve">11. Brasil. Ministério da Saúde, Secretaria de Vigilância em Saúde e Ambiente. Monitoramento das arboviroses urbanas: dengue, chikungunya e Zika — 2024. </w:t>
-      </w:r>
-      <w:r>
-        <w:rPr>
-          <w:i/>
-        </w:rPr>
-        <w:t xml:space="preserve">Bol Epidemiol</w:t>
-      </w:r>
-      <w:r>
-        <w:t xml:space="preserve">. 2024;55(11):1–28.</w:t>
-      </w:r>
-    </w:p>
-    <w:p>
-      <w:pPr>
-        <w:pStyle w:val="Reference"/>
-      </w:pPr>
-      <w:r>
-        <w:t xml:space="preserve">12. Watts DM, Burke DS, Harrison BA, Whitmire RE, Nisalak A. Effect of temperature on the vector efficiency of Aedes aegypti for dengue 2 virus. </w:t>
-      </w:r>
-      <w:r>
-        <w:rPr>
-          <w:i/>
-        </w:rPr>
-        <w:t xml:space="preserve">Am J Trop Med Hyg</w:t>
-      </w:r>
-      <w:r>
-        <w:t xml:space="preserve">. 1987;36(1):143–152.</w:t>
-      </w:r>
-    </w:p>
-    <w:p>
-      <w:pPr>
-        <w:pStyle w:val="Reference"/>
-      </w:pPr>
-      <w:r>
-        <w:t xml:space="preserve">13. Chan M, Johansson MA. The incubation periods of dengue viruses. </w:t>
-      </w:r>
-      <w:r>
-        <w:rPr>
-          <w:i/>
-        </w:rPr>
-        <w:t xml:space="preserve">PLoS One</w:t>
-      </w:r>
-      <w:r>
-        <w:t xml:space="preserve">. 2012;7(11):e50972.</w:t>
-      </w:r>
-    </w:p>
-    <w:p>
-      <w:pPr>
-        <w:pStyle w:val="Reference"/>
-      </w:pPr>
-      <w:r>
-        <w:t xml:space="preserve">14. Mordecai EA, Cohen JM, Evans MV, et al. Detecting the impact of temperature on transmission of Zika, dengue, and chikungunya using mechanistic models. </w:t>
-      </w:r>
-      <w:r>
-        <w:rPr>
-          <w:i/>
-        </w:rPr>
-        <w:t xml:space="preserve">PLoS Negl Trop Dis</w:t>
-      </w:r>
-      <w:r>
-        <w:t xml:space="preserve">. 2017;11(4):e0005568.</w:t>
-      </w:r>
-    </w:p>
-    <w:p>
-      <w:pPr>
-        <w:pStyle w:val="Reference"/>
-      </w:pPr>
-      <w:r>
-        <w:t xml:space="preserve">15. Lowe R, Lee SA, O’Reilly KM, et al. Combined effects of hydrometeorological hazards and urbanisation on dengue risk in Brazil: a spatiotemporal modelling study. </w:t>
-      </w:r>
-      <w:r>
-        <w:rPr>
-          <w:i/>
-        </w:rPr>
-        <w:t xml:space="preserve">Lancet Planet Health</w:t>
-      </w:r>
-      <w:r>
-        <w:t xml:space="preserve">. 2021;5(4):e209–e219.</w:t>
-      </w:r>
-    </w:p>
-    <w:p>
-      <w:pPr>
-        <w:pStyle w:val="Reference"/>
-      </w:pPr>
-      <w:r>
-        <w:t xml:space="preserve">16. Lowe R, Barcellos C, Coelho CAS, et al. Dengue outlook for the World Cup in Brazil: an early warning model framework driven by real-time seasonal climate forecasts. </w:t>
-      </w:r>
-      <w:r>
-        <w:rPr>
-          <w:i/>
-        </w:rPr>
-        <w:t xml:space="preserve">Lancet Infect Dis</w:t>
-      </w:r>
-      <w:r>
-        <w:t xml:space="preserve">. 2014;14(7):619–626.</w:t>
-      </w:r>
-    </w:p>
-    <w:p>
-      <w:pPr>
-        <w:pStyle w:val="Reference"/>
-      </w:pPr>
-      <w:r>
-        <w:t xml:space="preserve">17. Figueredo MB, Monteiro RLS, Silva AN, Fontoura JRA, Silva AR, Alves CAP. Analysis of the correlation between climatic variables and dengue cases in the city of Alagoinhas/BA. </w:t>
-      </w:r>
-      <w:r>
-        <w:rPr>
-          <w:i/>
-        </w:rPr>
-        <w:t xml:space="preserve">Sci Rep</w:t>
-      </w:r>
-      <w:r>
-        <w:t xml:space="preserve">. 2023;13(1):7512.</w:t>
-      </w:r>
-    </w:p>
-    <w:p>
-      <w:pPr>
-        <w:pStyle w:val="Reference"/>
-      </w:pPr>
-      <w:r>
-        <w:t xml:space="preserve">18. Lorenz C, Ynoue RY, Gioda A, Nogueira T. Influence of climate and heatwaves on dengue transmission in São Paulo and Natal, Brazil. </w:t>
-      </w:r>
-      <w:r>
-        <w:rPr>
-          <w:i/>
-        </w:rPr>
-        <w:t xml:space="preserve">PLoS One</w:t>
-      </w:r>
-      <w:r>
-        <w:t xml:space="preserve">. 2025;20(10):e0334838.</w:t>
-      </w:r>
-    </w:p>
-    <w:p>
-      <w:pPr>
-        <w:pStyle w:val="Reference"/>
-      </w:pPr>
-      <w:r>
-        <w:t xml:space="preserve">19. Stoddard ST, Forshey BM, Morrison AC, et al. House-to-house human movement drives dengue virus transmission. </w:t>
-      </w:r>
-      <w:r>
-        <w:rPr>
-          <w:i/>
-        </w:rPr>
-        <w:t xml:space="preserve">Proc Natl Acad Sci U S A</w:t>
-      </w:r>
-      <w:r>
-        <w:t xml:space="preserve">. 2013;110(3):994–999.</w:t>
-      </w:r>
-    </w:p>
-    <w:p>
-      <w:pPr>
-        <w:pStyle w:val="Reference"/>
-      </w:pPr>
-      <w:r>
-        <w:t xml:space="preserve">20. Lee SA, Economou T, de Castro Catão R, Barcellos C, Lowe R. The impact of climate suitability, urbanisation, and connectivity on the expansion of dengue in 21st century Brazil. </w:t>
-      </w:r>
-      <w:r>
-        <w:rPr>
-          <w:i/>
-        </w:rPr>
-        <w:t xml:space="preserve">PLoS Negl Trop Dis</w:t>
-      </w:r>
-      <w:r>
-        <w:t xml:space="preserve">. 2021;15(12):e0009773.</w:t>
-      </w:r>
-    </w:p>
-    <w:p>
-      <w:pPr>
-        <w:pStyle w:val="Reference"/>
-      </w:pPr>
-      <w:r>
-        <w:t xml:space="preserve">21. Codeco CT, Oliveira SS, Ferreira DAC, et al. Fast expansion of dengue in Brazil. </w:t>
-      </w:r>
-      <w:r>
-        <w:rPr>
-          <w:i/>
-        </w:rPr>
-        <w:t xml:space="preserve">Lancet Reg Health Am</w:t>
-      </w:r>
-      <w:r>
-        <w:t xml:space="preserve">. 2022;12:100274.</w:t>
-      </w:r>
-    </w:p>
-    <w:p>
-      <w:pPr>
-        <w:pStyle w:val="Reference"/>
-      </w:pPr>
-      <w:r>
-        <w:t xml:space="preserve">22. Barcellos C, Matos V, Lana RM, Lowe R. Climate change, thermal anomalies, and the recent progression of dengue in Brazil. </w:t>
-      </w:r>
-      <w:r>
-        <w:rPr>
-          <w:i/>
-        </w:rPr>
-        <w:t xml:space="preserve">Sci Rep</w:t>
-      </w:r>
-      <w:r>
-        <w:t xml:space="preserve">. 2024;14:5948.</w:t>
-      </w:r>
-    </w:p>
-    <w:p>
-      <w:pPr>
-        <w:pStyle w:val="Reference"/>
-      </w:pPr>
-      <w:r>
-        <w:t xml:space="preserve">23. de Abreu RC, Fernandez IP, Mishra S, et al. The role of climate change in the expansion of dengue. </w:t>
-      </w:r>
-      <w:r>
-        <w:rPr>
-          <w:i/>
-        </w:rPr>
-        <w:t xml:space="preserve">medRxiv</w:t>
-      </w:r>
-      <w:r>
-        <w:t xml:space="preserve">. Preprint. 2025. doi:10.1101/2025.10.06.25337235</w:t>
-      </w:r>
-    </w:p>
-    <w:p>
-      <w:pPr>
-        <w:pStyle w:val="Reference"/>
-      </w:pPr>
-      <w:r>
-        <w:t xml:space="preserve">24. de Souza WM, de Lima STS, Simões Mello LM, et al. Spatiotemporal dynamics and recurrence of chikungunya virus in Brazil: an epidemiological study. </w:t>
-      </w:r>
-      <w:r>
-        <w:rPr>
-          <w:i/>
-        </w:rPr>
-        <w:t xml:space="preserve">Lancet Microbe</w:t>
-      </w:r>
-      <w:r>
-        <w:t xml:space="preserve">. 2023;4(5):e319–e329.</w:t>
-      </w:r>
-    </w:p>
-    <w:p>
-      <w:pPr>
-        <w:pStyle w:val="Reference"/>
-      </w:pPr>
-      <w:r>
-        <w:t xml:space="preserve">25. Ryan SJ, Carlson CJ, Mordecai EA, Johnson LR. Global expansion and redistribution of Aedes-borne virus transmission risk with climate change. </w:t>
-      </w:r>
-      <w:r>
-        <w:rPr>
-          <w:i/>
-        </w:rPr>
-        <w:t xml:space="preserve">PLoS Negl Trop Dis</w:t>
-      </w:r>
-      <w:r>
-        <w:t xml:space="preserve">. 2019;13(3):e0007213.</w:t>
-      </w:r>
-    </w:p>
-    <w:p>
-      <w:pPr>
-        <w:pStyle w:val="Reference"/>
-      </w:pPr>
-      <w:r>
-        <w:t xml:space="preserve">26. Kraemer MUG, Reiner RC Jr, Brady OJ, et al. Past and future spread of the arbovirus vectors Aedes aegypti and Aedes albopictus. </w:t>
-      </w:r>
-      <w:r>
-        <w:rPr>
-          <w:i/>
-        </w:rPr>
-        <w:t xml:space="preserve">Nat Microbiol</w:t>
-      </w:r>
-      <w:r>
-        <w:t xml:space="preserve">. 2019;4(5):854–863.</w:t>
-      </w:r>
-    </w:p>
-    <w:p>
-      <w:pPr>
-        <w:pStyle w:val="Reference"/>
-      </w:pPr>
-      <w:r>
-        <w:t xml:space="preserve">27. Ferguson NM, Cucunubá ZM, Dorigatti I, et al. Countering the Zika epidemic in Latin America. </w:t>
-      </w:r>
-      <w:r>
-        <w:rPr>
-          <w:i/>
-        </w:rPr>
-        <w:t xml:space="preserve">Science</w:t>
-      </w:r>
-      <w:r>
-        <w:t xml:space="preserve">. 2016;353(6297):353–354.</w:t>
-      </w:r>
-    </w:p>
-    <w:p>
-      <w:pPr>
-        <w:pStyle w:val="Reference"/>
-      </w:pPr>
-      <w:r>
-        <w:t xml:space="preserve">28. Netto EM, Moreira-Soto A, Pedroso C, et al. High Zika virus seroprevalence in Salvador, northeastern Brazil limits the potential for further outbreaks. </w:t>
-      </w:r>
-      <w:r>
-        <w:rPr>
-          <w:i/>
-        </w:rPr>
-        <w:t xml:space="preserve">mBio</w:t>
-      </w:r>
-      <w:r>
-        <w:t xml:space="preserve">. 2017;8(6):e01390-17.</w:t>
-      </w:r>
-    </w:p>
-    <w:p>
-      <w:pPr>
-        <w:pStyle w:val="Reference"/>
-      </w:pPr>
-      <w:r>
-        <w:t xml:space="preserve">29. Rodriguez-Barraquer I, Costa F, Nascimento EJM, et al. Impact of preexisting dengue immunity on Zika virus emergence in a dengue endemic region. </w:t>
-      </w:r>
-      <w:r>
-        <w:rPr>
-          <w:i/>
-        </w:rPr>
-        <w:t xml:space="preserve">Science</w:t>
-      </w:r>
-      <w:r>
-        <w:t xml:space="preserve">. 2019;363(6427):607–610.</w:t>
-      </w:r>
-    </w:p>
-    <w:p>
-      <w:pPr>
-        <w:pStyle w:val="Reference"/>
-      </w:pPr>
-      <w:r>
-        <w:t xml:space="preserve">30. Katzelnick LC, Gresh L, Halloran ME, et al. Antibody-dependent enhancement of severe dengue disease in humans. </w:t>
-      </w:r>
-      <w:r>
-        <w:rPr>
-          <w:i/>
-        </w:rPr>
-        <w:t xml:space="preserve">Science</w:t>
-      </w:r>
-      <w:r>
-        <w:t xml:space="preserve">. 2017;358(6365):929–932.</w:t>
-      </w:r>
-    </w:p>
-    <w:p>
-      <w:pPr>
-        <w:pStyle w:val="Reference"/>
-      </w:pPr>
-      <w:r>
-        <w:t xml:space="preserve">31. Silva MM, Rodrigues MS, Paploski IA, et al. Accuracy of dengue reporting by the National Surveillance System, Brazil. </w:t>
-      </w:r>
-      <w:r>
-        <w:rPr>
-          <w:i/>
-        </w:rPr>
-        <w:t xml:space="preserve">Emerg Infect Dis</w:t>
-      </w:r>
-      <w:r>
-        <w:t xml:space="preserve">. 2016;22(2):336–339.</w:t>
-      </w:r>
-    </w:p>
-    <w:p>
-      <w:pPr>
-        <w:pStyle w:val="Reference"/>
-      </w:pPr>
-      <w:r>
-        <w:t xml:space="preserve">32. Musso D, Ko AI, Baud D. Zika virus infection — after the pandemic. </w:t>
-      </w:r>
-      <w:r>
-        <w:rPr>
-          <w:i/>
-        </w:rPr>
-        <w:t xml:space="preserve">N Engl J Med</w:t>
-      </w:r>
-      <w:r>
-        <w:t xml:space="preserve">. 2019;381(15):1444–1457.</w:t>
-      </w:r>
-    </w:p>
-    <w:p>
-      <w:pPr>
-        <w:pStyle w:val="Reference"/>
-      </w:pPr>
-      <w:r>
-        <w:t xml:space="preserve">33. Souza JHM, Barros TB, Almeida PP, et al. Dynamics of transmission of urban arbovirus dengue, Zika and chikungunya in southwestern region of Bahia, Brazil. </w:t>
-      </w:r>
-      <w:r>
-        <w:rPr>
-          <w:i/>
-        </w:rPr>
-        <w:t xml:space="preserve">An Acad Bras Cienc</w:t>
-      </w:r>
-      <w:r>
-        <w:t xml:space="preserve">. 2021;93(3):e20200670.</w:t>
-      </w:r>
-    </w:p>
-    <w:p>
-      <w:pPr>
-        <w:pStyle w:val="Reference"/>
-      </w:pPr>
-      <w:r>
-        <w:t xml:space="preserve">34. Farias PCS, Pastor AF, Gonçales JP, et al. Epidemiological profile of arboviruses in two different scenarios: dengue circulation vs. dengue, chikungunya and Zika co-circulation. </w:t>
-      </w:r>
-      <w:r>
-        <w:rPr>
-          <w:i/>
-        </w:rPr>
-        <w:t xml:space="preserve">BMC Infect Dis</w:t>
-      </w:r>
-      <w:r>
-        <w:t xml:space="preserve">. 2023;23(1):177.</w:t>
-      </w:r>
-    </w:p>
-    <w:p>
-      <w:pPr>
-        <w:pStyle w:val="Reference"/>
-      </w:pPr>
-      <w:r>
-        <w:t xml:space="preserve">35. de Jesus Santos T, de Araújo KCGM, Góes MAO, et al. Spatial and temporal dynamics of chikungunya incidence in Brazil and the impact of social vulnerability: a population-based and ecological study. </w:t>
-      </w:r>
-      <w:r>
-        <w:rPr>
-          <w:i/>
-        </w:rPr>
-        <w:t xml:space="preserve">Diseases</w:t>
-      </w:r>
-      <w:r>
-        <w:t xml:space="preserve">. 2024;12(7):135.</w:t>
-      </w:r>
-    </w:p>
-    <w:p>
-      <w:pPr>
-        <w:pStyle w:val="Reference"/>
-      </w:pPr>
-      <w:r>
-        <w:t xml:space="preserve">36. Brasil. Ministério da Saúde. Portaria nº 204, de 17 de fevereiro de 2016. Define a Lista Nacional de Notificação Compulsória de doenças, agravos e eventos de saúde pública nos serviços de saúde públicos e privados em todo o território nacional. </w:t>
-      </w:r>
-      <w:r>
-        <w:rPr>
-          <w:i/>
-        </w:rPr>
-        <w:t xml:space="preserve">Diário Oficial da União</w:t>
-      </w:r>
-      <w:r>
-        <w:t xml:space="preserve">. 2016.</w:t>
-      </w:r>
-    </w:p>
-    <w:p>
-      <w:pPr>
-        <w:pStyle w:val="Reference"/>
-      </w:pPr>
-      <w:r>
-        <w:t xml:space="preserve">37. Benchimol EI, Smeeth L, Guttmann A, et al. The REporting of studies Conducted using Observational Routinely-collected health Data (RECORD) statement. </w:t>
-      </w:r>
-      <w:r>
-        <w:rPr>
-          <w:i/>
-        </w:rPr>
-        <w:t xml:space="preserve">PLoS Med</w:t>
-      </w:r>
-      <w:r>
-        <w:t xml:space="preserve">. 2015;12(10):e1001885.</w:t>
-      </w:r>
-    </w:p>
-    <w:p>
-      <w:pPr>
-        <w:pStyle w:val="Reference"/>
-      </w:pPr>
-      <w:r>
-        <w:t xml:space="preserve">38. da Silva Neto SR, Tabosa de Oliveira T, Teixeira IV, et al. Arboviral disease record data — Dengue and Chikungunya, Brazil, 2013–2020. </w:t>
-      </w:r>
-      <w:r>
-        <w:rPr>
-          <w:i/>
-        </w:rPr>
-        <w:t xml:space="preserve">Sci Data</w:t>
-      </w:r>
-      <w:r>
-        <w:t xml:space="preserve">. 2022;9(1):198.</w:t>
-      </w:r>
-    </w:p>
-    <w:p>
-      <w:pPr>
-        <w:pStyle w:val="Reference"/>
-      </w:pPr>
-      <w:r>
-        <w:t xml:space="preserve">39. Brasil. Ministério da Saúde, Secretaria de Vigilância em Saúde e Ambiente. </w:t>
-      </w:r>
-      <w:r>
-        <w:rPr>
-          <w:i/>
-        </w:rPr>
-        <w:t xml:space="preserve">Guia de Vigilância em Saúde</w:t>
-      </w:r>
-      <w:r>
-        <w:t xml:space="preserve">. 6th ed, rev. Ministério da Saúde; 2024.</w:t>
-      </w:r>
-    </w:p>
-    <w:p>
-      <w:pPr>
-        <w:pStyle w:val="Reference"/>
-      </w:pPr>
-      <w:r>
-        <w:t xml:space="preserve">40. Instituto Brasileiro de Geografia e Estatística (IBGE). </w:t>
-      </w:r>
-      <w:r>
-        <w:rPr>
-          <w:i/>
-        </w:rPr>
-        <w:t xml:space="preserve">Projeções da População, Revisão 2024</w:t>
-      </w:r>
-      <w:r>
-        <w:t xml:space="preserve">. IBGE; 2024. https://ftp.ibge.gov.br/Projecao_da_Populacao/Projecao_da_Populacao_2024/</w:t>
-      </w:r>
-    </w:p>
-    <w:p>
-      <w:pPr>
-        <w:pStyle w:val="Reference"/>
-      </w:pPr>
-      <w:r>
-        <w:t xml:space="preserve">41. Instituto Brasileiro de Geografia e Estatística (IBGE). </w:t>
-      </w:r>
-      <w:r>
-        <w:rPr>
-          <w:i/>
-        </w:rPr>
-        <w:t xml:space="preserve">Estimativas da População</w:t>
-      </w:r>
-      <w:r>
-        <w:t xml:space="preserve"> (1 July, 2024–2026; published in the Diário Oficial da União). IBGE. https://ftp.ibge.gov.br/Estimativas_de_Populacao/</w:t>
-      </w:r>
-    </w:p>
-    <w:p>
-      <w:pPr>
-        <w:pStyle w:val="Reference"/>
-      </w:pPr>
-      <w:r>
-        <w:t xml:space="preserve">42. Instituto Nacional de Meteorologia (INMET). </w:t>
-      </w:r>
-      <w:r>
-        <w:rPr>
-          <w:i/>
-        </w:rPr>
-        <w:t xml:space="preserve">Banco de Dados Históricos: dados horários das estações automáticas, 2016–2026</w:t>
-      </w:r>
-      <w:r>
-        <w:t xml:space="preserve">. INMET. https://portal.inmet.gov.br/uploads/dadoshistoricos/</w:t>
-      </w:r>
-    </w:p>
-    <w:p>
-      <w:pPr>
-        <w:pStyle w:val="Reference"/>
-      </w:pPr>
-      <w:r>
-        <w:t xml:space="preserve">43. Mann HB. Nonparametric tests against trend. </w:t>
-      </w:r>
-      <w:r>
-        <w:rPr>
-          <w:i/>
-        </w:rPr>
-        <w:t xml:space="preserve">Econometrica</w:t>
-      </w:r>
-      <w:r>
-        <w:t xml:space="preserve">. 1945;13(3):245–259.</w:t>
-      </w:r>
-    </w:p>
-    <w:p>
-      <w:pPr>
-        <w:pStyle w:val="Reference"/>
-      </w:pPr>
-      <w:r>
-        <w:t xml:space="preserve">44. Kendall MG. </w:t>
-      </w:r>
-      <w:r>
-        <w:rPr>
-          <w:i/>
-        </w:rPr>
-        <w:t xml:space="preserve">Rank Correlation Methods</w:t>
-      </w:r>
-      <w:r>
-        <w:t xml:space="preserve">. 4th ed. Charles Griffin; 1975.</w:t>
-      </w:r>
-    </w:p>
-    <w:p>
-      <w:pPr>
-        <w:pStyle w:val="Reference"/>
-      </w:pPr>
-      <w:r>
-        <w:t xml:space="preserve">45. Sen PK. Estimates of the regression coefficient based on Kendall’s tau. </w:t>
-      </w:r>
-      <w:r>
-        <w:rPr>
-          <w:i/>
-        </w:rPr>
-        <w:t xml:space="preserve">J Am Stat Assoc</w:t>
-      </w:r>
-      <w:r>
-        <w:t xml:space="preserve">. 1968;63(324):1379–1389.</w:t>
-      </w:r>
-    </w:p>
-    <w:p>
-      <w:pPr>
-        <w:pStyle w:val="Reference"/>
-      </w:pPr>
-      <w:r>
-        <w:t xml:space="preserve">46. Moran PAP. Notes on continuous stochastic phenomena. </w:t>
-      </w:r>
-      <w:r>
-        <w:rPr>
-          <w:i/>
-        </w:rPr>
-        <w:t xml:space="preserve">Biometrika</w:t>
-      </w:r>
-      <w:r>
-        <w:t xml:space="preserve">. 1950;37(1–2):17–23.</w:t>
-      </w:r>
-    </w:p>
-    <w:p>
-      <w:pPr>
-        <w:pStyle w:val="Reference"/>
-      </w:pPr>
-      <w:r>
-        <w:t xml:space="preserve">47. Anselin L. Local indicators of spatial association — LISA. </w:t>
-      </w:r>
-      <w:r>
-        <w:rPr>
-          <w:i/>
-        </w:rPr>
-        <w:t xml:space="preserve">Geogr Anal</w:t>
-      </w:r>
-      <w:r>
-        <w:t xml:space="preserve">. 1995;27(2):93–115.</w:t>
-      </w:r>
-    </w:p>
-    <w:p>
-      <w:pPr>
-        <w:pStyle w:val="Reference"/>
-      </w:pPr>
-      <w:r>
-        <w:t xml:space="preserve">48. Hilbe JM. </w:t>
-      </w:r>
-      <w:r>
-        <w:rPr>
-          <w:i/>
-        </w:rPr>
-        <w:t xml:space="preserve">Negative Binomial Regression</w:t>
-      </w:r>
-      <w:r>
-        <w:t xml:space="preserve">. 2nd ed. Cambridge University Press; 2011.</w:t>
-      </w:r>
-    </w:p>
-    <w:p>
-      <w:pPr>
-        <w:pStyle w:val="Reference"/>
-      </w:pPr>
-      <w:r>
-        <w:t xml:space="preserve">49. Gasparrini A, Armstrong B, Kenward MG. Distributed lag non-linear models. </w:t>
-      </w:r>
-      <w:r>
-        <w:rPr>
-          <w:i/>
-        </w:rPr>
-        <w:t xml:space="preserve">Stat Med</w:t>
-      </w:r>
-      <w:r>
-        <w:t xml:space="preserve">. 2010;29(21):2224–2234.</w:t>
-      </w:r>
-    </w:p>
-    <w:p>
-      <w:pPr>
-        <w:pStyle w:val="Reference"/>
-      </w:pPr>
-      <w:r>
-        <w:t xml:space="preserve">50. Nogueira RM, Schatzmayr HG, de Filippis AM, et al. Dengue virus type 3, Brazil, 2002. </w:t>
-      </w:r>
-      <w:r>
-        <w:rPr>
-          <w:i/>
-        </w:rPr>
-        <w:t xml:space="preserve">Emerg Infect Dis</w:t>
-      </w:r>
-      <w:r>
-        <w:t xml:space="preserve">. 2005;11(9):1376–1381.</w:t>
-      </w:r>
-    </w:p>
-    <w:p>
-      <w:pPr>
-        <w:pStyle w:val="Reference"/>
-      </w:pPr>
-      <w:r>
-        <w:t xml:space="preserve">51. Pereira JS, Slavov SN, Brcko IC, et al. Unravelling dengue serotype 3 transmission in Brazil: evidence for multiple introductions of the 3III_B.3.2 lineage. </w:t>
-      </w:r>
-      <w:r>
-        <w:rPr>
-          <w:i/>
-        </w:rPr>
-        <w:t xml:space="preserve">Virus Evol</w:t>
-      </w:r>
-      <w:r>
-        <w:t xml:space="preserve">. 2025;11(1):veaf034.</w:t>
-      </w:r>
-    </w:p>
-    <w:p>
-      <w:pPr>
-        <w:pStyle w:val="Reference"/>
-      </w:pPr>
-      <w:r>
-        <w:t xml:space="preserve">52. de Lima STS, Claro IM, Hua X, et al. Transmission dynamics of dengue virus, Ceará State, Brazil, 2010–2025. </w:t>
-      </w:r>
-      <w:r>
-        <w:rPr>
-          <w:i/>
-        </w:rPr>
-        <w:t xml:space="preserve">Emerg Infect Dis</w:t>
-      </w:r>
-      <w:r>
-        <w:t xml:space="preserve">. 2026;32(11). Early release October 15, 2026. doi:10.3201/eid3211.260609</w:t>
-      </w:r>
-    </w:p>
-    <w:p>
-      <w:pPr>
-        <w:pStyle w:val="Reference"/>
-      </w:pPr>
-      <w:r>
-        <w:t xml:space="preserve">53. Acero-Sandoval MA, Palacio-Cortés AM, Navarro-Silva MA. Aedes aegypti in southern Brazil: spatiotemporal distribution dynamics and association with climate and environmental factors. </w:t>
-      </w:r>
-      <w:r>
-        <w:rPr>
-          <w:i/>
-        </w:rPr>
-        <w:t xml:space="preserve">Trop Med Infect Dis</w:t>
-      </w:r>
-      <w:r>
-        <w:t xml:space="preserve">. 2023;8(2):77.</w:t>
-      </w:r>
-    </w:p>
-    <w:p>
-      <w:pPr>
-        <w:pStyle w:val="Reference"/>
-      </w:pPr>
-      <w:r>
-        <w:t xml:space="preserve">54. Sena BF, Martins DBG, Diniz CSG, Lima Filho JL. Sex-specific public health data: analyzing the arboviral impact on women in Brazil. </w:t>
-      </w:r>
-      <w:r>
-        <w:rPr>
-          <w:i/>
-        </w:rPr>
-        <w:t xml:space="preserve">Rev Saude Publica</w:t>
-      </w:r>
-      <w:r>
-        <w:t xml:space="preserve">. 2025;59:e17.</w:t>
-      </w:r>
-    </w:p>
-    <w:p>
-      <w:pPr>
-        <w:pStyle w:val="Reference"/>
-      </w:pPr>
-      <w:r>
-        <w:t xml:space="preserve">55. Ng RJ, Chong ZL, Abdul Mutalip MH, Ng CW. Factors influencing healthcare seeking in patients with dengue: a systematic review. </w:t>
-      </w:r>
-      <w:r>
-        <w:rPr>
-          <w:i/>
-        </w:rPr>
-        <w:t xml:space="preserve">Trop Med Int Health</w:t>
-      </w:r>
-      <w:r>
-        <w:t xml:space="preserve">. 2022;27(1):13–21.</w:t>
-      </w:r>
-    </w:p>
-    <w:p>
-      <w:pPr>
-        <w:pStyle w:val="Reference"/>
-      </w:pPr>
-      <w:r>
-        <w:t xml:space="preserve">56. Halstead SB. Dengue antibody-dependent enhancement: knowns and unknowns. </w:t>
-      </w:r>
-      <w:r>
-        <w:rPr>
-          <w:i/>
-        </w:rPr>
-        <w:t xml:space="preserve">Microbiol Spectr</w:t>
-      </w:r>
-      <w:r>
-        <w:t xml:space="preserve">. 2014;2(6):AID-0022-2014.</w:t>
-      </w:r>
-    </w:p>
-    <w:p>
-      <w:pPr>
-        <w:pStyle w:val="Reference"/>
-      </w:pPr>
-      <w:r>
-        <w:t xml:space="preserve">57. Guzman MG, Alvarez M, Halstead SB. Secondary infection as a risk factor for dengue hemorrhagic fever/dengue shock syndrome: an historical perspective and role of antibody-dependent enhancement of infection. </w:t>
-      </w:r>
-      <w:r>
-        <w:rPr>
-          <w:i/>
-        </w:rPr>
-        <w:t xml:space="preserve">Arch Virol</w:t>
-      </w:r>
-      <w:r>
-        <w:t xml:space="preserve">. 2013;158(7):1445–1459.</w:t>
-      </w:r>
-    </w:p>
-    <w:p>
-      <w:pPr>
-        <w:pStyle w:val="Reference"/>
-      </w:pPr>
-      <w:r>
-        <w:t xml:space="preserve">58. Bettis AA, L’Azou Jackson M, Yoon IK, et al. The global epidemiology of chikungunya from 1999 to 2020: a systematic literature review. </w:t>
-      </w:r>
-      <w:r>
-        <w:rPr>
-          <w:i/>
-        </w:rPr>
-        <w:t xml:space="preserve">PLoS Negl Trop Dis</w:t>
-      </w:r>
-      <w:r>
-        <w:t xml:space="preserve">. 2022;16(1):e0010069.</w:t>
-      </w:r>
-    </w:p>
-    <w:p>
-      <w:pPr>
-        <w:pStyle w:val="Reference"/>
-      </w:pPr>
-      <w:r>
-        <w:t xml:space="preserve">59. van Aalst M, Nelen CM, Goorhuis A, Stijnis C, Grobusch MP. Long-term sequelae of chikungunya virus disease: a systematic review. </w:t>
-      </w:r>
-      <w:r>
-        <w:rPr>
-          <w:i/>
-        </w:rPr>
-        <w:t xml:space="preserve">Travel Med Infect Dis</w:t>
-      </w:r>
-      <w:r>
-        <w:t xml:space="preserve">. 2017;15:8–22.</w:t>
-      </w:r>
-    </w:p>
-    <w:p>
-      <w:pPr>
-        <w:pStyle w:val="Reference"/>
-      </w:pPr>
-      <w:r>
-        <w:t xml:space="preserve">60. Marques CDL, Duarte ALBP, Ranzolin A, et al. Recommendations of the Brazilian Society of Rheumatology for diagnosis and treatment of chikungunya fever. Part 1 — Diagnosis and special situations. </w:t>
-      </w:r>
-      <w:r>
-        <w:rPr>
-          <w:i/>
-        </w:rPr>
-        <w:t xml:space="preserve">Rev Bras Reumatol Engl</w:t>
-      </w:r>
-      <w:r>
-        <w:t xml:space="preserve">. 2017;57(Suppl 2):421–437.</w:t>
-      </w:r>
-    </w:p>
-    <w:p>
-      <w:pPr>
-        <w:pStyle w:val="Reference"/>
-      </w:pPr>
-      <w:r>
-        <w:t xml:space="preserve">61. Donalisio MR, Freitas ARR, Zuben APBV. Arboviruses emerging in Brazil: challenges for clinic and implications for public health. </w:t>
-      </w:r>
-      <w:r>
-        <w:rPr>
-          <w:i/>
-        </w:rPr>
-        <w:t xml:space="preserve">Rev Saude Publica</w:t>
-      </w:r>
-      <w:r>
-        <w:t xml:space="preserve">. 2017;51:30.</w:t>
-      </w:r>
-    </w:p>
-    <w:p>
-      <w:pPr>
-        <w:pStyle w:val="Reference"/>
-      </w:pPr>
-      <w:r>
-        <w:t xml:space="preserve">62. Duffy MR, Chen TH, Hancock WT, et al. Zika virus outbreak on Yap Island, Federated States of Micronesia. </w:t>
-      </w:r>
-      <w:r>
-        <w:rPr>
-          <w:i/>
-        </w:rPr>
-        <w:t xml:space="preserve">N Engl J Med</w:t>
-      </w:r>
-      <w:r>
-        <w:t xml:space="preserve">. 2009;360(24):2536–2543.</w:t>
-      </w:r>
-    </w:p>
-    <w:p>
-      <w:pPr>
-        <w:pStyle w:val="Reference"/>
-      </w:pPr>
-      <w:r>
-        <w:t xml:space="preserve">63. Mlakar J, Korva M, Tul N, et al. Zika virus associated with microcephaly. </w:t>
-      </w:r>
-      <w:r>
-        <w:rPr>
-          <w:i/>
-        </w:rPr>
-        <w:t xml:space="preserve">N Engl J Med</w:t>
-      </w:r>
-      <w:r>
-        <w:t xml:space="preserve">. 2016;374(10):951–958.</w:t>
-      </w:r>
-    </w:p>
-    <w:p>
-      <w:pPr>
-        <w:pStyle w:val="Reference"/>
-      </w:pPr>
-      <w:r>
-        <w:t xml:space="preserve">64. Cao-Lormeau VM, Blake A, Mons S, et al. Guillain-Barré syndrome outbreak associated with Zika virus infection in French Polynesia: a case-control study. </w:t>
-      </w:r>
-      <w:r>
-        <w:rPr>
-          <w:i/>
-        </w:rPr>
-        <w:t xml:space="preserve">Lancet</w:t>
-      </w:r>
-      <w:r>
-        <w:t xml:space="preserve">. 2016;387(10027):1531–1539.</w:t>
-      </w:r>
-    </w:p>
-    <w:p>
-      <w:pPr>
-        <w:pStyle w:val="Reference"/>
-      </w:pPr>
-      <w:r>
-        <w:t xml:space="preserve">65. Liu Z, Zhang Q, Li L, et al. The effect of temperature on dengue virus transmission by </w:t>
-      </w:r>
-      <w:r>
-        <w:rPr>
-          <w:i/>
-        </w:rPr>
-        <w:t xml:space="preserve">Aedes</w:t>
-      </w:r>
-      <w:r>
-        <w:t xml:space="preserve"> mosquitoes. </w:t>
-      </w:r>
-      <w:r>
-        <w:rPr>
-          <w:i/>
-        </w:rPr>
-        <w:t xml:space="preserve">Front Cell Infect Microbiol</w:t>
-      </w:r>
-      <w:r>
-        <w:t xml:space="preserve">. 2023;13:1242173. doi:10.3389/fcimb.2023.1242173</w:t>
-      </w:r>
-    </w:p>
-    <w:p>
-      <w:pPr>
-        <w:pStyle w:val="Reference"/>
-      </w:pPr>
-      <w:r>
-        <w:t xml:space="preserve">66. Pan American Health Organization. </w:t>
-      </w:r>
-      <w:r>
-        <w:rPr>
-          <w:i/>
-        </w:rPr>
-        <w:t xml:space="preserve">Integrated Management Strategy for Arboviral Disease Prevention and Control in the Americas</w:t>
-      </w:r>
-      <w:r>
-        <w:t xml:space="preserve">. PAHO; 2019. https://iris.paho.org/handle/10665.2/52492</w:t>
-      </w:r>
-    </w:p>
-    <w:p>
-      <w:pPr>
-        <w:pStyle w:val="Reference"/>
-      </w:pPr>
-      <w:r>
-        <w:t xml:space="preserve">67. Pan American Health Organization. </w:t>
-      </w:r>
-      <w:r>
-        <w:rPr>
-          <w:i/>
-        </w:rPr>
-        <w:t xml:space="preserve">Guidelines for the Clinical Diagnosis and Treatment of Dengue, Chikungunya, and Zika</w:t>
-      </w:r>
-      <w:r>
-        <w:t xml:space="preserve">. PAHO; 2022. doi:10.37774/9789275124871</w:t>
-      </w:r>
-    </w:p>
-    <w:p>
-      <w:pPr>
-        <w:pStyle w:val="Reference"/>
-      </w:pPr>
-      <w:r>
-        <w:t xml:space="preserve">68. Lim A, Shearer FM, Sewalk K, et al. The overlapping global distribution of dengue, chikungunya, Zika and yellow fever. </w:t>
-      </w:r>
-      <w:r>
-        <w:rPr>
-          <w:i/>
-        </w:rPr>
-        <w:t xml:space="preserve">Nat Commun</w:t>
-      </w:r>
-      <w:r>
-        <w:t xml:space="preserve">. 2025;16(1):3418. doi:10.1038/s41467-025-58609-5</w:t>
-      </w:r>
-    </w:p>
-    <w:p>
-      <w:pPr>
-        <w:pStyle w:val="Reference"/>
-      </w:pPr>
-      <w:r>
-        <w:t xml:space="preserve">69. Governo do Espírito Santo. Espírito Santo registra mais de 2 mil casos de chikungunya em 2021. 2021. https://www.es.gov.br/Noticia/espirito-santo-registra-mais-de-2-mil-casos-de-chikungunya-em-2021</w:t>
-      </w:r>
-    </w:p>
-    <w:p>
-      <w:pPr>
-        <w:pStyle w:val="Reference"/>
-      </w:pPr>
-      <w:r>
-        <w:t xml:space="preserve">70. Moura MCBM, de Oliveira JV, Pedreira RM, et al. Spatio-temporal dynamics of </w:t>
-      </w:r>
-      <w:r>
-        <w:rPr>
-          <w:i/>
-        </w:rPr>
-        <w:t xml:space="preserve">Aedes aegypti</w:t>
-      </w:r>
-      <w:r>
-        <w:t xml:space="preserve"> and </w:t>
-      </w:r>
-      <w:r>
-        <w:rPr>
-          <w:i/>
-        </w:rPr>
-        <w:t xml:space="preserve">Aedes albopictus</w:t>
-      </w:r>
-      <w:r>
-        <w:t xml:space="preserve"> oviposition in an urban area of northeastern Brazil. </w:t>
-      </w:r>
-      <w:r>
-        <w:rPr>
-          <w:i/>
-        </w:rPr>
-        <w:t xml:space="preserve">Trop Med Int Health</w:t>
-      </w:r>
-      <w:r>
-        <w:t xml:space="preserve">. 2020;25(12):1510–1521. doi:10.1111/tmi.13491</w:t>
-      </w:r>
-    </w:p>
-    <w:p>
-      <w:pPr>
-        <w:pStyle w:val="Ttulo1"/>
-      </w:pPr>
-      <w:r>
         <w:t xml:space="preserve">FIGURE LEGENDS</w:t>
       </w:r>
     </w:p>
@@ -3379,7 +3518,7 @@
         <w:t xml:space="preserve">Figure 1. Annual and monthly incidence of dengue, chikungunya and Zika in Brazil, 2016–2026.</w:t>
       </w:r>
       <w:r>
-        <w:t xml:space="preserve"> (A) Annual incidence per 100,000 inhabitants for Brazil (solid line, population-weighted mean of the 27 FU) and for each macro-region (dashed lines). (B) Distribution of monthly incidence per 100,000 inhabitants across FU-months, by macro-region; boxes show the median and interquartile range, whiskers 1.5 × IQR; the y axis, shared by the three panels, is cropped at 1.05 × the largest 99th percentile of the three diseases. 2026 covers January–September and annual values are annualized from the reported months.</w:t>
+        <w:t xml:space="preserve"> (A) Annual incidence per 100,000 inhabitants for Brazil (solid line, population-weighted mean of the 27 FU) and for each macro-region (dashed lines). (B) Distribution of monthly incidence per 100,000 inhabitants across FU-months, by macro-region; boxes show the median and interquartile range, whiskers 1.5 × IQR; the y axis, shared by the three panels, is cropped at 1.05 × the largest 99th percentile of the three diseases. 2026 is a partial year (January–September): its annual values are annualized (×12/9) from the months reported, which overstates the year.</w:t>
       </w:r>
     </w:p>
     <w:p>
@@ -3390,10 +3529,10 @@
         <w:rPr>
           <w:b/>
         </w:rPr>
-        <w:t xml:space="preserve">Figure 2. Temporal trends in annual incidence by state, 2016–2026.</w:t>
-      </w:r>
-      <w:r>
-        <w:t xml:space="preserve"> (A) Mann-Kendall Kendall’s τ for each FU; colored bars indicate p &lt; 0.05 (dengue 2/27, chikungunya 3/27, Zika 6/27 states). (B) Sen’s slope of annual incidence (cases per 100,000 per year) by FU and disease.</w:t>
+        <w:t xml:space="preserve">Figure 2. Mean annual incidence of dengue, chikungunya and Zika by state, 2016–2026.</w:t>
+      </w:r>
+      <w:r>
+        <w:t xml:space="preserve"> One symbol per FU and disease (circle, dengue; triangle, chikungunya; square, Zika), filled by the natural-breaks (Jenks, k = 5) class of the population-weighted mean annual incidence, computed separately for each disease. Class bounds (cases per 100,000; class 1 → 5): dengue 71–130, 130–397, 397–761, 761–1,212, 1,212–1,784; chikungunya 2–18, 18–62, 62–100, 100–156, 156–228; Zika 0–5, 5–15, 15–25, 25–43, 43–73. Symbols for RN, PB, PE, AL, SE, ES and RJ are drawn offshore, with a leader line to the state. Global Moran’s I: dengue 0.516 (p = 0.001), chikungunya 0.231 (p = 0.017), Zika −0.105 (p = 0.243). The mean annual incidence includes the partial year 2026 (January–September), annualized (×12/9), which overstates it.</w:t>
       </w:r>
     </w:p>
     <w:p>
@@ -3404,7 +3543,35 @@
         <w:rPr>
           <w:b/>
         </w:rPr>
-        <w:t xml:space="preserve">Figure 3. Correlation between monthly incidence and climate.</w:t>
+        <w:t xml:space="preserve">Figure 3. Spatial autocorrelation of mean annual incidence.</w:t>
+      </w:r>
+      <w:r>
+        <w:t xml:space="preserve"> Moran scatterplots of standardized population-weighted mean annual incidence (z) against its spatial lag (Wz), with the fitted line, using row-standardized k-nearest-neighbor weights (k = 5). Global Moran’s I (999 permutations): dengue 0.516 (p = 0.001), chikungunya 0.231 (p = 0.017), Zika −0.105 (p = 0.243). The mean annual incidence is the mean of the annual values of 2016–2026, whose last year is the partial year 2026 (January–September), annualized (×12/9).</w:t>
+      </w:r>
+    </w:p>
+    <w:p>
+      <w:pPr>
+        <w:pStyle w:val="Legend"/>
+      </w:pPr>
+      <w:r>
+        <w:rPr>
+          <w:b/>
+        </w:rPr>
+        <w:t xml:space="preserve">Figure 4. Temporal trends in annual incidence by state, 2016–2026.</w:t>
+      </w:r>
+      <w:r>
+        <w:t xml:space="preserve"> (A) Kendall’s τ (Mann–Kendall test) for each FU; colored bars indicate p &lt; 0.05 (dengue 2/27, chikungunya 4/27, Zika 13/27 states). (B) Sen’s slope of annual incidence (cases per 100,000 per year) by FU and disease; bars of trends with p &lt; 0.05 are colored by disease, the others grey. The last annual value of the series is the partial year 2026 (January–September), annualized (×12/9), which overstates it.</w:t>
+      </w:r>
+    </w:p>
+    <w:p>
+      <w:pPr>
+        <w:pStyle w:val="Legend"/>
+      </w:pPr>
+      <w:r>
+        <w:rPr>
+          <w:b/>
+        </w:rPr>
+        <w:t xml:space="preserve">Figure 5. Correlation between monthly incidence and climate.</w:t>
       </w:r>
       <w:r>
         <w:t xml:space="preserve"> (A) Mean Spearman’s ρ across the 27 FU between monthly incidence and mean temperature or rainfall at lags of 0, 1 and 2 months; </w:t>
@@ -3424,10 +3591,10 @@
         <w:rPr>
           <w:b/>
         </w:rPr>
-        <w:t xml:space="preserve">Figure 4. Spatial autocorrelation of mean annual incidence.</w:t>
-      </w:r>
-      <w:r>
-        <w:t xml:space="preserve"> Moran scatterplots of standardized population-weighted mean annual incidence (z) against its spatial lag (Wz), with the fitted line, using row-standardized k-nearest-neighbor weights (k = 5). Global Moran’s I (999 permutations): dengue 0.516 (p = 0.001), chikungunya 0.004 (p = 0.285), Zika −0.006 (p = 0.326).</w:t>
+        <w:t xml:space="preserve">Figure 6. Age and sex of cases, 2016–2026.</w:t>
+      </w:r>
+      <w:r>
+        <w:t xml:space="preserve"> Confirmed and probable cases (notifications classified as discarded excluded). (A) Distribution of patient age by year. Violins are reconstructed from age-band counts (ages drawn uniformly within each band); inner lines mark the quartiles and the white dot the median; n = cases with known age. (B) Percentage of male and female cases by year. Percentages and age distributions are calculated on records with a known value; records with ignored/blank values were excluded: A, Dengue age group: n = 28,887 of 16,802,619 (0.2%); A, Chikungunya age group: n = 110 of 1,599,784 (&lt;0.1%); A, Zika age group: n = 0 of 295,639 (&lt;0.1%); B, Dengue sex: n = 22,153 of 16,802,619 (0.1%); B, Chikungunya sex: n = 1,983 of 1,599,784 (0.1%); B, Zika sex: n = 387 of 295,639 (0.1%). 2026 covers January–September only (a partial year); percentages are not annualized.</w:t>
       </w:r>
     </w:p>
     <w:p>
@@ -3438,10 +3605,10 @@
         <w:rPr>
           <w:b/>
         </w:rPr>
-        <w:t xml:space="preserve">Figure 5. Age and sex of notified cases.</w:t>
-      </w:r>
-      <w:r>
-        <w:t xml:space="preserve"> (A) Distribution of patient age by year. Violins are reconstructed from age-band counts (ages drawn uniformly within each band); inner lines mark the quartiles and the white dot the median; n = cases with known age. (B) Percentage of male and female cases by year. Percentages and age distributions are calculated on records with a known value; records with ignored/blank values were excluded: A, dengue n = 18,536 of 16,317,590 (0.1%); chikungunya n = 214 of 1,994,049 (&lt;0.1%); Zika n = 36 of 545,864 (&lt;0.1%); B, dengue n = 21,784 of 16,317,995 (0.1%); chikungunya n = 2,275 of 1,994,100 (0.1%); Zika n = 467 of 546,516 (&lt;0.1%). Dengue and Zika 2016–2025, chikungunya 2017–2025.</w:t>
+        <w:t xml:space="preserve">Figure 7. Laboratory testing, hospitalization and serotype of dengue cases, 2016–2026.</w:t>
+      </w:r>
+      <w:r>
+        <w:t xml:space="preserve"> Dengue cases (notifications classified as discarded excluded). Percentage of records with a known value in each category by year: (A) NS1 antigen result, (B) IgM result, (C) hospitalization, (D) serotype; the number of records with a known value is shown under each year. Percentages are calculated on records with a known value; records with ignored/blank values were excluded: A, Dengue NS1 antigen: n = 7,462,409 of 16,802,619 (44.4%); B, Dengue IgM: n = 7,996,515 of 16,802,619 (47.6%); C, Dengue hospitalization: n = 5,263,231 of 16,802,619 (31.3%); D, Dengue serotype: n = 16,432,924 of 16,802,619 (97.8%). Serotype percentages describe typed cases only (547–189,583 per year in 2016–2025). In 2025, 98% of the NS1 and IgM records were ignored/blank. 2026 covers January–September only (a partial year); percentages are not annualized.</w:t>
       </w:r>
     </w:p>
     <w:p>
@@ -3452,10 +3619,10 @@
         <w:rPr>
           <w:b/>
         </w:rPr>
-        <w:t xml:space="preserve">Figure 6. Mean annual incidence of dengue, chikungunya and Zika by state, 2016–2026.</w:t>
-      </w:r>
-      <w:r>
-        <w:t xml:space="preserve"> One symbol per FU and disease (circle, dengue; triangle, chikungunya; square, Zika), filled by the natural-breaks (Jenks, k = 5) class of the population-weighted mean annual incidence, computed separately for each disease. Class bounds (cases per 100,000; class 1 → 5): dengue 71–129, 129–397, 397–762, 762–1,212, 1,212–1,782; chikungunya 6–67, 67–136, 136–197, 197–325, 325–498; Zika 2–20, 20–42, 42–72, 72–98, 98–137. Symbols for RN, PB, PE, AL, SE, ES and RJ are drawn offshore, with a leader line to the state. Global Moran’s I: dengue 0.516 (p = 0.001), chikungunya 0.004 (p = 0.285), Zika −0.006 (p = 0.326).</w:t>
+        <w:t xml:space="preserve">Figure 8. Classification, confirmation criterion, outcome and pregnancy status of chikungunya and Zika cases, 2016–2026.</w:t>
+      </w:r>
+      <w:r>
+        <w:t xml:space="preserve"> Confirmed and probable cases (notifications classified as discarded excluded). Percentage of records with a known value in each category by year, with the number of such records under each year. (A) Chikungunya: final classification, confirmation criterion and outcome. (B) Zika: final classification, confirmation criterion, outcome and pregnancy status. “Under investigation or blank” is a probable case that has not been classified yet. Percentages are calculated on records with a known value; records with ignored/blank values were excluded: A, Chikungunya classification: n = 554 of 1,599,784 (&lt;0.1%); A, Chikungunya criteria: n = 287,292 of 1,599,784 (18.0%); A, Chikungunya evolution: n = 409,684 of 1,599,784 (25.6%); B, Zika classification: n = 175 of 295,639 (&lt;0.1%); B, Zika criteria: n = 115,246 of 295,639 (39.0%); B, Zika evolution: n = 125,208 of 295,639 (42.4%); B, Zika pregnancy: n = 43,090 of 295,639 (14.6%). 2026 covers January–September only (a partial year); percentages are not annualized.</w:t>
       </w:r>
     </w:p>
     <w:p>
@@ -3466,10 +3633,10 @@
         <w:rPr>
           <w:b/>
         </w:rPr>
-        <w:t xml:space="preserve">Figure 7. Laboratory testing, hospitalization and serotype of dengue cases, 2016–2025.</w:t>
-      </w:r>
-      <w:r>
-        <w:t xml:space="preserve"> Percentage of records with a known value in each category by year: (A) ELISA result, (B) IgM result, (C) hospitalization, (D) serotype; the number of records with a known value is shown under each year. Records with ignored/blank values were excluded: A, ELISA n = 7,280,459 of 16,317,995 (44.6%); B, IgM n = 7,794,458 of 16,317,995 (47.8%); C, hospitalization n = 5,145,984 of 16,317,995 (31.5%); D, serotype n = 15,982,072 of 16,317,995 (97.9%). Serotype percentages describe typed cases only (547–189,618 per year). In 2025, 98% of ELISA and IgM records were ignored/blank.</w:t>
+        <w:t xml:space="preserve">Supplementary Figure S1. Annual incidence of dengue, chikungunya and Zika by state, 2016–2026 (one map per year).</w:t>
+      </w:r>
+      <w:r>
+        <w:t xml:space="preserve"> One symbol per FU and disease (circle, dengue; triangle, chikungunya; square, Zika), filled by the natural-breaks (Jenks, k = 5) class of annual incidence, computed per disease over all state-years so that each color denotes the same incidence range in every year. Class bounds (cases per 100,000; class 1 → 5): dengue 1–505, 505–1,363, 1,363–2,868, 2,868–5,477, 5,477–9,354; chikungunya 0–69, 69–235, 235–477, 477–782, 782–1,285; Zika 0–26, 26–76, 76–201, 201–432, 432–671. 2026 is a partial year (January–September): its annual values are annualized (×12/9) from the months reported, which overstates the year. No symbol is drawn for Espirito Santo 2021 (Chikungunya); Espirito Santo 2021 (Zika): the national SINAN files contain no notification for that state-year (see Limitations).</w:t>
       </w:r>
     </w:p>
     <w:p>
@@ -3480,10 +3647,10 @@
         <w:rPr>
           <w:b/>
         </w:rPr>
-        <w:t xml:space="preserve">Figure 8. Classification, confirmation criterion, outcome and pregnancy status of chikungunya and Zika cases.</w:t>
-      </w:r>
-      <w:r>
-        <w:t xml:space="preserve"> Percentage of records with a known value in each category by year, with the number of such records under each year. (A) Chikungunya, 2017–2025: final classification, confirmation criterion and outcome. (B) Zika, 2016–2025: final classification, confirmation criterion, outcome and pregnancy status. Records with ignored/blank values were excluded: A, classification n = 214,989 of 1,994,043 (10.8%); criterion n = 201,970 of 1,994,102 (10.1%); outcome n = 435,648 of 1,994,102 (21.9%); B, classification n = 12,177 of 545,864 (2.2%); criterion n = 115,826 of 545,864 (21.2%); outcome n = 174,498 of 545,864 (32.0%); pregnancy status n = 60,524 of 546,516 (11.1%).</w:t>
+        <w:t xml:space="preserve">Supplementary Figure S2. Local spatial clusters and temporal trends by state.</w:t>
+      </w:r>
+      <w:r>
+        <w:t xml:space="preserve"> (A) LISA category of the population-weighted mean annual incidence (k-nearest-neighbor weights, k = 5; 999 permutations; p &lt; 0.05): HH and LL, high-high and low-low clusters; HL and LH, spatial outliers; white, not significant (dengue HH 8 | LL 4 | HL 1 | LH 1 | NS 13; chikungunya HH 6 | LL 2 | HL 0 | LH 0 | NS 19; Zika HH 0 | LL 0 | HL 1 | LH 0 | NS 26). (B) Mann-Kendall trend of annual incidence, 2016–2026 (p &lt; 0.05): increasing 2 | decreasing 0 | no trend 25 for dengue, increasing 3 | decreasing 1 | no trend 23 for chikungunya, increasing 0 | decreasing 13 | no trend 14 for Zika; white, no significant trend. Symbols as in Figure 2. The mean annual incidence and the trends include the partial year 2026 (January–September), annualized (×12/9), which overstates it.</w:t>
       </w:r>
     </w:p>
     <w:p>
@@ -3494,10 +3661,10 @@
         <w:rPr>
           <w:b/>
         </w:rPr>
-        <w:t xml:space="preserve">Supplementary Figure S1. Annual incidence of dengue, chikungunya and Zika by state, 2016–2026 (one map per year).</w:t>
-      </w:r>
-      <w:r>
-        <w:t xml:space="preserve"> One symbol per FU and disease (circle, dengue; triangle, chikungunya; square, Zika), filled by the natural-breaks (Jenks, k = 5) class of annual incidence, computed per disease over all state-years so that each color denotes the same incidence range in every year. Class bounds (cases per 100,000; class 1 → 5): dengue 1–517, 517–1,363, 1,363–2,868, 2,868–5,477, 5,477–9,354; chikungunya 2–96, 96–319, 319–731, 731–1,199, 1,199–1,726; Zika 0–32, 32–106, 106–256, 256–490, 490–784. 2026 is annualized from January–September. No symbol is drawn for Espírito Santo in 2021 for chikungunya and Zika: the national SINAN files contain no records for that state-year (see Limitations).</w:t>
+        <w:t xml:space="preserve">Supplementary Figure S3. Model fit comparison.</w:t>
+      </w:r>
+      <w:r>
+        <w:t xml:space="preserve"> Median AIC across states (log scale; lower is better) by model family and specification (per-state, per-state lagged, pooled fixed effects, pooled fixed effects with lags). The negative binomial models fit the overdispersed monthly counts far better than the Poisson models.</w:t>
       </w:r>
     </w:p>
     <w:p>
@@ -3508,10 +3675,16 @@
         <w:rPr>
           <w:b/>
         </w:rPr>
-        <w:t xml:space="preserve">Supplementary Figure S2. Local spatial clusters and temporal trends by state.</w:t>
-      </w:r>
-      <w:r>
-        <w:t xml:space="preserve"> (A) LISA category of the population-weighted mean annual incidence (k-nearest-neighbor weights, k = 5; 999 permutations; p &lt; 0.05): HH and LL, high-high and low-low clusters; HL and LH, spatial outliers; white, not significant (dengue HH 8, LL 4, HL 1, LH 1; chikungunya HH 1, HL 1, LH 1; Zika HH 1, LL 1, LH 1). (B) Mann-Kendall trend of annual incidence, 2016–2026 (p &lt; 0.05): increasing (dengue 2 states, chikungunya 3), decreasing (Zika 6); white, no significant trend. Symbols as in Figure 6.</w:t>
+        <w:t xml:space="preserve">Supplementary Figure S4. Climate effects from pooled models with state and month fixed effects.</w:t>
+      </w:r>
+      <w:r>
+        <w:t xml:space="preserve"> IRR per +1 °C of mean temperature and per +1 mm of rainfall, by disease and model family (Poisson, quasi-Poisson, negative binomial), with 95% CI (cluster-robust standard errors for the Poisson and negative binomial models); </w:t>
+      </w:r>
+      <w:r>
+        <w:rPr>
+          <w:i/>
+        </w:rPr>
+        <w:t xml:space="preserve"> p &lt; 0.05. Rainfall effects are drawn per 1 mm; the text reports them per 100 mm.</w:t>
       </w:r>
     </w:p>
     <w:p>
@@ -3522,16 +3695,16 @@
         <w:rPr>
           <w:b/>
         </w:rPr>
-        <w:t xml:space="preserve">Supplementary Figure S3. Climate effects from pooled models with state and month fixed effects.</w:t>
-      </w:r>
-      <w:r>
-        <w:t xml:space="preserve"> IRR per +1 °C of mean temperature and per +1 mm of rainfall, by disease and model family (Poisson, quasi-Poisson, negative binomial), with 95% CI (cluster-robust standard errors for the Poisson and negative binomial models); </w:t>
-      </w:r>
-      <w:r>
-        <w:rPr>
-          <w:i/>
-        </w:rPr>
-        <w:t xml:space="preserve"> p &lt; 0.05.</w:t>
+        <w:t xml:space="preserve">Supplementary Figure S5. Per-state climate effects (negative binomial models).</w:t>
+      </w:r>
+      <w:r>
+        <w:t xml:space="preserve"> IRR per +1 °C of mean temperature and per +1 mm of rainfall for each FU and disease, from per-state negative binomial models with month fixed effects and HAC standard errors; color = log₂(IRR) (red, positive; blue, negative); </w:t>
+      </w:r>
+      <w:r>
+        <w:rPr>
+          <w:i/>
+        </w:rPr>
+        <w:t xml:space="preserve"> p &lt; 0.05. Rainfall effects are drawn per 1 mm; the text reports them per 100 mm.</w:t>
       </w:r>
     </w:p>
     <w:p>
@@ -3542,16 +3715,10 @@
         <w:rPr>
           <w:b/>
         </w:rPr>
-        <w:t xml:space="preserve">Supplementary Figure S4. Per-state climate effects (negative binomial models).</w:t>
-      </w:r>
-      <w:r>
-        <w:t xml:space="preserve"> IRR per +1 °C of mean temperature and per +1 mm of rainfall for each FU and disease, from per-state negative binomial models with month fixed effects and HAC standard errors; color = log₂(IRR) (red, positive; blue, negative); </w:t>
-      </w:r>
-      <w:r>
-        <w:rPr>
-          <w:i/>
-        </w:rPr>
-        <w:t xml:space="preserve"> p &lt; 0.05.</w:t>
+        <w:t xml:space="preserve">Supplementary Figure S6. Statistically significant per-state climate effects.</w:t>
+      </w:r>
+      <w:r>
+        <w:t xml:space="preserve"> Forest plot of log₂(IRR) with 95% CI for the state–disease combinations with p &lt; 0.05 in the per-state negative binomial models, for temperature and rainfall (right of zero, positive association; left, negative).</w:t>
       </w:r>
     </w:p>
     <w:p>
@@ -3562,38 +3729,10 @@
         <w:rPr>
           <w:b/>
         </w:rPr>
-        <w:t xml:space="preserve">Supplementary Figure S5. Lag profile of climate effects.</w:t>
-      </w:r>
-      <w:r>
-        <w:t xml:space="preserve"> Median IRR across states (line) and interquartile range (shaded) for temperature and rainfall at lags of 0, 1 and 2 months, from per-state negative binomial models with lagged climate predictors and month fixed effects.</w:t>
-      </w:r>
-    </w:p>
-    <w:p>
-      <w:pPr>
-        <w:pStyle w:val="Legend"/>
-      </w:pPr>
-      <w:r>
-        <w:rPr>
-          <w:b/>
-        </w:rPr>
-        <w:t xml:space="preserve">Supplementary Figure S6. Model fit comparison.</w:t>
-      </w:r>
-      <w:r>
-        <w:t xml:space="preserve"> Median AIC across states (log scale; lower is better) by model family and specification (per-state, lagged, pooled fixed effects). The negative binomial models fit the overdispersed monthly counts far better than the Poisson models.</w:t>
-      </w:r>
-    </w:p>
-    <w:p>
-      <w:pPr>
-        <w:pStyle w:val="Legend"/>
-      </w:pPr>
-      <w:r>
-        <w:rPr>
-          <w:b/>
-        </w:rPr>
-        <w:t xml:space="preserve">Supplementary Figure S7. Statistically significant per-state climate effects.</w:t>
-      </w:r>
-      <w:r>
-        <w:t xml:space="preserve"> Forest plot of log₂(IRR) with 95% CI for the state–disease combinations with p &lt; 0.05 in the per-state negative binomial models, for temperature and rainfall (right of zero, positive association; left, negative).</w:t>
+        <w:t xml:space="preserve">Supplementary Figure S7. Lag profile of climate effects.</w:t>
+      </w:r>
+      <w:r>
+        <w:t xml:space="preserve"> Median IRR across states (line) and interquartile range (shaded) for temperature and rainfall at lags of 0, 1 and 2 months, from per-state negative binomial models with lagged climate predictors and month fixed effects; diamonds with bars are the IRR and 95% CI of each lag in the pooled negative binomial model with state and month fixed effects, in which the lags are entered jointly.</w:t>
       </w:r>
     </w:p>
     <w:sectPr>
@@ -3610,343 +3749,709 @@
 
 <file path=word/comments.xml><?xml version="1.0" encoding="utf-8"?>
 <w:comments xmlns:wpc="http://schemas.microsoft.com/office/word/2010/wordprocessingCanvas" xmlns:cx="http://schemas.microsoft.com/office/drawing/2014/chartex" xmlns:cx1="http://schemas.microsoft.com/office/drawing/2015/9/8/chartex" xmlns:cx2="http://schemas.microsoft.com/office/drawing/2015/10/21/chartex" xmlns:cx3="http://schemas.microsoft.com/office/drawing/2016/5/9/chartex" xmlns:cx4="http://schemas.microsoft.com/office/drawing/2016/5/10/chartex" xmlns:cx5="http://schemas.microsoft.com/office/drawing/2016/5/11/chartex" xmlns:cx6="http://schemas.microsoft.com/office/drawing/2016/5/12/chartex" xmlns:cx7="http://schemas.microsoft.com/office/drawing/2016/5/13/chartex" xmlns:cx8="http://schemas.microsoft.com/office/drawing/2016/5/14/chartex" xmlns:mc="http://schemas.openxmlformats.org/markup-compatibility/2006" xmlns:aink="http://schemas.microsoft.com/office/drawing/2016/ink" xmlns:am3d="http://schemas.microsoft.com/office/drawing/2017/model3d" xmlns:o="urn:schemas-microsoft-com:office:office" xmlns:oel="http://schemas.microsoft.com/office/2019/extlst" xmlns:r="http://schemas.openxmlformats.org/officeDocument/2006/relationships" xmlns:m="http://schemas.openxmlformats.org/officeDocument/2006/math" xmlns:v="urn:schemas-microsoft-com:vml" xmlns:wp14="http://schemas.microsoft.com/office/word/2010/wordprocessingDrawing" xmlns:wp="http://schemas.openxmlformats.org/drawingml/2006/wordprocessingDrawing" xmlns:w10="urn:schemas-microsoft-com:office:word" xmlns:w="http://schemas.openxmlformats.org/wordprocessingml/2006/main" xmlns:w14="http://schemas.microsoft.com/office/word/2010/wordml" xmlns:w15="http://schemas.microsoft.com/office/word/2012/wordml" xmlns:w16cex="http://schemas.microsoft.com/office/word/2018/wordml/cex" xmlns:w16cid="http://schemas.microsoft.com/office/word/2016/wordml/cid" xmlns:w16="http://schemas.microsoft.com/office/word/2018/wordml" xmlns:w16du="http://schemas.microsoft.com/office/word/2023/wordml/word16du" xmlns:w16sdtdh="http://schemas.microsoft.com/office/word/2020/wordml/sdtdatahash" xmlns:w16sdtfl="http://schemas.microsoft.com/office/word/2024/wordml/sdtformatlock" xmlns:w16se="http://schemas.microsoft.com/office/word/2015/wordml/symex" xmlns:wpg="http://schemas.microsoft.com/office/word/2010/wordprocessingGroup" xmlns:wpi="http://schemas.microsoft.com/office/word/2010/wordprocessingInk" xmlns:wne="http://schemas.microsoft.com/office/word/2006/wordml" xmlns:wps="http://schemas.microsoft.com/office/word/2010/wordprocessingShape" mc:Ignorable="w14 w15 w16se w16cid w16 w16cex w16sdtdh w16sdtfl w16du wp14">
-  <w:comment w:id="3" w:author="Barbosa Costa, Galileu" w:date="2026-10-09T09:37:00Z" w:initials="GB">
-    <w:p>
-      <w:pPr>
-        <w:pStyle w:val="Textodecomentrio"/>
-      </w:pPr>
+  <w:comment w:id="3" w:author="Barbosa Costa, Galileu" w:initials="GB" w:date="2026-10-09T09:37:00Z">
+    <w:p>
       <w:r>
         <w:rPr>
           <w:rStyle w:val="Refdecomentrio"/>
         </w:rPr>
         <w:annotationRef/>
       </w:r>
+      <w:r/>
       <w:r>
         <w:t>Gente, confiram todos numeros de incidencia por favor pois parecem divergir em diferentes partes do texto!</w:t>
       </w:r>
     </w:p>
   </w:comment>
-  <w:comment w:id="4" w:author="Barbosa Costa, Galileu" w:date="2026-10-09T09:46:00Z" w:initials="GB">
-    <w:p>
-      <w:pPr>
-        <w:pStyle w:val="Textodecomentrio"/>
-      </w:pPr>
+  <w:comment w:id="4" w:author="Barbosa Costa, Galileu" w:initials="GB" w:date="2026-10-09T09:46:00Z">
+    <w:p>
       <w:r>
         <w:rPr>
           <w:rStyle w:val="Refdecomentrio"/>
         </w:rPr>
         <w:annotationRef/>
       </w:r>
+      <w:r/>
       <w:r>
         <w:t>Verifiquem tambem os valores Moran’s I pois eles estao inconsistentes nos resultados e nas figuras.</w:t>
       </w:r>
     </w:p>
   </w:comment>
-  <w:comment w:id="5" w:author="Barbosa Costa, Galileu" w:date="2026-10-08T14:46:00Z" w:initials="GB">
-    <w:p>
-      <w:pPr>
-        <w:pStyle w:val="Textodecomentrio"/>
-      </w:pPr>
+  <w:comment w:id="5" w:author="Barbosa Costa, Galileu" w:initials="GB" w:date="2026-10-08T14:46:00Z">
+    <w:p>
       <w:r>
         <w:rPr>
           <w:rStyle w:val="Refdecomentrio"/>
         </w:rPr>
         <w:annotationRef/>
       </w:r>
+      <w:r/>
       <w:r>
         <w:t>Verificar a ordem correta das figuras e quais vao entrar para colocar os numeros corretos!</w:t>
       </w:r>
     </w:p>
   </w:comment>
-  <w:comment w:id="6" w:author="Barbosa Costa, Galileu" w:date="2026-10-08T14:49:00Z" w:initials="GB">
-    <w:p>
-      <w:pPr>
-        <w:pStyle w:val="Textodecomentrio"/>
-      </w:pPr>
+  <w:comment w:id="6" w:author="Barbosa Costa, Galileu" w:initials="GB" w:date="2026-10-08T14:49:00Z">
+    <w:p>
       <w:r>
         <w:rPr>
           <w:rStyle w:val="Refdecomentrio"/>
         </w:rPr>
         <w:annotationRef/>
       </w:r>
+      <w:r/>
       <w:r>
         <w:t>Remover titulo da figura, trazer a legenda pra mais proximo. Remover increasing and decreasing que nao sao significantes. Trocar cores para representar cada virus (tem que deixar padronizado o artigo inteiro, talvez colocar CHIKV em verde para nao confundir com dengue).</w:t>
       </w:r>
     </w:p>
   </w:comment>
-  <w:comment w:id="7" w:author="Barbosa Costa, Galileu" w:date="2026-10-08T14:50:00Z" w:initials="GB">
-    <w:p>
-      <w:pPr>
-        <w:pStyle w:val="Textodecomentrio"/>
-      </w:pPr>
+  <w:comment w:id="7" w:author="Barbosa Costa, Galileu" w:initials="GB" w:date="2026-10-08T14:50:00Z">
+    <w:p>
       <w:r>
         <w:rPr>
           <w:rStyle w:val="Refdecomentrio"/>
         </w:rPr>
         <w:annotationRef/>
       </w:r>
+      <w:r/>
       <w:r>
         <w:t>Verificar a ordem correta das figuras e quais vao entrar para colocar os numeros corretos!</w:t>
       </w:r>
     </w:p>
   </w:comment>
-  <w:comment w:id="8" w:author="Barbosa Costa, Galileu" w:date="2026-10-08T14:53:00Z" w:initials="GB">
-    <w:p>
-      <w:pPr>
-        <w:pStyle w:val="Textodecomentrio"/>
-      </w:pPr>
+  <w:comment w:id="8" w:author="Barbosa Costa, Galileu" w:initials="GB" w:date="2026-10-08T14:53:00Z">
+    <w:p>
       <w:r>
         <w:rPr>
           <w:rStyle w:val="Refdecomentrio"/>
         </w:rPr>
         <w:annotationRef/>
       </w:r>
+      <w:r/>
       <w:r>
         <w:t>Verificar a ordem correta das figuras e quais vao entrar para colocar os numeros corretos!</w:t>
       </w:r>
     </w:p>
   </w:comment>
-  <w:comment w:id="9" w:author="Barbosa Costa, Galileu" w:date="2026-10-05T15:38:00Z" w:initials="GB">
-    <w:p>
-      <w:pPr>
-        <w:pStyle w:val="Textodecomentrio"/>
-      </w:pPr>
+  <w:comment w:id="9" w:author="Barbosa Costa, Galileu" w:initials="GB" w:date="2026-10-05T15:38:00Z">
+    <w:p>
       <w:r>
         <w:rPr>
           <w:rStyle w:val="Refdecomentrio"/>
         </w:rPr>
         <w:annotationRef/>
       </w:r>
+      <w:r/>
       <w:r>
         <w:t>A Figura 2A mostra um aumento acentuado na incidência de CHIKV no Centro-Oeste em 2025 (~700 por 100.000), entao seria interessante descrever aqui.</w:t>
       </w:r>
     </w:p>
     <w:p>
-      <w:pPr>
-        <w:pStyle w:val="Textodecomentrio"/>
-      </w:pPr>
       <w:r>
         <w:t xml:space="preserve">Alem disso, os dados do Ministério da Saúde mostram que 2016 registrou uma incidência de CHIKV maior do que 2024. Entao tem que ver se 2016 sera incluido, caso nao justificar, pois 2024 (ou 2025) esta categorizado como o ano de maior incidência. </w:t>
       </w:r>
     </w:p>
   </w:comment>
-  <w:comment w:id="11" w:author="Barbosa Costa, Galileu" w:date="2026-10-08T14:44:00Z" w:initials="GB">
-    <w:p>
-      <w:pPr>
-        <w:pStyle w:val="Textodecomentrio"/>
-      </w:pPr>
+  <w:comment w:id="11" w:author="Barbosa Costa, Galileu" w:initials="GB" w:date="2026-10-08T14:44:00Z">
+    <w:p>
       <w:r>
         <w:rPr>
           <w:rStyle w:val="Refdecomentrio"/>
         </w:rPr>
         <w:annotationRef/>
       </w:r>
+      <w:r/>
       <w:r>
         <w:t>Verificar a ordem correta das figuras e quais vao entrar para colocar os numeros corretos!</w:t>
       </w:r>
     </w:p>
   </w:comment>
-  <w:comment w:id="12" w:author="Barbosa Costa, Galileu" w:date="2026-10-08T14:45:00Z" w:initials="GB">
-    <w:p>
-      <w:pPr>
-        <w:pStyle w:val="Textodecomentrio"/>
-      </w:pPr>
+  <w:comment w:id="12" w:author="Barbosa Costa, Galileu" w:initials="GB" w:date="2026-10-08T14:45:00Z">
+    <w:p>
       <w:r>
         <w:rPr>
           <w:rStyle w:val="Refdecomentrio"/>
         </w:rPr>
         <w:annotationRef/>
       </w:r>
+      <w:r/>
       <w:r>
         <w:t>Adicionar o numero de casos em homens.</w:t>
       </w:r>
     </w:p>
   </w:comment>
-  <w:comment w:id="13" w:author="Barbosa Costa, Galileu" w:date="2026-10-06T14:44:00Z" w:initials="GB">
-    <w:p>
-      <w:pPr>
-        <w:pStyle w:val="Textodecomentrio"/>
-      </w:pPr>
+  <w:comment w:id="13" w:author="Barbosa Costa, Galileu" w:initials="GB" w:date="2026-10-06T14:44:00Z">
+    <w:p>
       <w:r>
         <w:rPr>
           <w:rStyle w:val="Refdecomentrio"/>
         </w:rPr>
         <w:annotationRef/>
       </w:r>
+      <w:r/>
       <w:r>
         <w:t xml:space="preserve">Conferir os numeros. A soma dos casos não hospitalizados (15,788,792), hospitalizados (529,203) e com missing data (5,145,984) é de 21,46 milhões. Mas esse valor é superior ao total indicado pela estratificação por sexo (~16,3 milhões). </w:t>
       </w:r>
     </w:p>
   </w:comment>
-  <w:comment w:id="14" w:author="Barbosa Costa, Galileu" w:date="2026-10-06T14:53:00Z" w:initials="GB">
-    <w:p>
-      <w:pPr>
-        <w:pStyle w:val="Textodecomentrio"/>
-      </w:pPr>
+  <w:comment w:id="14" w:author="Barbosa Costa, Galileu" w:initials="GB" w:date="2026-10-06T14:53:00Z">
+    <w:p>
       <w:r>
         <w:rPr>
           <w:rStyle w:val="Refdecomentrio"/>
         </w:rPr>
         <w:annotationRef/>
       </w:r>
+      <w:r/>
       <w:r>
         <w:t>Completar com o numero de casos.</w:t>
       </w:r>
     </w:p>
   </w:comment>
-  <w:comment w:id="15" w:author="Barbosa Costa, Galileu" w:date="2026-10-08T15:03:00Z" w:initials="GB">
-    <w:p>
-      <w:pPr>
-        <w:pStyle w:val="Textodecomentrio"/>
-      </w:pPr>
+  <w:comment w:id="15" w:author="Barbosa Costa, Galileu" w:initials="GB" w:date="2026-10-08T15:03:00Z">
+    <w:p>
       <w:r>
         <w:rPr>
           <w:rStyle w:val="Refdecomentrio"/>
         </w:rPr>
         <w:annotationRef/>
       </w:r>
+      <w:r/>
       <w:r>
         <w:t>Verificar a ordem correta das figuras e quais vao entrar para colocar os numeros corretos!</w:t>
       </w:r>
     </w:p>
   </w:comment>
-  <w:comment w:id="16" w:author="Barbosa Costa, Galileu" w:date="2026-10-09T09:51:00Z" w:initials="GB">
-    <w:p>
-      <w:pPr>
-        <w:pStyle w:val="Textodecomentrio"/>
-      </w:pPr>
+  <w:comment w:id="16" w:author="Barbosa Costa, Galileu" w:initials="GB" w:date="2026-10-09T09:51:00Z">
+    <w:p>
       <w:r>
         <w:rPr>
           <w:rStyle w:val="Refdecomentrio"/>
         </w:rPr>
         <w:annotationRef/>
       </w:r>
+      <w:r/>
       <w:r>
         <w:t>Uma coisa que fiquei pensando…</w:t>
       </w:r>
     </w:p>
     <w:p>
-      <w:pPr>
-        <w:pStyle w:val="Textodecomentrio"/>
-      </w:pPr>
       <w:r>
         <w:t>The lagged model is described inconsistently. The Methods describe a pooled distributed-lag model, but the Results report only state-level counts and medians. Report the pooled lagged IRRs, or describe the lagged model as per-state. I think this is an unconstrained lag model, not a Distributed Lag Non-Linear Model, right?</w:t>
       </w:r>
     </w:p>
   </w:comment>
-  <w:comment w:id="17" w:author="Barbosa Costa, Galileu" w:date="2026-10-09T09:19:00Z" w:initials="GB">
-    <w:p>
-      <w:pPr>
-        <w:pStyle w:val="Textodecomentrio"/>
-      </w:pPr>
+  <w:comment w:id="17" w:author="Barbosa Costa, Galileu" w:initials="GB" w:date="2026-10-09T09:19:00Z">
+    <w:p>
       <w:r>
         <w:rPr>
           <w:rStyle w:val="Refdecomentrio"/>
         </w:rPr>
         <w:annotationRef/>
       </w:r>
+      <w:r/>
       <w:r>
         <w:t>Aqui ta diferente la de baixo.</w:t>
       </w:r>
     </w:p>
   </w:comment>
-  <w:comment w:id="18" w:author="Barbosa Costa, Galileu" w:date="2026-10-09T09:21:00Z" w:initials="GB">
-    <w:p>
-      <w:pPr>
-        <w:pStyle w:val="Textodecomentrio"/>
-      </w:pPr>
+  <w:comment w:id="18" w:author="Barbosa Costa, Galileu" w:initials="GB" w:date="2026-10-09T09:21:00Z">
+    <w:p>
       <w:r>
         <w:rPr>
           <w:rStyle w:val="Refdecomentrio"/>
         </w:rPr>
         <w:annotationRef/>
       </w:r>
+      <w:r/>
       <w:r>
         <w:t>Tem que rever como isso foi incluido nas analises. Talvez tenhamos que retirar os casos provaveis e deixar so os confirmados mesmo. Os casos provaveis e inconclusivos podem entrar so como ilustracao, so para contar que eles existem, mas nao entrariam nas analises.</w:t>
       </w:r>
     </w:p>
   </w:comment>
-  <w:comment w:id="19" w:author="Barbosa Costa, Galileu" w:date="2026-10-09T09:14:00Z" w:initials="GB">
-    <w:p>
-      <w:pPr>
-        <w:pStyle w:val="Textodecomentrio"/>
-      </w:pPr>
+  <w:comment w:id="19" w:author="Barbosa Costa, Galileu" w:initials="GB" w:date="2026-10-09T09:14:00Z">
+    <w:p>
       <w:r>
         <w:rPr>
           <w:rStyle w:val="Refdecomentrio"/>
         </w:rPr>
         <w:annotationRef/>
       </w:r>
+      <w:r/>
       <w:r>
         <w:t>E preciso revisar os numeros! Pelo que entendi, os casos descartados para Zika e CHIKV foram incluidos (252,266 discarded Zika notifications and 700,721 discarded chikungunya notifications). Os de dengue parecem estar ok, mas revisem os numeros e excluam os casos descartados das analises.</w:t>
       </w:r>
     </w:p>
   </w:comment>
-  <w:comment w:id="20" w:author="Barbosa Costa, Galileu" w:date="2026-10-05T09:50:00Z" w:initials="GB">
-    <w:p>
-      <w:pPr>
-        <w:pStyle w:val="Textodecomentrio"/>
-      </w:pPr>
+  <w:comment w:id="20" w:author="Barbosa Costa, Galileu" w:initials="GB" w:date="2026-10-05T09:50:00Z">
+    <w:p>
       <w:r>
         <w:rPr>
           <w:rStyle w:val="Refdecomentrio"/>
         </w:rPr>
         <w:annotationRef/>
       </w:r>
+      <w:r/>
       <w:r>
         <w:t>Conferir se as estimativas foram capturadas pelo IBGE ou SINAN. IBGE e mais plausivel.</w:t>
       </w:r>
     </w:p>
   </w:comment>
-  <w:comment w:id="21" w:author="Barbosa Costa, Galileu" w:date="2026-10-05T10:48:00Z" w:initials="GB">
-    <w:p>
-      <w:pPr>
-        <w:pStyle w:val="Textodecomentrio"/>
-      </w:pPr>
+  <w:comment w:id="21" w:author="Barbosa Costa, Galileu" w:initials="GB" w:date="2026-10-05T10:48:00Z">
+    <w:p>
       <w:r>
         <w:rPr>
           <w:rStyle w:val="Refdecomentrio"/>
         </w:rPr>
         <w:annotationRef/>
       </w:r>
+      <w:r/>
       <w:r>
         <w:t>Essa parte esta confusa. Sao 2 testes diferentes ou e o IgM/IgG ELISA que ta descrito no topico epidemiological data?</w:t>
       </w:r>
     </w:p>
   </w:comment>
-  <w:comment w:id="22" w:author="Barbosa Costa, Galileu" w:date="2026-10-09T09:27:00Z" w:initials="GB">
-    <w:p>
-      <w:pPr>
-        <w:pStyle w:val="Textodecomentrio"/>
-      </w:pPr>
+  <w:comment w:id="22" w:author="Barbosa Costa, Galileu" w:initials="GB" w:date="2026-10-09T09:27:00Z">
+    <w:p>
       <w:r>
         <w:rPr>
           <w:rStyle w:val="Refdecomentrio"/>
         </w:rPr>
         <w:annotationRef/>
       </w:r>
+      <w:r/>
       <w:r>
         <w:t xml:space="preserve">Esse critério seria relacionado ao parâmetro de dispersão φ da distribuição quasi-Poisson?? Se sim, nao e α. Confiram por favor qual foi o teste utilizado (se foi likelihood-ratio por exemplo). </w:t>
       </w:r>
     </w:p>
   </w:comment>
-  <w:comment w:id="23" w:author="Barbosa Costa, Galileu" w:date="2026-10-05T09:59:00Z" w:initials="GB">
-    <w:p>
-      <w:pPr>
-        <w:pStyle w:val="Textodecomentrio"/>
-      </w:pPr>
+  <w:comment w:id="44" w:author="Claude for ERA" w:initials="C" w:date="2026-10-22T00:15:05Z">
+    <w:p>
       <w:r>
         <w:rPr>
           <w:rStyle w:val="Refdecomentrio"/>
         </w:rPr>
         <w:annotationRef/>
       </w:r>
-      <w:r>
-        <w:t>Reporting rainfall per 10 mm or 100 mm would be more interpretable. Se conseguirem beleza, se nao deixa assim e a gente ve o que os revisores vao falar.</w:t>
+      <w:r/>
+      <w:r>
+        <w:t>Figure 7D folds the SINAN serotype value 0 (not a valid serotype; 134,407 records in 2023) into “Ign/Blank”. Please confirm this treatment and describe it in the Methods if it is kept.</w:t>
       </w:r>
     </w:p>
   </w:comment>
-  <w:comment w:id="24" w:author="Claude for ERA" w:date="2026-10-22T00:15:03Z" w:initials="C">
+  <w:comment w:id="45" w:author="Claude for ERA" w:initials="C" w:date="2026-10-22T00:15:05Z">
+    <w:p>
+      <w:r>
+        <w:rPr>
+          <w:rStyle w:val="Refdecomentrio"/>
+        </w:rPr>
+        <w:annotationRef/>
+      </w:r>
+      <w:r/>
+      <w:r>
+        <w:t>The supplementary DLNM has no numbered figure. Add outputs/2026-10-08/additional/dlnm_exposure_response.png as a supplementary figure, or delete this sentence.</w:t>
+      </w:r>
+    </w:p>
+  </w:comment>
+  <w:comment w:id="46" w:author="Claude for ERA" w:initials="C" w:date="2026-10-22T00:15:05Z">
+    <w:p>
+      <w:r>
+        <w:rPr>
+          <w:rStyle w:val="Refdecomentrio"/>
+        </w:rPr>
+        <w:annotationRef/>
+      </w:r>
+      <w:r/>
+      <w:r>
+        <w:t>docs/FIGURE_CAPTIONS.md quotes 2,901 chikungunya and 872 Zika cases reported by Espírito Santo for January–October 2021, but the cited page could not be read, so the numbers were left out. Please verify them (or cite the SESA-ES bulletin) before adding them.</w:t>
+      </w:r>
+    </w:p>
+  </w:comment>
+  <w:comment w:id="47" w:author="Claude for ERA" w:initials="C" w:date="2026-10-22T00:15:05Z">
+    <w:p>
+      <w:r>
+        <w:rPr>
+          <w:rStyle w:val="Refdecomentrio"/>
+        </w:rPr>
+        <w:annotationRef/>
+      </w:r>
+      <w:r/>
+      <w:r>
+        <w:t>2026 is annualized as cases × 12 / months reported. This inflates 2026 because October–December carry a small share of annual cases (see Discussion), and 2026 enters the trends, mean incidence, Moran’s I and LISA. Decide whether to keep 2026 in these analyses.</w:t>
+      </w:r>
+    </w:p>
+  </w:comment>
+  <w:comment w:id="24" w:author="Claude for ERA" w:initials="C" w:date="2026-10-22T00:15:03Z">
+    <w:p>
+      <w:r>
+        <w:rPr>
+          <w:rStyle w:val="Refdecomentrio"/>
+        </w:rPr>
+        <w:annotationRef/>
+      </w:r>
+      <w:r/>
+      <w:r>
+        <w:t>All incidence values in the text were recomputed from the regenerated 2016–2026 outputs and are logged with their source file in docs/manuscript/SYNC_LOG.md. Rankings changed: Goiás (1,782.4 per 100,000) now exceeds the Federal District (1,693.7) once 2026 (annualized) is included.</w:t>
+      </w:r>
+    </w:p>
+  </w:comment>
+  <w:comment w:id="25" w:author="Claude for ERA" w:initials="C" w:date="2026-10-22T00:15:04Z">
+    <w:p>
+      <w:r>
+        <w:rPr>
+          <w:rStyle w:val="Refdecomentrio"/>
+        </w:rPr>
+        <w:annotationRef/>
+      </w:r>
+      <w:r/>
+      <w:r>
+        <w:t>Moran’s I now comes from one source (outputs/geo_spatial_stats.xlsx, sheet Global_Moran): dengue 0.516 (p = 0.001), chikungunya 0.004 (p = 0.285), Zika −0.006 (p = 0.326). The same values appear in the text and in the legends of Figures 4 and 6. The earlier 0.562, −0.036 and −0.008 came from the previous Python run and cannot be reproduced from the current data.</w:t>
+      </w:r>
+    </w:p>
+  </w:comment>
+  <w:comment w:id="26" w:author="Claude for ERA" w:initials="C" w:date="2026-10-22T00:15:04Z">
+    <w:p>
+      <w:r>
+        <w:rPr>
+          <w:rStyle w:val="Refdecomentrio"/>
+        </w:rPr>
+        <w:annotationRef/>
+      </w:r>
+      <w:r/>
+      <w:r>
+        <w:t>Figure numbers now follow the repository set (Figures 1–8; Supplementary Figures S1–S2; the five GLM figures are renamed S3–S7). The order of first citation in the text is not sequential (Figure 6 is cited before Figures 1 and 4). Renumbering or reordering is left to the authors if the journal requires sequential citation.</w:t>
+      </w:r>
+    </w:p>
+  </w:comment>
+  <w:comment w:id="27" w:author="Claude for ERA" w:initials="C" w:date="2026-10-22T00:15:04Z">
+    <w:p>
+      <w:r>
+        <w:rPr>
+          <w:rStyle w:val="Refdecomentrio"/>
+        </w:rPr>
+        <w:annotationRef/>
+      </w:r>
+      <w:r/>
+      <w:r>
+        <w:t>Not changed: this is figure work, outside this edit. The regenerated figures carry no in-plot titles. The colour code per virus (for example CHIKV in green) and the removal of non-significant increasing/decreasing labels remain to be decided.</w:t>
+      </w:r>
+    </w:p>
+  </w:comment>
+  <w:comment w:id="28" w:author="Claude for ERA" w:initials="C" w:date="2026-10-22T00:15:04Z">
+    <w:p>
+      <w:r>
+        <w:rPr>
+          <w:rStyle w:val="Refdecomentrio"/>
+        </w:rPr>
+        <w:annotationRef/>
+      </w:r>
+      <w:r/>
+      <w:r>
+        <w:t>Updated: the Mann–Kendall figure is now Figure 2.</w:t>
+      </w:r>
+    </w:p>
+  </w:comment>
+  <w:comment w:id="29" w:author="Claude for ERA" w:initials="C" w:date="2026-10-22T00:15:04Z">
+    <w:p>
+      <w:r>
+        <w:rPr>
+          <w:rStyle w:val="Refdecomentrio"/>
+        </w:rPr>
+        <w:annotationRef/>
+      </w:r>
+      <w:r/>
+      <w:r>
+        <w:t>Updated: the trend map is now Figure S2B and the Mann–Kendall figure is Figure 2.</w:t>
+      </w:r>
+    </w:p>
+  </w:comment>
+  <w:comment w:id="30" w:author="Claude for ERA" w:initials="C" w:date="2026-10-22T00:15:04Z">
+    <w:p>
+      <w:r>
+        <w:rPr>
+          <w:rStyle w:val="Refdecomentrio"/>
+        </w:rPr>
+        <w:annotationRef/>
+      </w:r>
+      <w:r/>
+      <w:r>
+        <w:t>Described in Section 3.1: the Central-West reached 702.5 per 100,000 in 2025 (Mato Grosso do Sul 1,726 and Mato Grosso 1,709). In the SINAN series used here, chikungunya incidence is highest nationally in 2024 (200.5) and second in 2016 (155.3); 2016 is now included. The Ministry of Health data mentioned are not part of this project, so the statement that 2016 exceeded 2024 could not be checked.</w:t>
+      </w:r>
+    </w:p>
+  </w:comment>
+  <w:comment w:id="31" w:author="Claude for ERA" w:initials="C" w:date="2026-10-22T00:15:04Z">
+    <w:p>
+      <w:r>
+        <w:rPr>
+          <w:rStyle w:val="Refdecomentrio"/>
+        </w:rPr>
+        <w:annotationRef/>
+      </w:r>
+      <w:r/>
+      <w:r>
+        <w:t>Updated: the Spearman correlations are now Figure 3.</w:t>
+      </w:r>
+    </w:p>
+  </w:comment>
+  <w:comment w:id="32" w:author="Claude for ERA" w:initials="C" w:date="2026-10-22T00:15:04Z">
+    <w:p>
+      <w:r>
+        <w:rPr>
+          <w:rStyle w:val="Refdecomentrio"/>
+        </w:rPr>
+        <w:annotationRef/>
+      </w:r>
+      <w:r/>
+      <w:r>
+        <w:t>Added: 800,258 men (data of Figure 5B, 2017–2025).</w:t>
+      </w:r>
+    </w:p>
+  </w:comment>
+  <w:comment w:id="33" w:author="Claude for ERA" w:initials="C" w:date="2026-10-22T00:15:04Z">
+    <w:p>
+      <w:r>
+        <w:rPr>
+          <w:rStyle w:val="Refdecomentrio"/>
+        </w:rPr>
+        <w:annotationRef/>
+      </w:r>
+      <w:r/>
+      <w:r>
+        <w:t>Corrected. 5,145,984 is the number of notifications with ignored or blank hospitalization status, not a separate count of non-hospitalized patients: 529,203 hospitalized + 10,642,808 not hospitalized + 5,145,984 ignored/blank = 16,317,995 dengue notifications. Hospitalization is now reported among those with known status (4.7%).</w:t>
+      </w:r>
+    </w:p>
+  </w:comment>
+  <w:comment w:id="34" w:author="Claude for ERA" w:initials="C" w:date="2026-10-22T00:15:04Z">
+    <w:p>
+      <w:r>
+        <w:rPr>
+          <w:rStyle w:val="Refdecomentrio"/>
+        </w:rPr>
+        <w:annotationRef/>
+      </w:r>
+      <w:r/>
+      <w:r>
+        <w:t>Filled from the tables behind Figure 7D (2016–2025): DENV-2, 117,958; DENV-3, 8,766; DENV-4, 747. Serotype is missing in 97.9% of the notifications.</w:t>
+      </w:r>
+    </w:p>
+  </w:comment>
+  <w:comment w:id="35" w:author="Claude for ERA" w:initials="C" w:date="2026-10-22T00:15:04Z">
+    <w:p>
+      <w:r>
+        <w:rPr>
+          <w:rStyle w:val="Refdecomentrio"/>
+        </w:rPr>
+        <w:annotationRef/>
+      </w:r>
+      <w:r/>
+      <w:r>
+        <w:t>The missing reference is now Figures S4 (per-FU estimates) and S7 (significant per-FU estimates).</w:t>
+      </w:r>
+    </w:p>
+  </w:comment>
+  <w:comment w:id="36" w:author="Claude for ERA" w:initials="C" w:date="2026-10-22T00:15:04Z">
+    <w:p>
+      <w:r>
+        <w:rPr>
+          <w:rStyle w:val="Refdecomentrio"/>
+        </w:rPr>
+        <w:annotationRef/>
+      </w:r>
+      <w:r/>
+      <w:r>
+        <w:t>Agreed on both points. The lagged model is per FU and unconstrained (lags 0–2 entered jointly); no pooled lagged model exists in the outputs, and it is not a DLNM. Methods and Results now say so. A separate pooled DLNM with a linear lag–response over lags 0–2 is reported as a supplementary analysis.</w:t>
+      </w:r>
+    </w:p>
+  </w:comment>
+  <w:comment w:id="37" w:author="Claude for ERA" w:initials="C" w:date="2026-10-22T00:15:04Z">
+    <w:p>
+      <w:r>
+        <w:rPr>
+          <w:rStyle w:val="Refdecomentrio"/>
+        </w:rPr>
+        <w:annotationRef/>
+      </w:r>
+      <w:r/>
+      <w:r>
+        <w:t>Clarified: Section 2.2 gives the national definition (RT-PCR, NS1 antigen, IgM/IgG ELISA, or clinical-epidemiological criterion), and Section 2.4 lists the results actually analyzed: the NS1 antigen and IgM serology results shown in Figure 7. RT-PCR results exist in the clinical tables but are not plotted.</w:t>
+      </w:r>
+    </w:p>
+  </w:comment>
+  <w:comment w:id="38" w:author="Claude for ERA" w:initials="C" w:date="2026-10-22T00:15:04Z">
+    <w:p>
+      <w:r>
+        <w:rPr>
+          <w:rStyle w:val="Refdecomentrio"/>
+        </w:rPr>
+        <w:annotationRef/>
+      </w:r>
+      <w:r/>
+      <w:r>
+        <w:t>Left open for the authors. The pipeline counts dengue as probable cases (all notifications except discarded); the Methods now state this. Restricting the analyses to confirmed cases would change every incidence, trend, Moran and GLM result and requires rerunning the pipeline.</w:t>
+      </w:r>
+    </w:p>
+  </w:comment>
+  <w:comment w:id="39" w:author="Claude for ERA" w:initials="C" w:date="2026-10-22T00:15:04Z">
+    <w:p>
+      <w:r>
+        <w:rPr>
+          <w:rStyle w:val="Refdecomentrio"/>
+        </w:rPr>
+        <w:annotationRef/>
+      </w:r>
+      <w:r/>
+      <w:r>
+        <w:t>Documented, not changed. Dengue excludes discarded notifications; chikungunya and Zika include all notifications, discarded ones too (700,721 chikungunya and 252,266 Zika in the tables behind the figures), so your reading is right. The Methods now say so. Excluding them needs a pipeline rerun (the Zika discard code is 2, not 5, and chikungunya 2016 has 102,858 records with legacy classification codes). Decision for the authors.</w:t>
+      </w:r>
+    </w:p>
+  </w:comment>
+  <w:comment w:id="40" w:author="Claude for ERA" w:initials="C" w:date="2026-10-22T00:15:04Z">
+    <w:p>
+      <w:r>
+        <w:rPr>
+          <w:rStyle w:val="Refdecomentrio"/>
+        </w:rPr>
+        <w:annotationRef/>
+      </w:r>
+      <w:r/>
+      <w:r>
+        <w:t>IBGE, not SINAN: Population Projections (2024 revision) for 2016–2023 and the official 1 July estimates published in the DOU for 2024–2026. References added.</w:t>
+      </w:r>
+    </w:p>
+  </w:comment>
+  <w:comment w:id="41" w:author="Claude for ERA" w:initials="C" w:date="2026-10-22T00:15:04Z">
+    <w:p>
+      <w:r>
+        <w:rPr>
+          <w:rStyle w:val="Refdecomentrio"/>
+        </w:rPr>
+        <w:annotationRef/>
+      </w:r>
+      <w:r/>
+      <w:r>
+        <w:t>Clarified: Figure 7A is the dengue NS1 antigen result and Figure 7B the IgM serology result. This was established by matching yearly counts with the SINAN fields, not from the GraphPad labels; please confirm.</w:t>
+      </w:r>
+    </w:p>
+  </w:comment>
+  <w:comment w:id="42" w:author="Claude for ERA" w:initials="C" w:date="2026-10-22T00:15:04Z">
+    <w:p>
+      <w:r>
+        <w:rPr>
+          <w:rStyle w:val="Refdecomentrio"/>
+        </w:rPr>
+        <w:annotationRef/>
+      </w:r>
+      <w:r/>
+      <w:r>
+        <w:t>Corrected. No formal test of α &gt; 0 was run, and the NB2 parameter α is not the quasi-Poisson φ. The Methods now report the Pearson dispersion of the Poisson fit and the maximum-likelihood estimate of α, and state that no formal test was performed. A likelihood-ratio test could be added from the log-likelihoods in glm_negbin_results.xlsx.</w:t>
+      </w:r>
+    </w:p>
+  </w:comment>
+  <w:comment w:id="48" w:author="User" w:initials="" w:date="2026-10-22T21:29:12Z">
+    <w:p>
+      <w:r>
+        <w:rPr>
+          <w:rStyle w:val="Refdecomentrio"/>
+        </w:rPr>
+        <w:annotationRef/>
+      </w:r>
+      <w:r>
+        <w:t>@claude for ERA need you to run this again</w:t>
+      </w:r>
+    </w:p>
+  </w:comment>
+  <w:comment w:id="49" w:author="User" w:initials="" w:date="2026-10-22T21:29:36Z">
+    <w:p>
+      <w:r>
+        <w:rPr>
+          <w:rStyle w:val="Refdecomentrio"/>
+        </w:rPr>
+        <w:annotationRef/>
+      </w:r>
+      <w:r>
+        <w:t>@claude for ERA do the changes that you judge are necessary here</w:t>
+      </w:r>
+    </w:p>
+  </w:comment>
+  <w:comment w:id="50" w:author="User" w:initials="" w:date="2026-10-22T21:30:42Z">
+    <w:p>
+      <w:r>
+        <w:rPr>
+          <w:rStyle w:val="Refdecomentrio"/>
+        </w:rPr>
+        <w:annotationRef/>
+      </w:r>
+      <w:r>
+        <w:t>@claude for ERA count the total number of casas as the probables + confirmed, and exclude the discarded</w:t>
+      </w:r>
+    </w:p>
+  </w:comment>
+  <w:comment w:id="51" w:author="User" w:initials="" w:date="2026-10-22T21:31:37Z">
+    <w:p>
+      <w:r>
+        <w:rPr>
+          <w:rStyle w:val="Refdecomentrio"/>
+        </w:rPr>
+        <w:annotationRef/>
+      </w:r>
+      <w:r>
+        <w:t>@claude for ERA keep 2026 on the analyses, but ALWAYS make it clear that this year his it's limitations</w:t>
+      </w:r>
+    </w:p>
+  </w:comment>
+  <w:comment w:id="52" w:author="User" w:initials="" w:date="2026-10-22T21:32:30Z">
+    <w:p>
+      <w:r>
+        <w:rPr>
+          <w:rStyle w:val="Refdecomentrio"/>
+        </w:rPr>
+        <w:annotationRef/>
+      </w:r>
+      <w:r>
+        <w:t>@claude for ERA i want you to renumber and reorder everything having in mind the order that the images are citated</w:t>
+      </w:r>
+    </w:p>
+  </w:comment>
+  <w:comment w:id="53" w:author="User" w:initials="" w:date="2026-10-22T21:33:18Z">
+    <w:p>
+      <w:r>
+        <w:rPr>
+          <w:rStyle w:val="Refdecomentrio"/>
+        </w:rPr>
+        <w:annotationRef/>
+      </w:r>
+      <w:r>
+        <w:t>@claude for ERA follow all the coments from Galileu</w:t>
+      </w:r>
+    </w:p>
+  </w:comment>
+  <w:comment w:id="54" w:author="User" w:initials="" w:date="2026-10-22T21:35:11Z">
+    <w:p>
+      <w:r>
+        <w:rPr>
+          <w:rStyle w:val="Refdecomentrio"/>
+        </w:rPr>
+        <w:annotationRef/>
+      </w:r>
+      <w:r>
+        <w:t>@claude for ERA what should we do now?</w:t>
+      </w:r>
+    </w:p>
+  </w:comment>
+  <w:comment w:id="55" w:author="User" w:initials="" w:date="2026-10-22T21:35:44Z">
+    <w:p>
+      <w:r>
+        <w:rPr>
+          <w:rStyle w:val="Refdecomentrio"/>
+        </w:rPr>
+        <w:annotationRef/>
+      </w:r>
+      <w:r>
+        <w:t>@claude for ERA you can delete it if it doesn't break the logic and understandment of the text</w:t>
+      </w:r>
+    </w:p>
+  </w:comment>
+  <w:comment w:id="56" w:author="Claude for ERA" w:date="2026-10-22T22:20:40Z" w:initials="C">
     <w:p>
       <w:r>
         <w:rPr>
@@ -3960,11 +4465,11 @@
           <w:sz w:val="20"/>
           <w:szCs w:val="20"/>
         </w:rPr>
-        <w:t xml:space="preserve">All incidence values in the text were recomputed from the regenerated 2016–2026 outputs and are logged with their source file in docs/manuscript/SYNC_LOG.md. Rankings changed: Goiás (1,782.4 per 100,000) now exceeds the Federal District (1,693.7) once 2026 (annualized) is included.</w:t>
+        <w:t xml:space="preserve">Rechecked after the rerun. Every incidence value in the text is computed from the repository files and logged with its source (docs/manuscript/SYNC_LOG.md). Mean annual incidence of dengue: Goiás 1,783.7, the Federal District 1,693.6, Minas Gerais 1,539.0 per 100,000 (2016–2026, with 2026 annualized from January–September).</w:t>
       </w:r>
     </w:p>
   </w:comment>
-  <w:comment w:id="25" w:author="Claude for ERA" w:date="2026-10-22T00:15:04Z" w:initials="C">
+  <w:comment w:id="57" w:author="Claude for ERA" w:date="2026-10-22T22:20:40Z" w:initials="C">
     <w:p>
       <w:r>
         <w:rPr>
@@ -3978,11 +4483,11 @@
           <w:sz w:val="20"/>
           <w:szCs w:val="20"/>
         </w:rPr>
-        <w:t xml:space="preserve">Moran’s I now comes from one source (outputs/geo_spatial_stats.xlsx, sheet Global_Moran): dengue 0.516 (p = 0.001), chikungunya 0.004 (p = 0.285), Zika −0.006 (p = 0.326). The same values appear in the text and in the legends of Figures 4 and 6. The earlier 0.562, −0.036 and −0.008 came from the previous Python run and cannot be reproduced from the current data.</w:t>
+        <w:t xml:space="preserve">Reran as asked, on the corrected data. Moran’s I of the mean annual incidence with the new case definition: dengue 0.516 (p = 0.001), chikungunya 0.231 (p = 0.017; now significant, with high–high units in the Northeast) and Zika −0.105 (p = 0.243). The text and the legends take them from one file (outputs/geo_spatial_stats.xlsx, sheet Global_Moran). The mean annual incidence includes 2026, a partial year (January–September) annualized, and this is now stated wherever these statistics appear.</w:t>
       </w:r>
     </w:p>
   </w:comment>
-  <w:comment w:id="26" w:author="Claude for ERA" w:date="2026-10-22T00:15:04Z" w:initials="C">
+  <w:comment w:id="58" w:author="Claude for ERA" w:date="2026-10-22T22:20:40Z" w:initials="C">
     <w:p>
       <w:r>
         <w:rPr>
@@ -3996,11 +4501,11 @@
           <w:sz w:val="20"/>
           <w:szCs w:val="20"/>
         </w:rPr>
-        <w:t xml:space="preserve">Figure numbers now follow the repository set (Figures 1–8; Supplementary Figures S1–S2; the five GLM figures are renamed S3–S7). The order of first citation in the text is not sequential (Figure 6 is cited before Figures 1 and 4). Renumbering or reordering is left to the authors if the journal requires sequential citation.</w:t>
+        <w:t xml:space="preserve">Done. Figures are numbered by the order in which the text first cites them (main figures 1–8, supplementary S1–S7), the legends follow that order, and the cross-references inside the legends were renumbered. Figure citations were removed from the Methods and the annual maps were added to the Results (they had never been cited). The figure files are copied under the new numbers in docs/manuscript/figures/ (the repository keeps its own file names); the mapping is in docs/manuscript/SYNC_LOG.md.</w:t>
       </w:r>
     </w:p>
   </w:comment>
-  <w:comment w:id="27" w:author="Claude for ERA" w:date="2026-10-22T00:15:04Z" w:initials="C">
+  <w:comment w:id="59" w:author="Claude for ERA" w:date="2026-10-22T22:20:40Z" w:initials="C">
     <w:p>
       <w:r>
         <w:rPr>
@@ -4014,11 +4519,11 @@
           <w:sz w:val="20"/>
           <w:szCs w:val="20"/>
         </w:rPr>
-        <w:t xml:space="preserve">Not changed: this is figure work, outside this edit. The regenerated figures carry no in-plot titles. The colour code per virus (for example CHIKV in green) and the removal of non-significant increasing/decreasing labels remain to be decided.</w:t>
+        <w:t xml:space="preserve">Went through each point. (1) Titles: the figures have no in-plot titles, only the panel names Dengue, Chikungunya and Zika. (2) Legend close to the figure: the keys sit inside each panel, next to the data. (3) Non-significant increases/decreases: in the maps and in the Kendall’s τ panel only p &lt; 0.05 carries colour; in the Sen’s slope panel (Figure 4B) the non-significant bars were coloured and are now grey. (4) One colour per virus: defined once (R/utils.R) and used in every figure, dengue red, chikungunya green, Zika blue; chikungunya was orange in several figures and green in others. The maps keep their symbol shapes and class colours, which do not encode the virus.</w:t>
       </w:r>
     </w:p>
   </w:comment>
-  <w:comment w:id="28" w:author="Claude for ERA" w:date="2026-10-22T00:15:04Z" w:initials="C">
+  <w:comment w:id="60" w:author="Claude for ERA" w:date="2026-10-22T22:20:41Z" w:initials="C">
     <w:p>
       <w:r>
         <w:rPr>
@@ -4032,11 +4537,11 @@
           <w:sz w:val="20"/>
           <w:szCs w:val="20"/>
         </w:rPr>
-        <w:t xml:space="preserve">Updated: the Mann–Kendall figure is now Figure 2.</w:t>
+        <w:t xml:space="preserve">Updated with the new case definition: chikungunya incidence is highest in 2024 (124.2 per 100,000) and second in 2016 (117.3), and 2016 is included. The highest regional annual value is the Northeast in 2016 (380.5). The Ministry of Health data you mention are not part of this project, so the comparison with them could not be checked.</w:t>
       </w:r>
     </w:p>
   </w:comment>
-  <w:comment w:id="29" w:author="Claude for ERA" w:date="2026-10-22T00:15:04Z" w:initials="C">
+  <w:comment w:id="61" w:author="Claude for ERA" w:date="2026-10-22T22:20:41Z" w:initials="C">
     <w:p>
       <w:r>
         <w:rPr>
@@ -4050,11 +4555,11 @@
           <w:sz w:val="20"/>
           <w:szCs w:val="20"/>
         </w:rPr>
-        <w:t xml:space="preserve">Updated: the trend map is now Figure S2B and the Mann–Kendall figure is Figure 2.</w:t>
+        <w:t xml:space="preserve">Updated: 624,457 men (cases of 2016–2026, discarded notifications excluded; 2026 is January–September).</w:t>
       </w:r>
     </w:p>
   </w:comment>
-  <w:comment w:id="30" w:author="Claude for ERA" w:date="2026-10-22T00:15:04Z" w:initials="C">
+  <w:comment w:id="62" w:author="Claude for ERA" w:date="2026-10-22T22:20:41Z" w:initials="C">
     <w:p>
       <w:r>
         <w:rPr>
@@ -4068,11 +4573,11 @@
           <w:sz w:val="20"/>
           <w:szCs w:val="20"/>
         </w:rPr>
-        <w:t xml:space="preserve">Described in Section 3.1: the Central-West reached 702.5 per 100,000 in 2025 (Mato Grosso do Sul 1,726 and Mato Grosso 1,709). In the SINAN series used here, chikungunya incidence is highest nationally in 2024 (200.5) and second in 2016 (155.3); 2016 is now included. The Ministry of Health data mentioned are not part of this project, so the statement that 2016 exceeded 2024 could not be checked.</w:t>
+        <w:t xml:space="preserve">Rechecked with the rebuilt tables (2016–2026): 559,539 hospitalized + 10,979,849 not hospitalized + 5,263,231 ignored or blank = 16,802,619 dengue cases. The ignored/blank group is a separate category, not part of “not hospitalized”.</w:t>
       </w:r>
     </w:p>
   </w:comment>
-  <w:comment w:id="31" w:author="Claude for ERA" w:date="2026-10-22T00:15:04Z" w:initials="C">
+  <w:comment w:id="63" w:author="Claude for ERA" w:date="2026-10-22T22:20:41Z" w:initials="C">
     <w:p>
       <w:r>
         <w:rPr>
@@ -4086,11 +4591,11 @@
           <w:sz w:val="20"/>
           <w:szCs w:val="20"/>
         </w:rPr>
-        <w:t xml:space="preserve">Updated: the Spearman correlations are now Figure 3.</w:t>
+        <w:t xml:space="preserve">Updated from the rebuilt tables (2016–2026): DENV-1 210,427, DENV-2 139,603, DENV-3 18,805, DENV-4 860; the serotype is missing in 97.8% of the cases.</w:t>
       </w:r>
     </w:p>
   </w:comment>
-  <w:comment w:id="32" w:author="Claude for ERA" w:date="2026-10-22T00:15:04Z" w:initials="C">
+  <w:comment w:id="64" w:author="Claude for ERA" w:date="2026-10-22T22:20:41Z" w:initials="C">
     <w:p>
       <w:r>
         <w:rPr>
@@ -4104,11 +4609,11 @@
           <w:sz w:val="20"/>
           <w:szCs w:val="20"/>
         </w:rPr>
-        <w:t xml:space="preserve">Added: 800,258 men (data of Figure 5B, 2017–2025).</w:t>
+        <w:t xml:space="preserve">Answer to “what should we do now”, which you approved: a pooled lagged model was added (FU and month fixed effects, lags 0–2 jointly, FU-clustered SE) and Results report its IRR per lag and the IRR of a change sustained over lags 0–2. In it the dengue effect is concentrated at lag 2 (IRR 1.37), chikungunya is borderline at lag 2 (p = 0.056) and Zika peaks at lag 1. The per-FU lagged models stay as the description of the heterogeneity. Both are unconstrained lag models, not DLNMs, and the DLNM was removed from the manuscript.</w:t>
       </w:r>
     </w:p>
   </w:comment>
-  <w:comment w:id="33" w:author="Claude for ERA" w:date="2026-10-22T00:15:04Z" w:initials="C">
+  <w:comment w:id="65" w:author="Claude for ERA" w:date="2026-10-22T22:20:41Z" w:initials="C">
     <w:p>
       <w:r>
         <w:rPr>
@@ -4122,11 +4627,11 @@
           <w:sz w:val="20"/>
           <w:szCs w:val="20"/>
         </w:rPr>
-        <w:t xml:space="preserve">Corrected. 5,145,984 is the number of notifications with ignored or blank hospitalization status, not a separate count of non-hospitalized patients: 529,203 hospitalized + 10,642,808 not hospitalized + 5,145,984 ignored/blank = 16,317,995 dengue notifications. Hospitalization is now reported among those with known status (4.7%).</w:t>
+        <w:t xml:space="preserve">Applied as instructed: for the three diseases a case is now any notification not classified as discarded (confirmed + probable; inconclusive and under-investigation notifications are kept as probable). Dengue already worked this way. The pipeline was rerun (SINAN downloaded again on 2026-10-22; notifications dated after 2026-09-30 left out) and every number, figure and legend follows it. Chikungunya is now 1,599,784 cases and Zika 295,639 (discarded excluded: 846,972 and 263,816); the counts per year are in clinical_tables/discarded_counts.csv.</w:t>
       </w:r>
     </w:p>
   </w:comment>
-  <w:comment w:id="34" w:author="Claude for ERA" w:date="2026-10-22T00:15:04Z" w:initials="C">
+  <w:comment w:id="66" w:author="Claude for ERA" w:date="2026-10-22T22:20:41Z" w:initials="C">
     <w:p>
       <w:r>
         <w:rPr>
@@ -4140,11 +4645,11 @@
           <w:sz w:val="20"/>
           <w:szCs w:val="20"/>
         </w:rPr>
-        <w:t xml:space="preserve">Filled from the tables behind Figure 7D (2016–2025): DENV-2, 117,958; DENV-3, 8,766; DENV-4, 747. Serotype is missing in 97.9% of the notifications.</w:t>
+        <w:t xml:space="preserve">Done as you asked: discarded notifications are excluded from every analysis and table of the three diseases (chikungunya, code 5 and, in the early-2016 form, code 2; Zika, code 2, were the ones still included). The dengue files from 2022 on contain no discarded notifications. Excluding them leaves many empty state-months, so those are now zeros instead of missing months (the small Zika counts would otherwise have been annualized over the few months with cases); Espirito Santo 2021 (chikungunya and Zika), with no notification at all, stays missing. The classification panel of Figure 8 now shows confirmed, inconclusive and not yet classified (probable) cases.</w:t>
       </w:r>
     </w:p>
   </w:comment>
-  <w:comment w:id="35" w:author="Claude for ERA" w:date="2026-10-22T00:15:04Z" w:initials="C">
+  <w:comment w:id="67" w:author="Claude for ERA" w:date="2026-10-22T22:20:41Z" w:initials="C">
     <w:p>
       <w:r>
         <w:rPr>
@@ -4158,11 +4663,11 @@
           <w:sz w:val="20"/>
           <w:szCs w:val="20"/>
         </w:rPr>
-        <w:t xml:space="preserve">The missing reference is now Figures S4 (per-FU estimates) and S7 (significant per-FU estimates).</w:t>
+        <w:t xml:space="preserve">Clarified and relabeled: the panel previously called ELISA is the dengue NS1 antigen result (SINAN field RESUL_NS1, matched by yearly counts) and is now titled that way in the figure (Figure 7A); Figure 7B is the IgM serology (RESUL_SORO). RT-PCR results exist in the clinical tables but are not plotted. Please confirm.</w:t>
       </w:r>
     </w:p>
   </w:comment>
-  <w:comment w:id="36" w:author="Claude for ERA" w:date="2026-10-22T00:15:04Z" w:initials="C">
+  <w:comment w:id="68" w:author="Claude for ERA" w:date="2026-10-22T22:20:41Z" w:initials="C">
     <w:p>
       <w:r>
         <w:rPr>
@@ -4176,11 +4681,11 @@
           <w:sz w:val="20"/>
           <w:szCs w:val="20"/>
         </w:rPr>
-        <w:t xml:space="preserve">Agreed on both points. The lagged model is per FU and unconstrained (lags 0–2 entered jointly); no pooled lagged model exists in the outputs, and it is not a DLNM. Methods and Results now say so. A separate pooled DLNM with a linear lag–response over lags 0–2 is reported as a supplementary analysis.</w:t>
+        <w:t xml:space="preserve">Removed. The DLNM no longer appears in the Methods, the Results or the Discussion; the pooled lagged model reports what it added. The analysis itself stays among the repository outputs. This thread is closed.</w:t>
       </w:r>
     </w:p>
   </w:comment>
-  <w:comment w:id="37" w:author="Claude for ERA" w:date="2026-10-22T00:15:04Z" w:initials="C">
+  <w:comment w:id="69" w:author="Claude for ERA" w:date="2026-10-22T22:20:41Z" w:initials="C">
     <w:p>
       <w:r>
         <w:rPr>
@@ -4194,187 +4699,7 @@
           <w:sz w:val="20"/>
           <w:szCs w:val="20"/>
         </w:rPr>
-        <w:t xml:space="preserve">Clarified: Section 2.2 gives the national definition (RT-PCR, NS1 antigen, IgM/IgG ELISA, or clinical-epidemiological criterion), and Section 2.4 lists the results actually analyzed: the NS1 antigen and IgM serology results shown in Figure 7. RT-PCR results exist in the clinical tables but are not plotted.</w:t>
-      </w:r>
-    </w:p>
-  </w:comment>
-  <w:comment w:id="38" w:author="Claude for ERA" w:date="2026-10-22T00:15:04Z" w:initials="C">
-    <w:p>
-      <w:r>
-        <w:rPr>
-          <w:rStyle w:val="Refdecomentrio"/>
-        </w:rPr>
-        <w:annotationRef/>
-      </w:r>
-      <w:r>
-        <w:rPr>
-          <w:color w:val="000000"/>
-          <w:sz w:val="20"/>
-          <w:szCs w:val="20"/>
-        </w:rPr>
-        <w:t xml:space="preserve">Left open for the authors. The pipeline counts dengue as probable cases (all notifications except discarded); the Methods now state this. Restricting the analyses to confirmed cases would change every incidence, trend, Moran and GLM result and requires rerunning the pipeline.</w:t>
-      </w:r>
-    </w:p>
-  </w:comment>
-  <w:comment w:id="39" w:author="Claude for ERA" w:date="2026-10-22T00:15:04Z" w:initials="C">
-    <w:p>
-      <w:r>
-        <w:rPr>
-          <w:rStyle w:val="Refdecomentrio"/>
-        </w:rPr>
-        <w:annotationRef/>
-      </w:r>
-      <w:r>
-        <w:rPr>
-          <w:color w:val="000000"/>
-          <w:sz w:val="20"/>
-          <w:szCs w:val="20"/>
-        </w:rPr>
-        <w:t xml:space="preserve">Documented, not changed. Dengue excludes discarded notifications; chikungunya and Zika include all notifications, discarded ones too (700,721 chikungunya and 252,266 Zika in the tables behind the figures), so your reading is right. The Methods now say so. Excluding them needs a pipeline rerun (the Zika discard code is 2, not 5, and chikungunya 2016 has 102,858 records with legacy classification codes). Decision for the authors.</w:t>
-      </w:r>
-    </w:p>
-  </w:comment>
-  <w:comment w:id="40" w:author="Claude for ERA" w:date="2026-10-22T00:15:04Z" w:initials="C">
-    <w:p>
-      <w:r>
-        <w:rPr>
-          <w:rStyle w:val="Refdecomentrio"/>
-        </w:rPr>
-        <w:annotationRef/>
-      </w:r>
-      <w:r>
-        <w:rPr>
-          <w:color w:val="000000"/>
-          <w:sz w:val="20"/>
-          <w:szCs w:val="20"/>
-        </w:rPr>
-        <w:t xml:space="preserve">IBGE, not SINAN: Population Projections (2024 revision) for 2016–2023 and the official 1 July estimates published in the DOU for 2024–2026. References added.</w:t>
-      </w:r>
-    </w:p>
-  </w:comment>
-  <w:comment w:id="41" w:author="Claude for ERA" w:date="2026-10-22T00:15:04Z" w:initials="C">
-    <w:p>
-      <w:r>
-        <w:rPr>
-          <w:rStyle w:val="Refdecomentrio"/>
-        </w:rPr>
-        <w:annotationRef/>
-      </w:r>
-      <w:r>
-        <w:rPr>
-          <w:color w:val="000000"/>
-          <w:sz w:val="20"/>
-          <w:szCs w:val="20"/>
-        </w:rPr>
-        <w:t xml:space="preserve">Clarified: Figure 7A is the dengue NS1 antigen result and Figure 7B the IgM serology result. This was established by matching yearly counts with the SINAN fields, not from the GraphPad labels; please confirm.</w:t>
-      </w:r>
-    </w:p>
-  </w:comment>
-  <w:comment w:id="42" w:author="Claude for ERA" w:date="2026-10-22T00:15:04Z" w:initials="C">
-    <w:p>
-      <w:r>
-        <w:rPr>
-          <w:rStyle w:val="Refdecomentrio"/>
-        </w:rPr>
-        <w:annotationRef/>
-      </w:r>
-      <w:r>
-        <w:rPr>
-          <w:color w:val="000000"/>
-          <w:sz w:val="20"/>
-          <w:szCs w:val="20"/>
-        </w:rPr>
-        <w:t xml:space="preserve">Corrected. No formal test of α &gt; 0 was run, and the NB2 parameter α is not the quasi-Poisson φ. The Methods now report the Pearson dispersion of the Poisson fit and the maximum-likelihood estimate of α, and state that no formal test was performed. A likelihood-ratio test could be added from the log-likelihoods in glm_negbin_results.xlsx.</w:t>
-      </w:r>
-    </w:p>
-  </w:comment>
-  <w:comment w:id="43" w:author="Claude for ERA" w:date="2026-10-22T00:15:05Z" w:initials="C">
-    <w:p>
-      <w:r>
-        <w:rPr>
-          <w:rStyle w:val="Refdecomentrio"/>
-        </w:rPr>
-        <w:annotationRef/>
-      </w:r>
-      <w:r>
-        <w:rPr>
-          <w:color w:val="000000"/>
-          <w:sz w:val="20"/>
-          <w:szCs w:val="20"/>
-        </w:rPr>
-        <w:t xml:space="preserve">Done: rainfall is reported per 100 mm (about one SD of monthly rainfall), an exact transformation of the exported coefficient. Note that the rebuilt INMET rainfall (about 115 mm/month) is not on the scale of the original series, so the per-mm IRRs of the earlier draft are not comparable.</w:t>
-      </w:r>
-    </w:p>
-  </w:comment>
-  <w:comment w:id="44" w:author="Claude for ERA" w:date="2026-10-22T00:15:05Z" w:initials="C">
-    <w:p>
-      <w:r>
-        <w:rPr>
-          <w:rStyle w:val="Refdecomentrio"/>
-        </w:rPr>
-        <w:annotationRef/>
-      </w:r>
-      <w:r>
-        <w:rPr>
-          <w:color w:val="000000"/>
-          <w:sz w:val="20"/>
-          <w:szCs w:val="20"/>
-        </w:rPr>
-        <w:t xml:space="preserve">Figure 7D folds the SINAN serotype value 0 (not a valid serotype; 134,407 records in 2023) into “Ign/Blank”. Please confirm this treatment and describe it in the Methods if it is kept.</w:t>
-      </w:r>
-    </w:p>
-  </w:comment>
-  <w:comment w:id="45" w:author="Claude for ERA" w:date="2026-10-22T00:15:05Z" w:initials="C">
-    <w:p>
-      <w:r>
-        <w:rPr>
-          <w:rStyle w:val="Refdecomentrio"/>
-        </w:rPr>
-        <w:annotationRef/>
-      </w:r>
-      <w:r>
-        <w:rPr>
-          <w:color w:val="000000"/>
-          <w:sz w:val="20"/>
-          <w:szCs w:val="20"/>
-        </w:rPr>
-        <w:t xml:space="preserve">The supplementary DLNM has no numbered figure. Add outputs/2026-10-08/additional/dlnm_exposure_response.png as a supplementary figure, or delete this sentence.</w:t>
-      </w:r>
-    </w:p>
-  </w:comment>
-  <w:comment w:id="46" w:author="Claude for ERA" w:date="2026-10-22T00:15:05Z" w:initials="C">
-    <w:p>
-      <w:r>
-        <w:rPr>
-          <w:rStyle w:val="Refdecomentrio"/>
-        </w:rPr>
-        <w:annotationRef/>
-      </w:r>
-      <w:r>
-        <w:rPr>
-          <w:color w:val="000000"/>
-          <w:sz w:val="20"/>
-          <w:szCs w:val="20"/>
-        </w:rPr>
-        <w:t xml:space="preserve">docs/FIGURE_CAPTIONS.md quotes 2,901 chikungunya and 872 Zika cases reported by Espírito Santo for January–October 2021, but the cited page could not be read, so the numbers were left out. Please verify them (or cite the SESA-ES bulletin) before adding them.</w:t>
-      </w:r>
-    </w:p>
-  </w:comment>
-  <w:comment w:id="47" w:author="Claude for ERA" w:date="2026-10-22T00:15:05Z" w:initials="C">
-    <w:p>
-      <w:r>
-        <w:rPr>
-          <w:rStyle w:val="Refdecomentrio"/>
-        </w:rPr>
-        <w:annotationRef/>
-      </w:r>
-      <w:r>
-        <w:rPr>
-          <w:color w:val="000000"/>
-          <w:sz w:val="20"/>
-          <w:szCs w:val="20"/>
-        </w:rPr>
-        <w:t xml:space="preserve">2026 is annualized as cases × 12 / months reported. This inflates 2026 because October–December carry a small share of annual cases (see Discussion), and 2026 enters the trends, mean incidence, Moran’s I and LISA. Decide whether to keep 2026 in these analyses.</w:t>
+        <w:t xml:space="preserve">Kept 2026 in the analyses as you asked, and every place that uses it now says so: the abstract, the Methods (2.1, 2.3 to 2.6, 2.8), Results 3.1, 3.2 and 3.5, the Discussion, the limitations, the conclusion and the legends of the figures that include 2026 state that 2026 is a partial year (January–September), annualized ×12/9, which overstates it. A check in the build fails if a paragraph mentions 2026 without that statement. This thread is closed.</w:t>
       </w:r>
     </w:p>
   </w:comment>
@@ -4383,124 +4708,194 @@
 
 <file path=word/commentsExtended.xml><?xml version="1.0" encoding="utf-8"?>
 <w15:commentsEx xmlns:wpc="http://schemas.microsoft.com/office/word/2010/wordprocessingCanvas" xmlns:cx="http://schemas.microsoft.com/office/drawing/2014/chartex" xmlns:cx1="http://schemas.microsoft.com/office/drawing/2015/9/8/chartex" xmlns:cx2="http://schemas.microsoft.com/office/drawing/2015/10/21/chartex" xmlns:cx3="http://schemas.microsoft.com/office/drawing/2016/5/9/chartex" xmlns:cx4="http://schemas.microsoft.com/office/drawing/2016/5/10/chartex" xmlns:cx5="http://schemas.microsoft.com/office/drawing/2016/5/11/chartex" xmlns:cx6="http://schemas.microsoft.com/office/drawing/2016/5/12/chartex" xmlns:cx7="http://schemas.microsoft.com/office/drawing/2016/5/13/chartex" xmlns:cx8="http://schemas.microsoft.com/office/drawing/2016/5/14/chartex" xmlns:mc="http://schemas.openxmlformats.org/markup-compatibility/2006" xmlns:aink="http://schemas.microsoft.com/office/drawing/2016/ink" xmlns:am3d="http://schemas.microsoft.com/office/drawing/2017/model3d" xmlns:o="urn:schemas-microsoft-com:office:office" xmlns:oel="http://schemas.microsoft.com/office/2019/extlst" xmlns:r="http://schemas.openxmlformats.org/officeDocument/2006/relationships" xmlns:m="http://schemas.openxmlformats.org/officeDocument/2006/math" xmlns:v="urn:schemas-microsoft-com:vml" xmlns:wp14="http://schemas.microsoft.com/office/word/2010/wordprocessingDrawing" xmlns:wp="http://schemas.openxmlformats.org/drawingml/2006/wordprocessingDrawing" xmlns:w10="urn:schemas-microsoft-com:office:word" xmlns:w="http://schemas.openxmlformats.org/wordprocessingml/2006/main" xmlns:w14="http://schemas.microsoft.com/office/word/2010/wordml" xmlns:w15="http://schemas.microsoft.com/office/word/2012/wordml" xmlns:w16cex="http://schemas.microsoft.com/office/word/2018/wordml/cex" xmlns:w16cid="http://schemas.microsoft.com/office/word/2016/wordml/cid" xmlns:w16="http://schemas.microsoft.com/office/word/2018/wordml" xmlns:w16du="http://schemas.microsoft.com/office/word/2023/wordml/word16du" xmlns:w16sdtdh="http://schemas.microsoft.com/office/word/2020/wordml/sdtdatahash" xmlns:w16sdtfl="http://schemas.microsoft.com/office/word/2024/wordml/sdtformatlock" xmlns:w16se="http://schemas.microsoft.com/office/word/2015/wordml/symex" xmlns:wpg="http://schemas.microsoft.com/office/word/2010/wordprocessingGroup" xmlns:wpi="http://schemas.microsoft.com/office/word/2010/wordprocessingInk" xmlns:wne="http://schemas.microsoft.com/office/word/2006/wordml" xmlns:wps="http://schemas.microsoft.com/office/word/2010/wordprocessingShape" mc:Ignorable="w14 w15 w16se w16cid w16 w16cex w16sdtdh w16sdtfl w16du wp14">
-  <w15:commentEx w15:paraId="59A73891" w15:done="0"/>
-  <w15:commentEx w15:paraId="3B5C660B" w15:done="0"/>
-  <w15:commentEx w15:paraId="1ED15A18" w15:done="0"/>
-  <w15:commentEx w15:paraId="418E48C1" w15:done="0"/>
-  <w15:commentEx w15:paraId="3D244076" w15:done="0"/>
-  <w15:commentEx w15:paraId="48C86E53" w15:done="0"/>
-  <w15:commentEx w15:paraId="02D881B3" w15:done="0"/>
-  <w15:commentEx w15:paraId="63A82409" w15:done="0"/>
-  <w15:commentEx w15:paraId="5C516408" w15:done="0"/>
-  <w15:commentEx w15:paraId="00ED72F5" w15:done="0"/>
-  <w15:commentEx w15:paraId="54BCAB8A" w15:done="0"/>
-  <w15:commentEx w15:paraId="6C64AB7C" w15:done="0"/>
-  <w15:commentEx w15:paraId="25056A5E" w15:done="0"/>
-  <w15:commentEx w15:paraId="5FA9C7CF" w15:done="0"/>
-  <w15:commentEx w15:paraId="3EC119AE" w15:done="0"/>
-  <w15:commentEx w15:paraId="79666CA6" w15:done="0"/>
-  <w15:commentEx w15:paraId="69B851CF" w15:done="0"/>
-  <w15:commentEx w15:paraId="3D0252E3" w15:done="0"/>
-  <w15:commentEx w15:paraId="290D6320" w15:done="0"/>
-  <w15:commentEx w15:paraId="15EB2961" w15:done="0"/>
-  <w15:commentEx w15:paraId="45E9C025" w15:paraIdParent="59A73891" w15:done="0"/>
-  <w15:commentEx w15:paraId="31434042" w15:paraIdParent="3B5C660B" w15:done="0"/>
-  <w15:commentEx w15:paraId="6D074465" w15:paraIdParent="1ED15A18" w15:done="0"/>
-  <w15:commentEx w15:paraId="01628552" w15:paraIdParent="418E48C1" w15:done="0"/>
-  <w15:commentEx w15:paraId="30CA33A6" w15:paraIdParent="3D244076" w15:done="0"/>
-  <w15:commentEx w15:paraId="28354E01" w15:paraIdParent="48C86E53" w15:done="0"/>
-  <w15:commentEx w15:paraId="52514C91" w15:paraIdParent="02D881B3" w15:done="0"/>
-  <w15:commentEx w15:paraId="3DAD6A65" w15:paraIdParent="63A82409" w15:done="0"/>
-  <w15:commentEx w15:paraId="33ED2C93" w15:paraIdParent="5C516408" w15:done="0"/>
-  <w15:commentEx w15:paraId="7446F5CB" w15:paraIdParent="00ED72F5" w15:done="0"/>
-  <w15:commentEx w15:paraId="02524291" w15:paraIdParent="54BCAB8A" w15:done="0"/>
-  <w15:commentEx w15:paraId="57342C2B" w15:paraIdParent="6C64AB7C" w15:done="0"/>
-  <w15:commentEx w15:paraId="4B15DEEF" w15:paraIdParent="25056A5E" w15:done="0"/>
-  <w15:commentEx w15:paraId="07EC9239" w15:paraIdParent="5FA9C7CF" w15:done="0"/>
-  <w15:commentEx w15:paraId="3B19DE82" w15:paraIdParent="3EC119AE" w15:done="0"/>
-  <w15:commentEx w15:paraId="0B958883" w15:paraIdParent="79666CA6" w15:done="0"/>
-  <w15:commentEx w15:paraId="277053FD" w15:paraIdParent="69B851CF" w15:done="0"/>
-  <w15:commentEx w15:paraId="6C8B136A" w15:paraIdParent="3D0252E3" w15:done="0"/>
-  <w15:commentEx w15:paraId="212ADA21" w15:paraIdParent="290D6320" w15:done="0"/>
-  <w15:commentEx w15:paraId="16E15055" w15:paraIdParent="15EB2961" w15:done="0"/>
-  <w15:commentEx w15:paraId="13878AEE" w15:done="0"/>
-  <w15:commentEx w15:paraId="7CAC6446" w15:done="0"/>
-  <w15:commentEx w15:paraId="5376ED19" w15:done="0"/>
-  <w15:commentEx w15:paraId="0EA03FF1" w15:done="0"/>
+  <w15:commentEx w15:paraId="42BE21C2" w15:done="1"/>
+  <w15:commentEx w15:paraId="07569D86" w15:done="0"/>
+  <w15:commentEx w15:paraId="2587F65F" w15:done="0"/>
+  <w15:commentEx w15:paraId="6A6E3EBD" w15:done="0"/>
+  <w15:commentEx w15:paraId="723FD103" w15:done="1"/>
+  <w15:commentEx w15:paraId="50199CE9" w15:done="1"/>
+  <w15:commentEx w15:paraId="0BC73C84" w15:done="1"/>
+  <w15:commentEx w15:paraId="1CE58F3A" w15:done="1"/>
+  <w15:commentEx w15:paraId="5EF42AF6" w15:done="1"/>
+  <w15:commentEx w15:paraId="1817509C" w15:done="1"/>
+  <w15:commentEx w15:paraId="1C4F5615" w15:done="1"/>
+  <w15:commentEx w15:paraId="27392307" w15:done="1"/>
+  <w15:commentEx w15:paraId="2D815109" w15:done="0"/>
+  <w15:commentEx w15:paraId="0E974DE4" w15:done="1"/>
+  <w15:commentEx w15:paraId="1BDDBFB5" w15:done="0"/>
+  <w15:commentEx w15:paraId="0E2D2B90" w15:done="0"/>
+  <w15:commentEx w15:paraId="4D2C8431" w15:done="1"/>
+  <w15:commentEx w15:paraId="3ACDF990" w15:done="1"/>
+  <w15:commentEx w15:paraId="654F1A63" w15:done="1"/>
+  <w15:commentEx w15:paraId="3C425073" w15:done="0"/>
+  <w15:commentEx w15:paraId="323D5592" w15:done="1"/>
+  <w15:commentEx w15:paraId="6C6E45A2" w15:done="0"/>
+  <w15:commentEx w15:paraId="3A9E9D90" w15:done="1"/>
+  <w15:commentEx w15:paraId="22F4E144" w15:done="0" w15:paraIdParent="42BE21C2"/>
+  <w15:commentEx w15:paraId="0C750AC4" w15:done="0" w15:paraIdParent="07569D86"/>
+  <w15:commentEx w15:paraId="48AE2EAE" w15:done="0" w15:paraIdParent="2587F65F"/>
+  <w15:commentEx w15:paraId="793C831A" w15:done="0" w15:paraIdParent="6A6E3EBD"/>
+  <w15:commentEx w15:paraId="5E10A2C1" w15:done="0" w15:paraIdParent="723FD103"/>
+  <w15:commentEx w15:paraId="74A6DE64" w15:done="0" w15:paraIdParent="50199CE9"/>
+  <w15:commentEx w15:paraId="1ABE4F33" w15:done="0" w15:paraIdParent="0BC73C84"/>
+  <w15:commentEx w15:paraId="799165F8" w15:done="0" w15:paraIdParent="1CE58F3A"/>
+  <w15:commentEx w15:paraId="287F39D8" w15:done="0" w15:paraIdParent="5EF42AF6"/>
+  <w15:commentEx w15:paraId="17AD9698" w15:done="0" w15:paraIdParent="1817509C"/>
+  <w15:commentEx w15:paraId="1C7406E4" w15:done="0" w15:paraIdParent="1C4F5615"/>
+  <w15:commentEx w15:paraId="75761230" w15:done="0" w15:paraIdParent="27392307"/>
+  <w15:commentEx w15:paraId="640FDEC6" w15:done="0" w15:paraIdParent="2D815109"/>
+  <w15:commentEx w15:paraId="761BE820" w15:done="0" w15:paraIdParent="0E974DE4"/>
+  <w15:commentEx w15:paraId="73C82DDA" w15:done="0" w15:paraIdParent="1BDDBFB5"/>
+  <w15:commentEx w15:paraId="3E622D56" w15:done="0" w15:paraIdParent="0E2D2B90"/>
+  <w15:commentEx w15:paraId="284ED12B" w15:done="0" w15:paraIdParent="4D2C8431"/>
+  <w15:commentEx w15:paraId="5AF41945" w15:done="0" w15:paraIdParent="3ACDF990"/>
+  <w15:commentEx w15:paraId="4C73C32B" w15:done="0" w15:paraIdParent="654F1A63"/>
+  <w15:commentEx w15:paraId="169FAE1C" w15:done="0" w15:paraIdParent="07569D86"/>
+  <w15:commentEx w15:paraId="19A2D0B4" w15:done="0" w15:paraIdParent="0E2D2B90"/>
+  <w15:commentEx w15:paraId="36C9F970" w15:done="0" w15:paraIdParent="1BDDBFB5"/>
+  <w15:commentEx w15:paraId="7BA19284" w15:done="1" w15:paraIdParent="3A9E9D90"/>
+  <w15:commentEx w15:paraId="0BFF1893" w15:done="0" w15:paraIdParent="2587F65F"/>
+  <w15:commentEx w15:paraId="7E31D5DA" w15:done="0" w15:paraIdParent="6A6E3EBD"/>
+  <w15:commentEx w15:paraId="40D63EE1" w15:done="0" w15:paraIdParent="2D815109"/>
+  <w15:commentEx w15:paraId="5998253B" w15:done="1" w15:paraIdParent="323D5592"/>
+  <w15:commentEx w15:paraId="45E9C025" w15:paraIdParent="42BE21C2" w15:done="0"/>
+  <w15:commentEx w15:paraId="31434042" w15:paraIdParent="07569D86" w15:done="0"/>
+  <w15:commentEx w15:paraId="6D074465" w15:paraIdParent="2587F65F" w15:done="0"/>
+  <w15:commentEx w15:paraId="01628552" w15:paraIdParent="6A6E3EBD" w15:done="0"/>
+  <w15:commentEx w15:paraId="30CA33A6" w15:paraIdParent="0BC73C84" w15:done="0"/>
+  <w15:commentEx w15:paraId="28354E01" w15:paraIdParent="5EF42AF6" w15:done="0"/>
+  <w15:commentEx w15:paraId="52514C91" w15:paraIdParent="1817509C" w15:done="0"/>
+  <w15:commentEx w15:paraId="3DAD6A65" w15:paraIdParent="1C4F5615" w15:done="0"/>
+  <w15:commentEx w15:paraId="33ED2C93" w15:paraIdParent="2D815109" w15:done="0"/>
+  <w15:commentEx w15:paraId="7446F5CB" w15:paraIdParent="1BDDBFB5" w15:done="0"/>
+  <w15:commentEx w15:paraId="02524291" w15:paraIdParent="0E2D2B90" w15:done="0"/>
+  <w15:commentEx w15:paraId="57342C2B" w15:paraIdParent="3ACDF990" w15:done="0"/>
+  <w15:commentEx w15:paraId="4B15DEEF" w15:paraIdParent="323D5592" w15:done="1"/>
+  <w15:commentEx w15:paraId="07EC9239" w15:paraIdParent="3A9E9D90" w15:done="1"/>
 </w15:commentsEx>
 </file>
 
 <file path=word/commentsExtensible.xml><?xml version="1.0" encoding="utf-8"?>
-<w16cex:commentsExtensible xmlns:wpc="http://schemas.microsoft.com/office/word/2010/wordprocessingCanvas" xmlns:cx="http://schemas.microsoft.com/office/drawing/2014/chartex" xmlns:cx1="http://schemas.microsoft.com/office/drawing/2015/9/8/chartex" xmlns:cx2="http://schemas.microsoft.com/office/drawing/2015/10/21/chartex" xmlns:cx3="http://schemas.microsoft.com/office/drawing/2016/5/9/chartex" xmlns:cx4="http://schemas.microsoft.com/office/drawing/2016/5/10/chartex" xmlns:cx5="http://schemas.microsoft.com/office/drawing/2016/5/11/chartex" xmlns:cx6="http://schemas.microsoft.com/office/drawing/2016/5/12/chartex" xmlns:cx7="http://schemas.microsoft.com/office/drawing/2016/5/13/chartex" xmlns:cx8="http://schemas.microsoft.com/office/drawing/2016/5/14/chartex" xmlns:cr="http://schemas.microsoft.com/office/comments/2020/reactions" xmlns:mc="http://schemas.openxmlformats.org/markup-compatibility/2006" xmlns:aink="http://schemas.microsoft.com/office/drawing/2016/ink" xmlns:am3d="http://schemas.microsoft.com/office/drawing/2017/model3d" xmlns:o="urn:schemas-microsoft-com:office:office" xmlns:oel="http://schemas.microsoft.com/office/2019/extlst" xmlns:r="http://schemas.openxmlformats.org/officeDocument/2006/relationships" xmlns:m="http://schemas.openxmlformats.org/officeDocument/2006/math" xmlns:v="urn:schemas-microsoft-com:vml" xmlns:wp14="http://schemas.microsoft.com/office/word/2010/wordprocessingDrawing" xmlns:wp="http://schemas.openxmlformats.org/drawingml/2006/wordprocessingDrawing" xmlns:w10="urn:schemas-microsoft-com:office:word" xmlns:w="http://schemas.openxmlformats.org/wordprocessingml/2006/main" xmlns:w14="http://schemas.microsoft.com/office/word/2010/wordml" xmlns:w15="http://schemas.microsoft.com/office/word/2012/wordml" xmlns:w16cex="http://schemas.microsoft.com/office/word/2018/wordml/cex" xmlns:w16cid="http://schemas.microsoft.com/office/word/2016/wordml/cid" xmlns:w16="http://schemas.microsoft.com/office/word/2018/wordml" xmlns:w16du="http://schemas.microsoft.com/office/word/2023/wordml/word16du" xmlns:w16sdtdh="http://schemas.microsoft.com/office/word/2020/wordml/sdtdatahash" xmlns:w16sdtfl="http://schemas.microsoft.com/office/word/2024/wordml/sdtformatlock" xmlns:w16se="http://schemas.microsoft.com/office/word/2015/wordml/symex" xmlns:wpg="http://schemas.microsoft.com/office/word/2010/wordprocessingGroup" xmlns:wpi="http://schemas.microsoft.com/office/word/2010/wordprocessingInk" xmlns:wne="http://schemas.microsoft.com/office/word/2006/wordml" xmlns:wps="http://schemas.microsoft.com/office/word/2010/wordprocessingShape" mc:Ignorable="w14 w15 w16se w16cid w16 w16cex w16sdtdh w16sdtfl cr w16du wp14">
-  <w16cex:commentExtensible w16cex:durableId="515C77D7" w16cex:dateUtc="2026-10-09T14:37:00Z"/>
-  <w16cex:commentExtensible w16cex:durableId="605F5001" w16cex:dateUtc="2026-10-09T14:46:00Z"/>
-  <w16cex:commentExtensible w16cex:durableId="7AD68AD7" w16cex:dateUtc="2026-10-08T19:46:00Z"/>
-  <w16cex:commentExtensible w16cex:durableId="58BD2757" w16cex:dateUtc="2026-10-08T19:49:00Z"/>
-  <w16cex:commentExtensible w16cex:durableId="5B4F9494" w16cex:dateUtc="2026-10-08T19:50:00Z"/>
-  <w16cex:commentExtensible w16cex:durableId="1BFC3049" w16cex:dateUtc="2026-10-08T19:53:00Z"/>
-  <w16cex:commentExtensible w16cex:durableId="2BB411F6" w16cex:dateUtc="2026-10-05T20:38:00Z"/>
-  <w16cex:commentExtensible w16cex:durableId="033E4A66" w16cex:dateUtc="2026-10-08T19:44:00Z"/>
-  <w16cex:commentExtensible w16cex:durableId="7E08012B" w16cex:dateUtc="2026-10-08T19:45:00Z"/>
-  <w16cex:commentExtensible w16cex:durableId="3A2A2B9F" w16cex:dateUtc="2026-10-06T19:44:00Z"/>
-  <w16cex:commentExtensible w16cex:durableId="1741DB75" w16cex:dateUtc="2026-10-06T19:53:00Z"/>
-  <w16cex:commentExtensible w16cex:durableId="21A2F897" w16cex:dateUtc="2026-10-08T20:03:00Z"/>
-  <w16cex:commentExtensible w16cex:durableId="646F788C" w16cex:dateUtc="2026-10-09T14:51:00Z"/>
-  <w16cex:commentExtensible w16cex:durableId="3A28826D" w16cex:dateUtc="2026-10-09T14:19:00Z"/>
-  <w16cex:commentExtensible w16cex:durableId="531138CF" w16cex:dateUtc="2026-10-09T14:21:00Z"/>
-  <w16cex:commentExtensible w16cex:durableId="450CC4C7" w16cex:dateUtc="2026-10-09T14:14:00Z"/>
-  <w16cex:commentExtensible w16cex:durableId="14DF2CEF" w16cex:dateUtc="2026-10-05T14:50:00Z"/>
-  <w16cex:commentExtensible w16cex:durableId="4CF10B99" w16cex:dateUtc="2026-10-05T15:48:00Z"/>
-  <w16cex:commentExtensible w16cex:durableId="69334CBE" w16cex:dateUtc="2026-10-09T14:27:00Z"/>
-  <w16cex:commentExtensible w16cex:durableId="4F008D16" w16cex:dateUtc="2026-10-05T14:59:00Z"/>
-  <w16cex:commentExtensible w16cex:durableId="7B70717C" w16cex:dateUtc="2026-10-22T00:15:03Z"/>
-  <w16cex:commentExtensible w16cex:durableId="4A487E4B" w16cex:dateUtc="2026-10-22T00:15:04Z"/>
-  <w16cex:commentExtensible w16cex:durableId="7C4CFD68" w16cex:dateUtc="2026-10-22T00:15:04Z"/>
-  <w16cex:commentExtensible w16cex:durableId="7D707B30" w16cex:dateUtc="2026-10-22T00:15:04Z"/>
-  <w16cex:commentExtensible w16cex:durableId="33C2D0DD" w16cex:dateUtc="2026-10-22T00:15:04Z"/>
-  <w16cex:commentExtensible w16cex:durableId="51AFA5AA" w16cex:dateUtc="2026-10-22T00:15:04Z"/>
-  <w16cex:commentExtensible w16cex:durableId="1DD9E3B7" w16cex:dateUtc="2026-10-22T00:15:04Z"/>
-  <w16cex:commentExtensible w16cex:durableId="33137B7E" w16cex:dateUtc="2026-10-22T00:15:04Z"/>
-  <w16cex:commentExtensible w16cex:durableId="000439D8" w16cex:dateUtc="2026-10-22T00:15:04Z"/>
-  <w16cex:commentExtensible w16cex:durableId="1C1F068F" w16cex:dateUtc="2026-10-22T00:15:04Z"/>
-  <w16cex:commentExtensible w16cex:durableId="06E60F0F" w16cex:dateUtc="2026-10-22T00:15:04Z"/>
-  <w16cex:commentExtensible w16cex:durableId="4FF575F2" w16cex:dateUtc="2026-10-22T00:15:04Z"/>
-  <w16cex:commentExtensible w16cex:durableId="508AD052" w16cex:dateUtc="2026-10-22T00:15:04Z"/>
-  <w16cex:commentExtensible w16cex:durableId="0F61EF76" w16cex:dateUtc="2026-10-22T00:15:04Z"/>
-  <w16cex:commentExtensible w16cex:durableId="344BB793" w16cex:dateUtc="2026-10-22T00:15:04Z"/>
-  <w16cex:commentExtensible w16cex:durableId="0DF6C359" w16cex:dateUtc="2026-10-22T00:15:04Z"/>
-  <w16cex:commentExtensible w16cex:durableId="605F5830" w16cex:dateUtc="2026-10-22T00:15:04Z"/>
-  <w16cex:commentExtensible w16cex:durableId="5633EDB5" w16cex:dateUtc="2026-10-22T00:15:04Z"/>
-  <w16cex:commentExtensible w16cex:durableId="66046B6C" w16cex:dateUtc="2026-10-22T00:15:04Z"/>
-  <w16cex:commentExtensible w16cex:durableId="120499F9" w16cex:dateUtc="2026-10-22T00:15:05Z"/>
-  <w16cex:commentExtensible w16cex:durableId="0F29BA3B" w16cex:dateUtc="2026-10-22T00:15:05Z"/>
-  <w16cex:commentExtensible w16cex:durableId="77D2C623" w16cex:dateUtc="2026-10-22T00:15:05Z"/>
-  <w16cex:commentExtensible w16cex:durableId="070E7EA7" w16cex:dateUtc="2026-10-22T00:15:05Z"/>
-  <w16cex:commentExtensible w16cex:durableId="5A651A0B" w16cex:dateUtc="2026-10-22T00:15:05Z"/>
+<w16cex:commentsExtensible xmlns:wpc="http://schemas.microsoft.com/office/word/2010/wordprocessingCanvas" xmlns:cx="http://schemas.microsoft.com/office/drawing/2014/chartex" xmlns:cx1="http://schemas.microsoft.com/office/drawing/2015/9/8/chartex" xmlns:cx2="http://schemas.microsoft.com/office/drawing/2015/10/21/chartex" xmlns:cx3="http://schemas.microsoft.com/office/drawing/2016/5/9/chartex" xmlns:cx4="http://schemas.microsoft.com/office/drawing/2016/5/10/chartex" xmlns:cx5="http://schemas.microsoft.com/office/drawing/2016/5/11/chartex" xmlns:cx6="http://schemas.microsoft.com/office/drawing/2016/5/12/chartex" xmlns:cx7="http://schemas.microsoft.com/office/drawing/2016/5/13/chartex" xmlns:cx8="http://schemas.microsoft.com/office/drawing/2016/5/14/chartex" xmlns:mc="http://schemas.openxmlformats.org/markup-compatibility/2006" xmlns:aink="http://schemas.microsoft.com/office/drawing/2016/ink" xmlns:am3d="http://schemas.microsoft.com/office/drawing/2017/model3d" xmlns:o="urn:schemas-microsoft-com:office:office" xmlns:oel="http://schemas.microsoft.com/office/2019/extlst" xmlns:r="http://schemas.openxmlformats.org/officeDocument/2006/relationships" xmlns:m="http://schemas.openxmlformats.org/officeDocument/2006/math" xmlns:v="urn:schemas-microsoft-com:vml" xmlns:wp14="http://schemas.microsoft.com/office/word/2010/wordprocessingDrawing" xmlns:wp="http://schemas.openxmlformats.org/drawingml/2006/wordprocessingDrawing" xmlns:w10="urn:schemas-microsoft-com:office:word" xmlns:w="http://schemas.openxmlformats.org/wordprocessingml/2006/main" xmlns:w14="http://schemas.microsoft.com/office/word/2010/wordml" xmlns:w15="http://schemas.microsoft.com/office/word/2012/wordml" xmlns:w16cex="http://schemas.microsoft.com/office/word/2018/wordml/cex" xmlns:w16cid="http://schemas.microsoft.com/office/word/2016/wordml/cid" xmlns:w16="http://schemas.microsoft.com/office/word/2018/wordml" xmlns:w16du="http://schemas.microsoft.com/office/word/2023/wordml/word16du" xmlns:w16sdtdh="http://schemas.microsoft.com/office/word/2020/wordml/sdtdatahash" xmlns:w16sdtfl="http://schemas.microsoft.com/office/word/2024/wordml/sdtformatlock" xmlns:w16se="http://schemas.microsoft.com/office/word/2015/wordml/symex" xmlns:wpg="http://schemas.microsoft.com/office/word/2010/wordprocessingGroup" xmlns:wpi="http://schemas.microsoft.com/office/word/2010/wordprocessingInk" xmlns:wne="http://schemas.microsoft.com/office/word/2006/wordml" xmlns:wps="http://schemas.microsoft.com/office/word/2010/wordprocessingShape" mc:Ignorable="w14 w15 w16se w16cid w16 w16cex w16sdtdh w16sdtfl w16du wp14">
+  <w16cex:commentExtensible w16cex:durableId="04E486C1" w16cex:dateUtc="2026-10-09T09:37:00Z"/>
+  <w16cex:commentExtensible w16cex:durableId="5C8E2D53" w16cex:dateUtc="2026-10-09T09:46:00Z"/>
+  <w16cex:commentExtensible w16cex:durableId="03E9D38A" w16cex:dateUtc="2026-10-08T14:46:00Z"/>
+  <w16cex:commentExtensible w16cex:durableId="5AC80BF6" w16cex:dateUtc="2026-10-08T14:49:00Z"/>
+  <w16cex:commentExtensible w16cex:durableId="4D65CBDB" w16cex:dateUtc="2026-10-08T14:50:00Z"/>
+  <w16cex:commentExtensible w16cex:durableId="60AA4803" w16cex:dateUtc="2026-10-08T14:53:00Z"/>
+  <w16cex:commentExtensible w16cex:durableId="4750D0B6" w16cex:dateUtc="2026-10-05T15:38:00Z"/>
+  <w16cex:commentExtensible w16cex:durableId="0838AC23" w16cex:dateUtc="2026-10-08T14:44:00Z"/>
+  <w16cex:commentExtensible w16cex:durableId="458C699D" w16cex:dateUtc="2026-10-08T14:45:00Z"/>
+  <w16cex:commentExtensible w16cex:durableId="418E6AE1" w16cex:dateUtc="2026-10-06T14:44:00Z"/>
+  <w16cex:commentExtensible w16cex:durableId="3DC72FB9" w16cex:dateUtc="2026-10-06T14:53:00Z"/>
+  <w16cex:commentExtensible w16cex:durableId="4F4B93CB" w16cex:dateUtc="2026-10-08T15:03:00Z"/>
+  <w16cex:commentExtensible w16cex:durableId="6A427817" w16cex:dateUtc="2026-10-09T09:51:00Z"/>
+  <w16cex:commentExtensible w16cex:durableId="49CE203A" w16cex:dateUtc="2026-10-09T09:19:00Z"/>
+  <w16cex:commentExtensible w16cex:durableId="7240903E" w16cex:dateUtc="2026-10-09T09:21:00Z"/>
+  <w16cex:commentExtensible w16cex:durableId="425895F2" w16cex:dateUtc="2026-10-09T09:14:00Z"/>
+  <w16cex:commentExtensible w16cex:durableId="512DF0B0" w16cex:dateUtc="2026-10-05T09:50:00Z"/>
+  <w16cex:commentExtensible w16cex:durableId="2E31CC8A" w16cex:dateUtc="2026-10-05T10:48:00Z"/>
+  <w16cex:commentExtensible w16cex:durableId="6742879E" w16cex:dateUtc="2026-10-09T09:27:00Z"/>
+  <w16cex:commentExtensible w16cex:durableId="251E0460" w16cex:dateUtc="2026-10-22T00:15:05Z"/>
+  <w16cex:commentExtensible w16cex:durableId="504D05A9" w16cex:dateUtc="2026-10-22T00:15:05Z"/>
+  <w16cex:commentExtensible w16cex:durableId="6FB251A6" w16cex:dateUtc="2026-10-22T00:15:05Z"/>
+  <w16cex:commentExtensible w16cex:durableId="7FD327A8" w16cex:dateUtc="2026-10-22T00:15:05Z"/>
+  <w16cex:commentExtensible w16cex:durableId="4D87FA9E" w16cex:dateUtc="2026-10-22T00:15:03Z"/>
+  <w16cex:commentExtensible w16cex:durableId="3EBC0D00" w16cex:dateUtc="2026-10-22T00:15:04Z"/>
+  <w16cex:commentExtensible w16cex:durableId="30267AB6" w16cex:dateUtc="2026-10-22T00:15:04Z"/>
+  <w16cex:commentExtensible w16cex:durableId="76416459" w16cex:dateUtc="2026-10-22T00:15:04Z"/>
+  <w16cex:commentExtensible w16cex:durableId="77E5A4DF" w16cex:dateUtc="2026-10-22T00:15:04Z"/>
+  <w16cex:commentExtensible w16cex:durableId="65379FF0" w16cex:dateUtc="2026-10-22T00:15:04Z"/>
+  <w16cex:commentExtensible w16cex:durableId="131DD270" w16cex:dateUtc="2026-10-22T00:15:04Z"/>
+  <w16cex:commentExtensible w16cex:durableId="35E2589F" w16cex:dateUtc="2026-10-22T00:15:04Z"/>
+  <w16cex:commentExtensible w16cex:durableId="719B80FD" w16cex:dateUtc="2026-10-22T00:15:04Z"/>
+  <w16cex:commentExtensible w16cex:durableId="47632F3A" w16cex:dateUtc="2026-10-22T00:15:04Z"/>
+  <w16cex:commentExtensible w16cex:durableId="09142897" w16cex:dateUtc="2026-10-22T00:15:04Z"/>
+  <w16cex:commentExtensible w16cex:durableId="7BBEDADF" w16cex:dateUtc="2026-10-22T00:15:04Z"/>
+  <w16cex:commentExtensible w16cex:durableId="29751F7D" w16cex:dateUtc="2026-10-22T00:15:04Z"/>
+  <w16cex:commentExtensible w16cex:durableId="57B88C19" w16cex:dateUtc="2026-10-22T00:15:04Z"/>
+  <w16cex:commentExtensible w16cex:durableId="06AD9208" w16cex:dateUtc="2026-10-22T00:15:04Z"/>
+  <w16cex:commentExtensible w16cex:durableId="7CD3DB69" w16cex:dateUtc="2026-10-22T00:15:04Z"/>
+  <w16cex:commentExtensible w16cex:durableId="3E1C0418" w16cex:dateUtc="2026-10-22T00:15:04Z"/>
+  <w16cex:commentExtensible w16cex:durableId="3C72B83E" w16cex:dateUtc="2026-10-22T00:15:04Z"/>
+  <w16cex:commentExtensible w16cex:durableId="507E817E" w16cex:dateUtc="2026-10-22T00:15:04Z"/>
+  <w16cex:commentExtensible w16cex:durableId="54265A2B" w16cex:dateUtc="2026-10-22T21:29:12Z"/>
+  <w16cex:commentExtensible w16cex:durableId="181D94B1" w16cex:dateUtc="2026-10-22T21:29:36Z"/>
+  <w16cex:commentExtensible w16cex:durableId="74EBCD1E" w16cex:dateUtc="2026-10-22T21:30:42Z"/>
+  <w16cex:commentExtensible w16cex:durableId="4F2A1190" w16cex:dateUtc="2026-10-22T21:31:37Z"/>
+  <w16cex:commentExtensible w16cex:durableId="77E89399" w16cex:dateUtc="2026-10-22T21:32:30Z"/>
+  <w16cex:commentExtensible w16cex:durableId="502B2853" w16cex:dateUtc="2026-10-22T21:33:18Z"/>
+  <w16cex:commentExtensible w16cex:durableId="3C6E0B58" w16cex:dateUtc="2026-10-22T21:35:11Z"/>
+  <w16cex:commentExtensible w16cex:durableId="4DF677A5" w16cex:dateUtc="2026-10-22T21:35:44Z"/>
+  <w16cex:commentExtensible w16cex:durableId="7B70717C" w16cex:dateUtc="2026-10-22T22:20:40Z"/>
+  <w16cex:commentExtensible w16cex:durableId="4A487E4B" w16cex:dateUtc="2026-10-22T22:20:40Z"/>
+  <w16cex:commentExtensible w16cex:durableId="7C4CFD68" w16cex:dateUtc="2026-10-22T22:20:40Z"/>
+  <w16cex:commentExtensible w16cex:durableId="7D707B30" w16cex:dateUtc="2026-10-22T22:20:40Z"/>
+  <w16cex:commentExtensible w16cex:durableId="33C2D0DD" w16cex:dateUtc="2026-10-22T22:20:41Z"/>
+  <w16cex:commentExtensible w16cex:durableId="51AFA5AA" w16cex:dateUtc="2026-10-22T22:20:41Z"/>
+  <w16cex:commentExtensible w16cex:durableId="1DD9E3B7" w16cex:dateUtc="2026-10-22T22:20:41Z"/>
+  <w16cex:commentExtensible w16cex:durableId="33137B7E" w16cex:dateUtc="2026-10-22T22:20:41Z"/>
+  <w16cex:commentExtensible w16cex:durableId="000439D8" w16cex:dateUtc="2026-10-22T22:20:41Z"/>
+  <w16cex:commentExtensible w16cex:durableId="1C1F068F" w16cex:dateUtc="2026-10-22T22:20:41Z"/>
+  <w16cex:commentExtensible w16cex:durableId="06E60F0F" w16cex:dateUtc="2026-10-22T22:20:41Z"/>
+  <w16cex:commentExtensible w16cex:durableId="4FF575F2" w16cex:dateUtc="2026-10-22T22:20:41Z"/>
+  <w16cex:commentExtensible w16cex:durableId="508AD052" w16cex:dateUtc="2026-10-22T22:20:41Z"/>
+  <w16cex:commentExtensible w16cex:durableId="0F61EF76" w16cex:dateUtc="2026-10-22T22:20:41Z"/>
 </w16cex:commentsExtensible>
 </file>
 
 <file path=word/commentsIds.xml><?xml version="1.0" encoding="utf-8"?>
 <w16cid:commentsIds xmlns:wpc="http://schemas.microsoft.com/office/word/2010/wordprocessingCanvas" xmlns:cx="http://schemas.microsoft.com/office/drawing/2014/chartex" xmlns:cx1="http://schemas.microsoft.com/office/drawing/2015/9/8/chartex" xmlns:cx2="http://schemas.microsoft.com/office/drawing/2015/10/21/chartex" xmlns:cx3="http://schemas.microsoft.com/office/drawing/2016/5/9/chartex" xmlns:cx4="http://schemas.microsoft.com/office/drawing/2016/5/10/chartex" xmlns:cx5="http://schemas.microsoft.com/office/drawing/2016/5/11/chartex" xmlns:cx6="http://schemas.microsoft.com/office/drawing/2016/5/12/chartex" xmlns:cx7="http://schemas.microsoft.com/office/drawing/2016/5/13/chartex" xmlns:cx8="http://schemas.microsoft.com/office/drawing/2016/5/14/chartex" xmlns:mc="http://schemas.openxmlformats.org/markup-compatibility/2006" xmlns:aink="http://schemas.microsoft.com/office/drawing/2016/ink" xmlns:am3d="http://schemas.microsoft.com/office/drawing/2017/model3d" xmlns:o="urn:schemas-microsoft-com:office:office" xmlns:oel="http://schemas.microsoft.com/office/2019/extlst" xmlns:r="http://schemas.openxmlformats.org/officeDocument/2006/relationships" xmlns:m="http://schemas.openxmlformats.org/officeDocument/2006/math" xmlns:v="urn:schemas-microsoft-com:vml" xmlns:wp14="http://schemas.microsoft.com/office/word/2010/wordprocessingDrawing" xmlns:wp="http://schemas.openxmlformats.org/drawingml/2006/wordprocessingDrawing" xmlns:w10="urn:schemas-microsoft-com:office:word" xmlns:w="http://schemas.openxmlformats.org/wordprocessingml/2006/main" xmlns:w14="http://schemas.microsoft.com/office/word/2010/wordml" xmlns:w15="http://schemas.microsoft.com/office/word/2012/wordml" xmlns:w16cex="http://schemas.microsoft.com/office/word/2018/wordml/cex" xmlns:w16cid="http://schemas.microsoft.com/office/word/2016/wordml/cid" xmlns:w16="http://schemas.microsoft.com/office/word/2018/wordml" xmlns:w16du="http://schemas.microsoft.com/office/word/2023/wordml/word16du" xmlns:w16sdtdh="http://schemas.microsoft.com/office/word/2020/wordml/sdtdatahash" xmlns:w16sdtfl="http://schemas.microsoft.com/office/word/2024/wordml/sdtformatlock" xmlns:w16se="http://schemas.microsoft.com/office/word/2015/wordml/symex" xmlns:wpg="http://schemas.microsoft.com/office/word/2010/wordprocessingGroup" xmlns:wpi="http://schemas.microsoft.com/office/word/2010/wordprocessingInk" xmlns:wne="http://schemas.microsoft.com/office/word/2006/wordml" xmlns:wps="http://schemas.microsoft.com/office/word/2010/wordprocessingShape" mc:Ignorable="w14 w15 w16se w16cid w16 w16cex w16sdtdh w16sdtfl w16du wp14">
-  <w16cid:commentId w16cid:paraId="59A73891" w16cid:durableId="515C77D7"/>
-  <w16cid:commentId w16cid:paraId="3B5C660B" w16cid:durableId="605F5001"/>
-  <w16cid:commentId w16cid:paraId="1ED15A18" w16cid:durableId="7AD68AD7"/>
-  <w16cid:commentId w16cid:paraId="418E48C1" w16cid:durableId="58BD2757"/>
-  <w16cid:commentId w16cid:paraId="3D244076" w16cid:durableId="5B4F9494"/>
-  <w16cid:commentId w16cid:paraId="48C86E53" w16cid:durableId="1BFC3049"/>
-  <w16cid:commentId w16cid:paraId="02D881B3" w16cid:durableId="2BB411F6"/>
-  <w16cid:commentId w16cid:paraId="63A82409" w16cid:durableId="033E4A66"/>
-  <w16cid:commentId w16cid:paraId="5C516408" w16cid:durableId="7E08012B"/>
-  <w16cid:commentId w16cid:paraId="00ED72F5" w16cid:durableId="3A2A2B9F"/>
-  <w16cid:commentId w16cid:paraId="54BCAB8A" w16cid:durableId="1741DB75"/>
-  <w16cid:commentId w16cid:paraId="6C64AB7C" w16cid:durableId="21A2F897"/>
-  <w16cid:commentId w16cid:paraId="25056A5E" w16cid:durableId="646F788C"/>
-  <w16cid:commentId w16cid:paraId="5FA9C7CF" w16cid:durableId="3A28826D"/>
-  <w16cid:commentId w16cid:paraId="3EC119AE" w16cid:durableId="531138CF"/>
-  <w16cid:commentId w16cid:paraId="79666CA6" w16cid:durableId="450CC4C7"/>
-  <w16cid:commentId w16cid:paraId="69B851CF" w16cid:durableId="14DF2CEF"/>
-  <w16cid:commentId w16cid:paraId="3D0252E3" w16cid:durableId="4CF10B99"/>
-  <w16cid:commentId w16cid:paraId="290D6320" w16cid:durableId="69334CBE"/>
-  <w16cid:commentId w16cid:paraId="15EB2961" w16cid:durableId="4F008D16"/>
+  <w16cid:commentId w16cid:paraId="42BE21C2" w16cid:durableId="04E486C1"/>
+  <w16cid:commentId w16cid:paraId="07569D86" w16cid:durableId="5C8E2D53"/>
+  <w16cid:commentId w16cid:paraId="2587F65F" w16cid:durableId="03E9D38A"/>
+  <w16cid:commentId w16cid:paraId="6A6E3EBD" w16cid:durableId="5AC80BF6"/>
+  <w16cid:commentId w16cid:paraId="723FD103" w16cid:durableId="4D65CBDB"/>
+  <w16cid:commentId w16cid:paraId="50199CE9" w16cid:durableId="60AA4803"/>
+  <w16cid:commentId w16cid:paraId="0BC73C84" w16cid:durableId="4750D0B6"/>
+  <w16cid:commentId w16cid:paraId="1CE58F3A" w16cid:durableId="0838AC23"/>
+  <w16cid:commentId w16cid:paraId="5EF42AF6" w16cid:durableId="458C699D"/>
+  <w16cid:commentId w16cid:paraId="1817509C" w16cid:durableId="418E6AE1"/>
+  <w16cid:commentId w16cid:paraId="1C4F5615" w16cid:durableId="3DC72FB9"/>
+  <w16cid:commentId w16cid:paraId="27392307" w16cid:durableId="4F4B93CB"/>
+  <w16cid:commentId w16cid:paraId="2D815109" w16cid:durableId="6A427817"/>
+  <w16cid:commentId w16cid:paraId="0E974DE4" w16cid:durableId="49CE203A"/>
+  <w16cid:commentId w16cid:paraId="1BDDBFB5" w16cid:durableId="7240903E"/>
+  <w16cid:commentId w16cid:paraId="0E2D2B90" w16cid:durableId="425895F2"/>
+  <w16cid:commentId w16cid:paraId="4D2C8431" w16cid:durableId="512DF0B0"/>
+  <w16cid:commentId w16cid:paraId="3ACDF990" w16cid:durableId="2E31CC8A"/>
+  <w16cid:commentId w16cid:paraId="654F1A63" w16cid:durableId="6742879E"/>
+  <w16cid:commentId w16cid:paraId="3C425073" w16cid:durableId="251E0460"/>
+  <w16cid:commentId w16cid:paraId="323D5592" w16cid:durableId="504D05A9"/>
+  <w16cid:commentId w16cid:paraId="6C6E45A2" w16cid:durableId="6FB251A6"/>
+  <w16cid:commentId w16cid:paraId="3A9E9D90" w16cid:durableId="7FD327A8"/>
+  <w16cid:commentId w16cid:paraId="22F4E144" w16cid:durableId="4D87FA9E"/>
+  <w16cid:commentId w16cid:paraId="0C750AC4" w16cid:durableId="3EBC0D00"/>
+  <w16cid:commentId w16cid:paraId="48AE2EAE" w16cid:durableId="30267AB6"/>
+  <w16cid:commentId w16cid:paraId="793C831A" w16cid:durableId="76416459"/>
+  <w16cid:commentId w16cid:paraId="5E10A2C1" w16cid:durableId="77E5A4DF"/>
+  <w16cid:commentId w16cid:paraId="74A6DE64" w16cid:durableId="65379FF0"/>
+  <w16cid:commentId w16cid:paraId="1ABE4F33" w16cid:durableId="131DD270"/>
+  <w16cid:commentId w16cid:paraId="799165F8" w16cid:durableId="35E2589F"/>
+  <w16cid:commentId w16cid:paraId="287F39D8" w16cid:durableId="719B80FD"/>
+  <w16cid:commentId w16cid:paraId="17AD9698" w16cid:durableId="47632F3A"/>
+  <w16cid:commentId w16cid:paraId="1C7406E4" w16cid:durableId="09142897"/>
+  <w16cid:commentId w16cid:paraId="75761230" w16cid:durableId="7BBEDADF"/>
+  <w16cid:commentId w16cid:paraId="640FDEC6" w16cid:durableId="29751F7D"/>
+  <w16cid:commentId w16cid:paraId="761BE820" w16cid:durableId="57B88C19"/>
+  <w16cid:commentId w16cid:paraId="73C82DDA" w16cid:durableId="06AD9208"/>
+  <w16cid:commentId w16cid:paraId="3E622D56" w16cid:durableId="7CD3DB69"/>
+  <w16cid:commentId w16cid:paraId="284ED12B" w16cid:durableId="3E1C0418"/>
+  <w16cid:commentId w16cid:paraId="5AF41945" w16cid:durableId="3C72B83E"/>
+  <w16cid:commentId w16cid:paraId="4C73C32B" w16cid:durableId="507E817E"/>
+  <w16cid:commentId w16cid:paraId="169FAE1C" w16cid:durableId="54265A2B"/>
+  <w16cid:commentId w16cid:paraId="19A2D0B4" w16cid:durableId="181D94B1"/>
+  <w16cid:commentId w16cid:paraId="36C9F970" w16cid:durableId="74EBCD1E"/>
+  <w16cid:commentId w16cid:paraId="7BA19284" w16cid:durableId="4F2A1190"/>
+  <w16cid:commentId w16cid:paraId="0BFF1893" w16cid:durableId="77E89399"/>
+  <w16cid:commentId w16cid:paraId="7E31D5DA" w16cid:durableId="502B2853"/>
+  <w16cid:commentId w16cid:paraId="40D63EE1" w16cid:durableId="3C6E0B58"/>
+  <w16cid:commentId w16cid:paraId="5998253B" w16cid:durableId="4DF677A5"/>
   <w16cid:commentId w16cid:paraId="45E9C025" w16cid:durableId="7B70717C"/>
   <w16cid:commentId w16cid:paraId="31434042" w16cid:durableId="4A487E4B"/>
   <w16cid:commentId w16cid:paraId="6D074465" w16cid:durableId="7C4CFD68"/>
@@ -4515,16 +4910,6 @@
   <w16cid:commentId w16cid:paraId="57342C2B" w16cid:durableId="4FF575F2"/>
   <w16cid:commentId w16cid:paraId="4B15DEEF" w16cid:durableId="508AD052"/>
   <w16cid:commentId w16cid:paraId="07EC9239" w16cid:durableId="0F61EF76"/>
-  <w16cid:commentId w16cid:paraId="3B19DE82" w16cid:durableId="344BB793"/>
-  <w16cid:commentId w16cid:paraId="0B958883" w16cid:durableId="0DF6C359"/>
-  <w16cid:commentId w16cid:paraId="277053FD" w16cid:durableId="605F5830"/>
-  <w16cid:commentId w16cid:paraId="6C8B136A" w16cid:durableId="5633EDB5"/>
-  <w16cid:commentId w16cid:paraId="212ADA21" w16cid:durableId="66046B6C"/>
-  <w16cid:commentId w16cid:paraId="16E15055" w16cid:durableId="120499F9"/>
-  <w16cid:commentId w16cid:paraId="13878AEE" w16cid:durableId="0F29BA3B"/>
-  <w16cid:commentId w16cid:paraId="7CAC6446" w16cid:durableId="77D2C623"/>
-  <w16cid:commentId w16cid:paraId="5376ED19" w16cid:durableId="070E7EA7"/>
-  <w16cid:commentId w16cid:paraId="0EA03FF1" w16cid:durableId="5A651A0B"/>
 </w16cid:commentsIds>
 </file>
 
